--- a/交付成果/第4轮朗读优化版/朗读优化8周版/读书会20_从凡夫到圣者道果与涅槃_8周资料包（朗读优化版）/Word版/第1周_四圣者层次总说_学员版.docx
+++ b/交付成果/第4轮朗读优化版/朗读优化8周版/读书会20_从凡夫到圣者道果与涅槃_8周资料包（朗读优化版）/Word版/第1周_四圣者层次总说_学员版.docx
@@ -4,301 +4,269 @@
   <w:body>
     <w:p>
       <w:pPr>
-        <w:spacing w:before="160" w:after="80"/>
-      </w:pPr>
-      <w:r>
-        <w:rPr>
-          <w:rFonts w:ascii="Microsoft YaHei" w:hAnsi="Microsoft YaHei" w:eastAsia="Microsoft YaHei"/>
-          <w:b/>
-          <w:color w:val="1E5631"/>
-          <w:sz w:val="34"/>
-        </w:rPr>
-        <w:t>第1周：四圣者层次总说（学员版）</w:t>
+        <w:jc w:val="right"/>
+      </w:pPr>
+      <w:r>
+        <w:rPr>
+          <w:color w:val="888888"/>
+          <w:sz w:val="16"/>
+        </w:rPr>
+        <w:t>📅 最近更新：2026-09-26 12:50　|　第三轮8周版同步：学员版主持人专属内容清理；元数据与 CHANGELOG 同步；结构仍6环节120min；共读原文一字未改；第4轮朗读优化（2026-09-26）：音频转写来源的共读原文已口语化改写</w:t>
       </w:r>
     </w:p>
     <w:p>
       <w:pPr>
-        <w:spacing w:before="40" w:after="80"/>
-        <w:ind w:left="283"/>
-        <w:shd w:val="clear" w:color="auto" w:fill="EDF6EF"/>
-        <w:pBdr>
-          <w:left w:val="single" w:sz="20" w:space="6" w:color="1E5631"/>
-        </w:pBdr>
+        <w:jc w:val="center"/>
       </w:pPr>
       <w:r>
         <w:rPr>
           <w:b/>
-          <w:sz w:val="20"/>
-        </w:rPr>
-        <w:t>读书会20：从凡夫到圣者——道果与涅槃 · 第1周</w:t>
-      </w:r>
-      <w:r>
-        <w:rPr>
-          <w:sz w:val="20"/>
-        </w:rPr>
-        <w:t xml:space="preserve"> 各位法友，欢迎来到「从凡夫到圣者——道果与涅槃」系列的第一讲。接下来的八周，我们会沿着佛陀亲证的这条道路往前走：先看四圣者的层次与共同点（W1–W4），再逐个进入十六观智的次第（W5–W6），接着抵达道智、果智与省察智那一瞬间（W7），最后回到整张修行全景图（W8）。这一讲是全系列的地基：</w:t>
-      </w:r>
-      <w:r>
-        <w:rPr>
-          <w:b/>
-          <w:sz w:val="20"/>
-        </w:rPr>
-        <w:t>如果连「圣者有哪几种、他们共同断掉了什么」都不清楚，后面的观智与果位就会像悬在空中的名词。</w:t>
-      </w:r>
-      <w:r>
-        <w:rPr>
-          <w:sz w:val="20"/>
-        </w:rPr>
-        <w:t xml:space="preserve"> 请你带着一个开放的问题来听：你对「圣者」「初果」这几个字，原本的印象是什么？今天也许可以换一个角度看看——它们不是遥不可及的光环，而是一条</w:t>
-      </w:r>
-      <w:r>
-        <w:rPr>
-          <w:b/>
-          <w:sz w:val="20"/>
-        </w:rPr>
-        <w:t>从此刻脚下开始、有台阶、有方向的路</w:t>
-      </w:r>
-      <w:r>
-        <w:rPr>
-          <w:sz w:val="20"/>
-        </w:rPr>
-        <w:t>。</w:t>
+          <w:color w:val="1E4620"/>
+          <w:sz w:val="36"/>
+        </w:rPr>
+        <w:t>第1周：四圣者层次总说</w:t>
       </w:r>
     </w:p>
     <w:p>
       <w:pPr>
-        <w:spacing w:before="40" w:after="80"/>
-        <w:ind w:left="283"/>
-        <w:shd w:val="clear" w:color="auto" w:fill="EDF6EF"/>
+        <w:ind w:left="170"/>
         <w:pBdr>
-          <w:left w:val="single" w:sz="20" w:space="6" w:color="1E5631"/>
+          <w:left w:val="single" w:sz="18" w:space="4" w:color="1E4620"/>
         </w:pBdr>
-      </w:pPr>
-      <w:r>
-        <w:rPr>
-          <w:sz w:val="20"/>
-        </w:rPr>
-        <w:t>本周主题：四圣者不是四种「天赋等级」，而是同一条路上</w:t>
-      </w:r>
+        <w:shd w:val="clear" w:fill="F2F5FA"/>
+      </w:pPr>
       <w:r>
         <w:rPr>
           <w:b/>
-          <w:sz w:val="20"/>
-        </w:rPr>
-        <w:t>烦恼层层被断</w:t>
-      </w:r>
-      <w:r>
-        <w:rPr>
-          <w:sz w:val="20"/>
-        </w:rPr>
-        <w:t>的四个里程点——十结在四道智中分别被断，从凡夫的「更改种姓心」一步跨入圣流，从此方向不可逆转。 说明：本学员版按次序列出本讲全部共读内容（★核心必读 / ◈扩展可选）与讨论、练习，内容与主持人版完全一致。</w:t>
+        </w:rPr>
+        <w:t>读书会20：从凡夫到圣者——道果与涅槃 · 第1周</w:t>
       </w:r>
     </w:p>
     <w:p>
       <w:pPr>
-        <w:spacing w:before="160" w:after="80"/>
-      </w:pPr>
-      <w:r>
-        <w:rPr>
-          <w:rFonts w:ascii="Microsoft YaHei" w:hAnsi="Microsoft YaHei" w:eastAsia="Microsoft YaHei"/>
+        <w:ind w:left="170"/>
+        <w:pBdr>
+          <w:left w:val="single" w:sz="18" w:space="4" w:color="1E4620"/>
+        </w:pBdr>
+        <w:shd w:val="clear" w:fill="F2F5FA"/>
+      </w:pPr>
+      <w:r>
+        <w:rPr>
+          <w:b w:val="0"/>
+        </w:rPr>
+        <w:t>各位法友，欢迎来到「从凡夫到圣者——道果与涅槃」系列的第一讲。接下来的八周，我们会沿着佛陀亲证的这条道路往前走：先看四圣者的层次与共同点（W1–W4），再逐个进入十六观智的次第（W5–W6），接着抵达道智、果智与省察智那一瞬间（W7），最后回到整张修行全景图（W8）。这一讲是全系列的地基：</w:t>
+      </w:r>
+      <w:r>
+        <w:rPr>
           <w:b/>
-          <w:color w:val="1E5631"/>
-          <w:sz w:val="28"/>
-        </w:rPr>
-        <w:t>📋 本周信息卡</w:t>
+        </w:rPr>
+        <w:t>如果连「圣者有哪几种、他们共同断掉了什么」都不清楚，后面的观智与果位就会像悬在空中的名词。</w:t>
       </w:r>
     </w:p>
     <w:p>
-      <w:r>
-        <w:rPr>
-          <w:sz w:val="21"/>
-        </w:rPr>
-        <w:t>时长120min｜核心问题：</w:t>
+      <w:pPr>
+        <w:ind w:left="170"/>
+        <w:pBdr>
+          <w:left w:val="single" w:sz="18" w:space="4" w:color="1E4620"/>
+        </w:pBdr>
+        <w:shd w:val="clear" w:fill="F2F5FA"/>
+      </w:pPr>
+      <w:r>
+        <w:rPr>
+          <w:b w:val="0"/>
+        </w:rPr>
+        <w:t>请你带着一个开放的问题来听：你对「圣者」「初果」这几个字，原本的印象是什么？今天也许可以换一个角度看看——它们不是遥不可及的光环，而是一条</w:t>
       </w:r>
       <w:r>
         <w:rPr>
           <w:b/>
-          <w:sz w:val="21"/>
-        </w:rPr>
-        <w:t>「四圣者」究竟差在哪里、又共同在哪里？烦恼被分成「十结」，又是怎样在四种圣道里层层断除的？从凡夫到圣者，那「一步」到底发生了什么，我又该怎样理解这条属于我的路？</w:t>
-      </w:r>
-      <w:r>
-        <w:rPr>
-          <w:sz w:val="21"/>
-        </w:rPr>
-        <w:t>｜共读原文提要：本周共三份材料——①玛欣德尊者讲记《斷煩惱與證道果》以「烦恼根本（贪瞋痴）→十结→四道智（入流／一来／不来／阿拉汉）→四圣果」立起全周骨架（txt，★核心，仅取总说章节）；②《4 佛法问答-禅修》以问答形式讲「从凡夫证初果」须受持的戒与须通晓的理、「依师、依传承」与判断禅法正误的标准，并回答「在家人能不能证初果」「怎样保证不退人身（小须陀洹）」「所引导者与慧解脱」（pdf）；③《上座部佛教與止觀》讲「以现证圣果为禅修目标」（最低限度须在今生证初果）与「以戒定慧为禅修次第」（pdf）。三条线索汇成一句：</w:t>
-      </w:r>
-      <w:r>
-        <w:rPr>
-          <w:b/>
-          <w:sz w:val="21"/>
-        </w:rPr>
-        <w:t>烦恼有十结，四道智层层断结；四圣者共断烦恼、共趣涅槃；而从凡夫到圣者的第一步，就发生在今生今世的戒定慧实践中。</w:t>
-      </w:r>
-      <w:r>
-        <w:rPr>
-          <w:sz w:val="21"/>
-        </w:rPr>
-        <w:t>｜本周作业：用自己的话写下「烦恼（我身上最明显的一结）→ 我准备用戒／定／慧的哪一层去面对」的一次诚实观察，一页纸即可。</w:t>
+        </w:rPr>
+        <w:t>从此刻脚下开始、有台阶、有方向的路</w:t>
+      </w:r>
+      <w:r>
+        <w:rPr>
+          <w:b w:val="0"/>
+        </w:rPr>
+        <w:t>。</w:t>
       </w:r>
     </w:p>
     <w:p>
       <w:pPr>
-        <w:spacing w:before="160" w:after="80"/>
-      </w:pPr>
-      <w:r>
-        <w:rPr>
-          <w:rFonts w:ascii="Microsoft YaHei" w:hAnsi="Microsoft YaHei" w:eastAsia="Microsoft YaHei"/>
+        <w:ind w:left="170"/>
+        <w:pBdr>
+          <w:left w:val="single" w:sz="18" w:space="4" w:color="1E4620"/>
+        </w:pBdr>
+        <w:shd w:val="clear" w:fill="F2F5FA"/>
+      </w:pPr>
+      <w:r>
+        <w:rPr>
+          <w:b w:val="0"/>
+        </w:rPr>
+        <w:t>本周主题：四圣者不是四种「天赋等级」，而是同一条路上</w:t>
+      </w:r>
+      <w:r>
+        <w:rPr>
           <w:b/>
-          <w:color w:val="1E5631"/>
-          <w:sz w:val="28"/>
-        </w:rPr>
-        <w:t>💡 本讲金句（可板书）</w:t>
+        </w:rPr>
+        <w:t>烦恼层层被断</w:t>
+      </w:r>
+      <w:r>
+        <w:rPr>
+          <w:b w:val="0"/>
+        </w:rPr>
+        <w:t>的四个里程点——十结在四道智中分别被断，从凡夫的「更改种姓心」一步跨入圣流，从此方向不可逆转。</w:t>
       </w:r>
     </w:p>
     <w:p>
       <w:pPr>
-        <w:ind w:left="340"/>
-      </w:pPr>
-      <w:r>
-        <w:rPr>
-          <w:color w:val="1E5631"/>
-          <w:sz w:val="21"/>
-        </w:rPr>
-        <w:t xml:space="preserve">• </w:t>
-      </w:r>
-      <w:r>
-        <w:rPr>
-          <w:b/>
-          <w:sz w:val="21"/>
-        </w:rPr>
-        <w:t>四圣者不是四种天赋，而是同一条路上烦恼层层被断的四个里程点。</w:t>
+        <w:ind w:left="170"/>
+        <w:pBdr>
+          <w:left w:val="single" w:sz="18" w:space="4" w:color="1E4620"/>
+        </w:pBdr>
+        <w:shd w:val="clear" w:fill="F2F5FA"/>
+      </w:pPr>
+      <w:r>
+        <w:rPr>
+          <w:b w:val="0"/>
+        </w:rPr>
+        <w:t>说明：本学员版按次序列出本讲全部共读内容（★核心必读 / ◈扩展可选）与讨论、练习，内容与主持人版完全一致。</w:t>
       </w:r>
     </w:p>
     <w:p>
-      <w:pPr>
-        <w:ind w:left="340"/>
-      </w:pPr>
-      <w:r>
-        <w:rPr>
-          <w:color w:val="1E5631"/>
-          <w:sz w:val="21"/>
-        </w:rPr>
-        <w:t xml:space="preserve">• </w:t>
-      </w:r>
       <w:r>
         <w:rPr>
           <w:b/>
-          <w:sz w:val="21"/>
-        </w:rPr>
-        <w:t>烦恼可归为十结；四道智一层断一层，阿拉汉道断尽一切。</w:t>
+          <w:color w:val="1E4620"/>
+          <w:sz w:val="26"/>
+        </w:rPr>
+        <w:t>📋 本周信息卡</w:t>
       </w:r>
     </w:p>
     <w:p>
-      <w:pPr>
-        <w:ind w:left="340"/>
-      </w:pPr>
-      <w:r>
-        <w:rPr>
-          <w:color w:val="1E5631"/>
-          <w:sz w:val="21"/>
-        </w:rPr>
-        <w:t xml:space="preserve">• </w:t>
+      <w:r>
+        <w:rPr>
+          <w:b w:val="0"/>
+        </w:rPr>
+        <w:t>时长120min｜核心问题：</w:t>
       </w:r>
       <w:r>
         <w:rPr>
           <w:b/>
-          <w:sz w:val="21"/>
-        </w:rPr>
-        <w:t>入流断三结，一来减弱欲贪与瞋恚，不来断欲贪瞋恚二结，阿拉汉断五上分结。</w:t>
+        </w:rPr>
+        <w:t>「四圣者」究竟差在哪里、又共同在哪里？烦恼被分成「十结」，又是怎样在四种圣道里层层断除的？从凡夫到圣者，那「一步」到底发生了什么，我又该怎样理解这条属于我的路？</w:t>
+      </w:r>
+      <w:r>
+        <w:rPr>
+          <w:b w:val="0"/>
+        </w:rPr>
+        <w:t>｜共读原文提要：本周共三份材料——①玛欣德尊者讲记《斷煩惱與證道果》以「烦恼根本（贪瞋痴）→十结→四道智（入流／一来／不来／阿拉汉）→四圣果」立起全周骨架（txt，★核心，仅取总说章节）；②《4 佛法问答-禅修》以问答形式讲「从凡夫证初果」须受持的戒与须通晓的理、「依师、依传承」与判断禅法正误的标准，并回答「在家人能不能证初果」「怎样保证不退人身（小须陀洹）」「所引导者与慧解脱」（pdf）；③《上座部佛教與止觀》讲「以现证圣果为禅修目标」（最低限度须在今生证初果）与「以戒定慧为禅修次第」（pdf）。三条线索汇成一句：</w:t>
+      </w:r>
+      <w:r>
+        <w:rPr>
+          <w:b/>
+        </w:rPr>
+        <w:t>烦恼有十结，四道智层层断结；四圣者共断烦恼、共趣涅槃；而从凡夫到圣者的第一步，就发生在今生今世的戒定慧实践中。</w:t>
+      </w:r>
+      <w:r>
+        <w:rPr>
+          <w:b w:val="0"/>
+        </w:rPr>
+        <w:t>｜本周作业：用自己的话写下「烦恼（我身上最明显的一结）→ 我准备用戒／定／慧的哪一层去面对」的一次诚实观察，一页纸即可。</w:t>
       </w:r>
     </w:p>
     <w:p>
-      <w:pPr>
-        <w:ind w:left="340"/>
-      </w:pPr>
-      <w:r>
-        <w:rPr>
-          <w:color w:val="1E5631"/>
-          <w:sz w:val="21"/>
-        </w:rPr>
-        <w:t xml:space="preserve">• </w:t>
-      </w:r>
       <w:r>
         <w:rPr>
           <w:b/>
-          <w:sz w:val="21"/>
-        </w:rPr>
-        <w:t>从凡夫到圣者的那一步，叫做「更改种姓心」——超越凡夫种姓，达到圣者种姓。</w:t>
+          <w:color w:val="1E4620"/>
+          <w:sz w:val="26"/>
+        </w:rPr>
+        <w:t>💡 本讲金句（可板书）</w:t>
       </w:r>
     </w:p>
     <w:p>
       <w:pPr>
-        <w:ind w:left="340"/>
-      </w:pPr>
-      <w:r>
-        <w:rPr>
-          <w:color w:val="1E5631"/>
-          <w:sz w:val="21"/>
-        </w:rPr>
-        <w:t xml:space="preserve">• </w:t>
-      </w:r>
+        <w:pStyle w:val="ListBullet"/>
+      </w:pPr>
       <w:r>
         <w:rPr>
           <w:b/>
-          <w:sz w:val="21"/>
-        </w:rPr>
-        <w:t>初果是「保险」，不是「奖状」：不堕恶趣，最多七次人天往返，必证涅槃。</w:t>
+        </w:rPr>
+        <w:t>四圣者不是四种天赋，而是同一条路上烦恼层层被断的四个里程点。</w:t>
       </w:r>
     </w:p>
     <w:p>
       <w:pPr>
-        <w:ind w:left="340"/>
-      </w:pPr>
-      <w:r>
-        <w:rPr>
-          <w:color w:val="1E5631"/>
-          <w:sz w:val="21"/>
-        </w:rPr>
-        <w:t xml:space="preserve">• </w:t>
-      </w:r>
+        <w:pStyle w:val="ListBullet"/>
+      </w:pPr>
       <w:r>
         <w:rPr>
           <w:b/>
-          <w:sz w:val="21"/>
-        </w:rPr>
-        <w:t>了解圣者，是认识一条道路的里程碑，不是衡量自己或他人到哪一级。</w:t>
+        </w:rPr>
+        <w:t>烦恼可归为十结；四道智一层断一层，阿拉汉道断尽一切。</w:t>
       </w:r>
     </w:p>
     <w:p>
       <w:pPr>
-        <w:ind w:left="340"/>
-      </w:pPr>
-      <w:r>
-        <w:rPr>
-          <w:color w:val="1E5631"/>
-          <w:sz w:val="21"/>
-        </w:rPr>
-        <w:t xml:space="preserve">• </w:t>
-      </w:r>
+        <w:pStyle w:val="ListBullet"/>
+      </w:pPr>
       <w:r>
         <w:rPr>
           <w:b/>
-          <w:sz w:val="21"/>
-        </w:rPr>
-        <w:t>「诸比库，犹如大海唯有一味，即咸味……此法、律唯有一味，即解脱味。」</w:t>
+        </w:rPr>
+        <w:t>入流断三结，一来减弱欲贪与瞋恚，不来断欲贪瞋恚二结，阿拉汉断五上分结。</w:t>
       </w:r>
     </w:p>
     <w:p>
       <w:pPr>
-        <w:spacing w:before="160" w:after="80"/>
-      </w:pPr>
-      <w:r>
-        <w:rPr>
-          <w:rFonts w:ascii="Microsoft YaHei" w:hAnsi="Microsoft YaHei" w:eastAsia="Microsoft YaHei"/>
+        <w:pStyle w:val="ListBullet"/>
+      </w:pPr>
+      <w:r>
+        <w:rPr>
           <w:b/>
-          <w:color w:val="1E5631"/>
-          <w:sz w:val="28"/>
+        </w:rPr>
+        <w:t>从凡夫到圣者的那一步，叫做「更改种姓心」——超越凡夫种姓，达到圣者种姓。</w:t>
+      </w:r>
+    </w:p>
+    <w:p>
+      <w:pPr>
+        <w:pStyle w:val="ListBullet"/>
+      </w:pPr>
+      <w:r>
+        <w:rPr>
+          <w:b/>
+        </w:rPr>
+        <w:t>初果是「保险」，不是「奖状」：不堕恶趣，最多七次人天往返，必证涅槃。</w:t>
+      </w:r>
+    </w:p>
+    <w:p>
+      <w:pPr>
+        <w:pStyle w:val="ListBullet"/>
+      </w:pPr>
+      <w:r>
+        <w:rPr>
+          <w:b/>
+        </w:rPr>
+        <w:t>了解圣者，是认识一条道路的里程碑，不是衡量自己或他人到哪一级。</w:t>
+      </w:r>
+    </w:p>
+    <w:p>
+      <w:pPr>
+        <w:pStyle w:val="ListBullet"/>
+      </w:pPr>
+      <w:r>
+        <w:rPr>
+          <w:b/>
+        </w:rPr>
+        <w:t>「诸比库，犹如大海唯有一味，即咸味……此法、律唯有一味，即解脱味。」</w:t>
+      </w:r>
+    </w:p>
+    <w:p>
+      <w:r>
+        <w:rPr>
+          <w:b/>
+          <w:color w:val="1E4620"/>
+          <w:sz w:val="26"/>
         </w:rPr>
         <w:t>🧩 术语速查（读原文时随手对照）</w:t>
       </w:r>
@@ -307,7 +275,6 @@
       <w:tblPr>
         <w:tblStyle w:val="TableGrid"/>
         <w:tblW w:type="auto" w:w="0"/>
-        <w:jc w:val="center"/>
         <w:tblLook w:firstColumn="1" w:firstRow="1" w:lastColumn="0" w:lastRow="0" w:noHBand="0" w:noVBand="1" w:val="04A0"/>
       </w:tblPr>
       <w:tblGrid>
@@ -319,17 +286,20 @@
         <w:tc>
           <w:tcPr>
             <w:tcW w:type="dxa" w:w="3213"/>
-            <w:shd w:val="clear" w:color="auto" w:fill="1E5631"/>
+            <w:shd w:val="clear" w:fill="1E4620"/>
           </w:tcPr>
           <w:p>
-            <w:pPr>
-              <w:spacing w:after="20"/>
-            </w:pPr>
             <w:r>
               <w:rPr>
-                <w:b/>
                 <w:color w:val="FFFFFF"/>
-                <w:sz w:val="19"/>
+                <w:sz w:val="18"/>
+              </w:rPr>
+            </w:r>
+            <w:r>
+              <w:rPr>
+                <w:b w:val="0"/>
+                <w:color w:val="FFFFFF"/>
+                <w:sz w:val="18"/>
               </w:rPr>
               <w:t>术语</w:t>
             </w:r>
@@ -338,17 +308,20 @@
         <w:tc>
           <w:tcPr>
             <w:tcW w:type="dxa" w:w="3213"/>
-            <w:shd w:val="clear" w:color="auto" w:fill="1E5631"/>
+            <w:shd w:val="clear" w:fill="1E4620"/>
           </w:tcPr>
           <w:p>
-            <w:pPr>
-              <w:spacing w:after="20"/>
-            </w:pPr>
             <w:r>
               <w:rPr>
-                <w:b/>
                 <w:color w:val="FFFFFF"/>
-                <w:sz w:val="19"/>
+                <w:sz w:val="18"/>
+              </w:rPr>
+            </w:r>
+            <w:r>
+              <w:rPr>
+                <w:b w:val="0"/>
+                <w:color w:val="FFFFFF"/>
+                <w:sz w:val="18"/>
               </w:rPr>
               <w:t>出处</w:t>
             </w:r>
@@ -357,17 +330,20 @@
         <w:tc>
           <w:tcPr>
             <w:tcW w:type="dxa" w:w="3213"/>
-            <w:shd w:val="clear" w:color="auto" w:fill="1E5631"/>
+            <w:shd w:val="clear" w:fill="1E4620"/>
           </w:tcPr>
           <w:p>
-            <w:pPr>
-              <w:spacing w:after="20"/>
-            </w:pPr>
             <w:r>
               <w:rPr>
-                <w:b/>
                 <w:color w:val="FFFFFF"/>
-                <w:sz w:val="19"/>
+                <w:sz w:val="18"/>
+              </w:rPr>
+            </w:r>
+            <w:r>
+              <w:rPr>
+                <w:b w:val="0"/>
+                <w:color w:val="FFFFFF"/>
+                <w:sz w:val="18"/>
               </w:rPr>
               <w:t>白话</w:t>
             </w:r>
@@ -380,12 +356,15 @@
             <w:tcW w:type="dxa" w:w="3213"/>
           </w:tcPr>
           <w:p>
-            <w:pPr>
-              <w:spacing w:after="20"/>
-            </w:pPr>
             <w:r>
               <w:rPr>
-                <w:sz w:val="19"/>
+                <w:sz w:val="18"/>
+              </w:rPr>
+            </w:r>
+            <w:r>
+              <w:rPr>
+                <w:b w:val="0"/>
+                <w:sz w:val="18"/>
               </w:rPr>
               <w:t>十结（dasa sayojanāni）</w:t>
             </w:r>
@@ -396,12 +375,15 @@
             <w:tcW w:type="dxa" w:w="3213"/>
           </w:tcPr>
           <w:p>
-            <w:pPr>
-              <w:spacing w:after="20"/>
-            </w:pPr>
             <w:r>
               <w:rPr>
-                <w:sz w:val="19"/>
+                <w:sz w:val="18"/>
+              </w:rPr>
+            </w:r>
+            <w:r>
+              <w:rPr>
+                <w:b w:val="0"/>
+                <w:sz w:val="18"/>
               </w:rPr>
               <w:t>材料①</w:t>
             </w:r>
@@ -412,12 +394,15 @@
             <w:tcW w:type="dxa" w:w="3213"/>
           </w:tcPr>
           <w:p>
-            <w:pPr>
-              <w:spacing w:after="20"/>
-            </w:pPr>
             <w:r>
               <w:rPr>
-                <w:sz w:val="19"/>
+                <w:sz w:val="18"/>
+              </w:rPr>
+            </w:r>
+            <w:r>
+              <w:rPr>
+                <w:b w:val="0"/>
+                <w:sz w:val="18"/>
               </w:rPr>
               <w:t>欲贪、色贪、无色贪、瞋恚、慢、见、戒禁取、疑、掉举、无明；系缚众生在轮回的十种「结」</w:t>
             </w:r>
@@ -428,15 +413,18 @@
         <w:tc>
           <w:tcPr>
             <w:tcW w:type="dxa" w:w="3213"/>
-            <w:shd w:val="clear" w:color="auto" w:fill="F2F2F2"/>
+            <w:shd w:val="clear" w:fill="F2F5FA"/>
           </w:tcPr>
           <w:p>
-            <w:pPr>
-              <w:spacing w:after="20"/>
-            </w:pPr>
             <w:r>
               <w:rPr>
-                <w:sz w:val="19"/>
+                <w:sz w:val="18"/>
+              </w:rPr>
+            </w:r>
+            <w:r>
+              <w:rPr>
+                <w:b w:val="0"/>
+                <w:sz w:val="18"/>
               </w:rPr>
               <w:t>四道智</w:t>
             </w:r>
@@ -445,15 +433,18 @@
         <w:tc>
           <w:tcPr>
             <w:tcW w:type="dxa" w:w="3213"/>
-            <w:shd w:val="clear" w:color="auto" w:fill="F2F2F2"/>
+            <w:shd w:val="clear" w:fill="F2F5FA"/>
           </w:tcPr>
           <w:p>
-            <w:pPr>
-              <w:spacing w:after="20"/>
-            </w:pPr>
             <w:r>
               <w:rPr>
-                <w:sz w:val="19"/>
+                <w:sz w:val="18"/>
+              </w:rPr>
+            </w:r>
+            <w:r>
+              <w:rPr>
+                <w:b w:val="0"/>
+                <w:sz w:val="18"/>
               </w:rPr>
               <w:t>材料①</w:t>
             </w:r>
@@ -462,15 +453,18 @@
         <w:tc>
           <w:tcPr>
             <w:tcW w:type="dxa" w:w="3213"/>
-            <w:shd w:val="clear" w:color="auto" w:fill="F2F2F2"/>
+            <w:shd w:val="clear" w:fill="F2F5FA"/>
           </w:tcPr>
           <w:p>
-            <w:pPr>
-              <w:spacing w:after="20"/>
-            </w:pPr>
             <w:r>
               <w:rPr>
-                <w:sz w:val="19"/>
+                <w:sz w:val="18"/>
+              </w:rPr>
+            </w:r>
+            <w:r>
+              <w:rPr>
+                <w:b w:val="0"/>
+                <w:sz w:val="18"/>
               </w:rPr>
               <w:t>入流道智、一来道智、不来道智、阿拉汉道智；由低至高逐层断结</w:t>
             </w:r>
@@ -483,12 +477,15 @@
             <w:tcW w:type="dxa" w:w="3213"/>
           </w:tcPr>
           <w:p>
-            <w:pPr>
-              <w:spacing w:after="20"/>
-            </w:pPr>
             <w:r>
               <w:rPr>
-                <w:sz w:val="19"/>
+                <w:sz w:val="18"/>
+              </w:rPr>
+            </w:r>
+            <w:r>
+              <w:rPr>
+                <w:b w:val="0"/>
+                <w:sz w:val="18"/>
               </w:rPr>
               <w:t>入流（sotāpanna／须陀洹）</w:t>
             </w:r>
@@ -499,12 +496,15 @@
             <w:tcW w:type="dxa" w:w="3213"/>
           </w:tcPr>
           <w:p>
-            <w:pPr>
-              <w:spacing w:after="20"/>
-            </w:pPr>
             <w:r>
               <w:rPr>
-                <w:sz w:val="19"/>
+                <w:sz w:val="18"/>
+              </w:rPr>
+            </w:r>
+            <w:r>
+              <w:rPr>
+                <w:b w:val="0"/>
+                <w:sz w:val="18"/>
               </w:rPr>
               <w:t>材料①②③</w:t>
             </w:r>
@@ -515,12 +515,15 @@
             <w:tcW w:type="dxa" w:w="3213"/>
           </w:tcPr>
           <w:p>
-            <w:pPr>
-              <w:spacing w:after="20"/>
-            </w:pPr>
             <w:r>
               <w:rPr>
-                <w:sz w:val="19"/>
+                <w:sz w:val="18"/>
+              </w:rPr>
+            </w:r>
+            <w:r>
+              <w:rPr>
+                <w:b w:val="0"/>
+                <w:sz w:val="18"/>
               </w:rPr>
               <w:t>已进入圣道之流，必定流向般涅槃；断三结，不堕四恶趣</w:t>
             </w:r>
@@ -531,15 +534,18 @@
         <w:tc>
           <w:tcPr>
             <w:tcW w:type="dxa" w:w="3213"/>
-            <w:shd w:val="clear" w:color="auto" w:fill="F2F2F2"/>
+            <w:shd w:val="clear" w:fill="F2F5FA"/>
           </w:tcPr>
           <w:p>
-            <w:pPr>
-              <w:spacing w:after="20"/>
-            </w:pPr>
             <w:r>
               <w:rPr>
-                <w:sz w:val="19"/>
+                <w:sz w:val="18"/>
+              </w:rPr>
+            </w:r>
+            <w:r>
+              <w:rPr>
+                <w:b w:val="0"/>
+                <w:sz w:val="18"/>
               </w:rPr>
               <w:t>一来（sakadāgāmin／斯陀含）</w:t>
             </w:r>
@@ -548,15 +554,18 @@
         <w:tc>
           <w:tcPr>
             <w:tcW w:type="dxa" w:w="3213"/>
-            <w:shd w:val="clear" w:color="auto" w:fill="F2F2F2"/>
+            <w:shd w:val="clear" w:fill="F2F5FA"/>
           </w:tcPr>
           <w:p>
-            <w:pPr>
-              <w:spacing w:after="20"/>
-            </w:pPr>
             <w:r>
               <w:rPr>
-                <w:sz w:val="19"/>
+                <w:sz w:val="18"/>
+              </w:rPr>
+            </w:r>
+            <w:r>
+              <w:rPr>
+                <w:b w:val="0"/>
+                <w:sz w:val="18"/>
               </w:rPr>
               <w:t>材料①</w:t>
             </w:r>
@@ -565,15 +574,18 @@
         <w:tc>
           <w:tcPr>
             <w:tcW w:type="dxa" w:w="3213"/>
-            <w:shd w:val="clear" w:color="auto" w:fill="F2F2F2"/>
+            <w:shd w:val="clear" w:fill="F2F5FA"/>
           </w:tcPr>
           <w:p>
-            <w:pPr>
-              <w:spacing w:after="20"/>
-            </w:pPr>
             <w:r>
               <w:rPr>
-                <w:sz w:val="19"/>
+                <w:sz w:val="18"/>
+              </w:rPr>
+            </w:r>
+            <w:r>
+              <w:rPr>
+                <w:b w:val="0"/>
+                <w:sz w:val="18"/>
               </w:rPr>
               <w:t>再回来此世间结生一次；减弱较粗的欲贪与瞋恚</w:t>
             </w:r>
@@ -586,12 +598,15 @@
             <w:tcW w:type="dxa" w:w="3213"/>
           </w:tcPr>
           <w:p>
-            <w:pPr>
-              <w:spacing w:after="20"/>
-            </w:pPr>
             <w:r>
               <w:rPr>
-                <w:sz w:val="19"/>
+                <w:sz w:val="18"/>
+              </w:rPr>
+            </w:r>
+            <w:r>
+              <w:rPr>
+                <w:b w:val="0"/>
+                <w:sz w:val="18"/>
               </w:rPr>
               <w:t>不来（anāgāmin／阿那含）</w:t>
             </w:r>
@@ -602,12 +617,15 @@
             <w:tcW w:type="dxa" w:w="3213"/>
           </w:tcPr>
           <w:p>
-            <w:pPr>
-              <w:spacing w:after="20"/>
-            </w:pPr>
             <w:r>
               <w:rPr>
-                <w:sz w:val="19"/>
+                <w:sz w:val="18"/>
+              </w:rPr>
+            </w:r>
+            <w:r>
+              <w:rPr>
+                <w:b w:val="0"/>
+                <w:sz w:val="18"/>
               </w:rPr>
               <w:t>材料①</w:t>
             </w:r>
@@ -618,12 +636,15 @@
             <w:tcW w:type="dxa" w:w="3213"/>
           </w:tcPr>
           <w:p>
-            <w:pPr>
-              <w:spacing w:after="20"/>
-            </w:pPr>
             <w:r>
               <w:rPr>
-                <w:sz w:val="19"/>
+                <w:sz w:val="18"/>
+              </w:rPr>
+            </w:r>
+            <w:r>
+              <w:rPr>
+                <w:b w:val="0"/>
+                <w:sz w:val="18"/>
               </w:rPr>
               <w:t>不再返回欲界受生；断欲贪与瞋恚二结（五下分结）</w:t>
             </w:r>
@@ -634,15 +655,18 @@
         <w:tc>
           <w:tcPr>
             <w:tcW w:type="dxa" w:w="3213"/>
-            <w:shd w:val="clear" w:color="auto" w:fill="F2F2F2"/>
+            <w:shd w:val="clear" w:fill="F2F5FA"/>
           </w:tcPr>
           <w:p>
-            <w:pPr>
-              <w:spacing w:after="20"/>
-            </w:pPr>
             <w:r>
               <w:rPr>
-                <w:sz w:val="19"/>
+                <w:sz w:val="18"/>
+              </w:rPr>
+            </w:r>
+            <w:r>
+              <w:rPr>
+                <w:b w:val="0"/>
+                <w:sz w:val="18"/>
               </w:rPr>
               <w:t>阿拉汉（arahant）</w:t>
             </w:r>
@@ -651,15 +675,18 @@
         <w:tc>
           <w:tcPr>
             <w:tcW w:type="dxa" w:w="3213"/>
-            <w:shd w:val="clear" w:color="auto" w:fill="F2F2F2"/>
+            <w:shd w:val="clear" w:fill="F2F5FA"/>
           </w:tcPr>
           <w:p>
-            <w:pPr>
-              <w:spacing w:after="20"/>
-            </w:pPr>
             <w:r>
               <w:rPr>
-                <w:sz w:val="19"/>
+                <w:sz w:val="18"/>
+              </w:rPr>
+            </w:r>
+            <w:r>
+              <w:rPr>
+                <w:b w:val="0"/>
+                <w:sz w:val="18"/>
               </w:rPr>
               <w:t>材料①</w:t>
             </w:r>
@@ -668,15 +695,18 @@
         <w:tc>
           <w:tcPr>
             <w:tcW w:type="dxa" w:w="3213"/>
-            <w:shd w:val="clear" w:color="auto" w:fill="F2F2F2"/>
+            <w:shd w:val="clear" w:fill="F2F5FA"/>
           </w:tcPr>
           <w:p>
-            <w:pPr>
-              <w:spacing w:after="20"/>
-            </w:pPr>
             <w:r>
               <w:rPr>
-                <w:sz w:val="19"/>
+                <w:sz w:val="18"/>
+              </w:rPr>
+            </w:r>
+            <w:r>
+              <w:rPr>
+                <w:b w:val="0"/>
+                <w:sz w:val="18"/>
               </w:rPr>
               <w:t>应当的、值得的、有资格者；断尽一切烦恼，成为「漏尽者」</w:t>
             </w:r>
@@ -689,12 +719,15 @@
             <w:tcW w:type="dxa" w:w="3213"/>
           </w:tcPr>
           <w:p>
-            <w:pPr>
-              <w:spacing w:after="20"/>
-            </w:pPr>
             <w:r>
               <w:rPr>
-                <w:sz w:val="19"/>
+                <w:sz w:val="18"/>
+              </w:rPr>
+            </w:r>
+            <w:r>
+              <w:rPr>
+                <w:b w:val="0"/>
+                <w:sz w:val="18"/>
               </w:rPr>
               <w:t>更改种姓心（gotrabhū citta）</w:t>
             </w:r>
@@ -705,12 +738,15 @@
             <w:tcW w:type="dxa" w:w="3213"/>
           </w:tcPr>
           <w:p>
-            <w:pPr>
-              <w:spacing w:after="20"/>
-            </w:pPr>
             <w:r>
               <w:rPr>
-                <w:sz w:val="19"/>
+                <w:sz w:val="18"/>
+              </w:rPr>
+            </w:r>
+            <w:r>
+              <w:rPr>
+                <w:b w:val="0"/>
+                <w:sz w:val="18"/>
               </w:rPr>
               <w:t>材料①</w:t>
             </w:r>
@@ -721,12 +757,15 @@
             <w:tcW w:type="dxa" w:w="3213"/>
           </w:tcPr>
           <w:p>
-            <w:pPr>
-              <w:spacing w:after="20"/>
-            </w:pPr>
             <w:r>
               <w:rPr>
-                <w:sz w:val="19"/>
+                <w:sz w:val="18"/>
+              </w:rPr>
+            </w:r>
+            <w:r>
+              <w:rPr>
+                <w:b w:val="0"/>
+                <w:sz w:val="18"/>
               </w:rPr>
               <w:t>一刹那缘取涅槃为目标、超越凡夫种姓而达圣者种姓的心</w:t>
             </w:r>
@@ -737,15 +776,18 @@
         <w:tc>
           <w:tcPr>
             <w:tcW w:type="dxa" w:w="3213"/>
-            <w:shd w:val="clear" w:color="auto" w:fill="F2F2F2"/>
+            <w:shd w:val="clear" w:fill="F2F5FA"/>
           </w:tcPr>
           <w:p>
-            <w:pPr>
-              <w:spacing w:after="20"/>
-            </w:pPr>
             <w:r>
               <w:rPr>
-                <w:sz w:val="19"/>
+                <w:sz w:val="18"/>
+              </w:rPr>
+            </w:r>
+            <w:r>
+              <w:rPr>
+                <w:b w:val="0"/>
+                <w:sz w:val="18"/>
               </w:rPr>
               <w:t>三结</w:t>
             </w:r>
@@ -754,15 +796,18 @@
         <w:tc>
           <w:tcPr>
             <w:tcW w:type="dxa" w:w="3213"/>
-            <w:shd w:val="clear" w:color="auto" w:fill="F2F2F2"/>
+            <w:shd w:val="clear" w:fill="F2F5FA"/>
           </w:tcPr>
           <w:p>
-            <w:pPr>
-              <w:spacing w:after="20"/>
-            </w:pPr>
             <w:r>
               <w:rPr>
-                <w:sz w:val="19"/>
+                <w:sz w:val="18"/>
+              </w:rPr>
+            </w:r>
+            <w:r>
+              <w:rPr>
+                <w:b w:val="0"/>
+                <w:sz w:val="18"/>
               </w:rPr>
               <w:t>材料①（W2详）</w:t>
             </w:r>
@@ -771,15 +816,18 @@
         <w:tc>
           <w:tcPr>
             <w:tcW w:type="dxa" w:w="3213"/>
-            <w:shd w:val="clear" w:color="auto" w:fill="F2F2F2"/>
+            <w:shd w:val="clear" w:fill="F2F5FA"/>
           </w:tcPr>
           <w:p>
-            <w:pPr>
-              <w:spacing w:after="20"/>
-            </w:pPr>
             <w:r>
               <w:rPr>
-                <w:sz w:val="19"/>
+                <w:sz w:val="18"/>
+              </w:rPr>
+            </w:r>
+            <w:r>
+              <w:rPr>
+                <w:b w:val="0"/>
+                <w:sz w:val="18"/>
               </w:rPr>
               <w:t>有身见、戒禁取、疑；入流道智所断</w:t>
             </w:r>
@@ -792,12 +840,15 @@
             <w:tcW w:type="dxa" w:w="3213"/>
           </w:tcPr>
           <w:p>
-            <w:pPr>
-              <w:spacing w:after="20"/>
-            </w:pPr>
             <w:r>
               <w:rPr>
-                <w:sz w:val="19"/>
+                <w:sz w:val="18"/>
+              </w:rPr>
+            </w:r>
+            <w:r>
+              <w:rPr>
+                <w:b w:val="0"/>
+                <w:sz w:val="18"/>
               </w:rPr>
               <w:t>五下分结</w:t>
             </w:r>
@@ -808,12 +859,15 @@
             <w:tcW w:type="dxa" w:w="3213"/>
           </w:tcPr>
           <w:p>
-            <w:pPr>
-              <w:spacing w:after="20"/>
-            </w:pPr>
             <w:r>
               <w:rPr>
-                <w:sz w:val="19"/>
+                <w:sz w:val="18"/>
+              </w:rPr>
+            </w:r>
+            <w:r>
+              <w:rPr>
+                <w:b w:val="0"/>
+                <w:sz w:val="18"/>
               </w:rPr>
               <w:t>材料①（W3详）</w:t>
             </w:r>
@@ -824,12 +878,15 @@
             <w:tcW w:type="dxa" w:w="3213"/>
           </w:tcPr>
           <w:p>
-            <w:pPr>
-              <w:spacing w:after="20"/>
-            </w:pPr>
             <w:r>
               <w:rPr>
-                <w:sz w:val="19"/>
+                <w:sz w:val="18"/>
+              </w:rPr>
+            </w:r>
+            <w:r>
+              <w:rPr>
+                <w:b w:val="0"/>
+                <w:sz w:val="18"/>
               </w:rPr>
               <w:t>三结＋欲贪结＋瞋结；不来道智所断</w:t>
             </w:r>
@@ -840,15 +897,18 @@
         <w:tc>
           <w:tcPr>
             <w:tcW w:type="dxa" w:w="3213"/>
-            <w:shd w:val="clear" w:color="auto" w:fill="F2F2F2"/>
+            <w:shd w:val="clear" w:fill="F2F5FA"/>
           </w:tcPr>
           <w:p>
-            <w:pPr>
-              <w:spacing w:after="20"/>
-            </w:pPr>
             <w:r>
               <w:rPr>
-                <w:sz w:val="19"/>
+                <w:sz w:val="18"/>
+              </w:rPr>
+            </w:r>
+            <w:r>
+              <w:rPr>
+                <w:b w:val="0"/>
+                <w:sz w:val="18"/>
               </w:rPr>
               <w:t>五上分结</w:t>
             </w:r>
@@ -857,15 +917,18 @@
         <w:tc>
           <w:tcPr>
             <w:tcW w:type="dxa" w:w="3213"/>
-            <w:shd w:val="clear" w:color="auto" w:fill="F2F2F2"/>
+            <w:shd w:val="clear" w:fill="F2F5FA"/>
           </w:tcPr>
           <w:p>
-            <w:pPr>
-              <w:spacing w:after="20"/>
-            </w:pPr>
             <w:r>
               <w:rPr>
-                <w:sz w:val="19"/>
+                <w:sz w:val="18"/>
+              </w:rPr>
+            </w:r>
+            <w:r>
+              <w:rPr>
+                <w:b w:val="0"/>
+                <w:sz w:val="18"/>
               </w:rPr>
               <w:t>材料①（W4详）</w:t>
             </w:r>
@@ -874,15 +937,18 @@
         <w:tc>
           <w:tcPr>
             <w:tcW w:type="dxa" w:w="3213"/>
-            <w:shd w:val="clear" w:color="auto" w:fill="F2F2F2"/>
+            <w:shd w:val="clear" w:fill="F2F5FA"/>
           </w:tcPr>
           <w:p>
-            <w:pPr>
-              <w:spacing w:after="20"/>
-            </w:pPr>
             <w:r>
               <w:rPr>
-                <w:sz w:val="19"/>
+                <w:sz w:val="18"/>
+              </w:rPr>
+            </w:r>
+            <w:r>
+              <w:rPr>
+                <w:b w:val="0"/>
+                <w:sz w:val="18"/>
               </w:rPr>
               <w:t>色贪、无色贪、我慢、掉举、无明；阿拉汉道智所断</w:t>
             </w:r>
@@ -895,12 +961,15 @@
             <w:tcW w:type="dxa" w:w="3213"/>
           </w:tcPr>
           <w:p>
-            <w:pPr>
-              <w:spacing w:after="20"/>
-            </w:pPr>
             <w:r>
               <w:rPr>
-                <w:sz w:val="19"/>
+                <w:sz w:val="18"/>
+              </w:rPr>
+            </w:r>
+            <w:r>
+              <w:rPr>
+                <w:b w:val="0"/>
+                <w:sz w:val="18"/>
               </w:rPr>
               <w:t>无学（asekha）</w:t>
             </w:r>
@@ -911,12 +980,15 @@
             <w:tcW w:type="dxa" w:w="3213"/>
           </w:tcPr>
           <w:p>
-            <w:pPr>
-              <w:spacing w:after="20"/>
-            </w:pPr>
             <w:r>
               <w:rPr>
-                <w:sz w:val="19"/>
+                <w:sz w:val="18"/>
+              </w:rPr>
+            </w:r>
+            <w:r>
+              <w:rPr>
+                <w:b w:val="0"/>
+                <w:sz w:val="18"/>
               </w:rPr>
               <w:t>材料①</w:t>
             </w:r>
@@ -927,12 +999,15 @@
             <w:tcW w:type="dxa" w:w="3213"/>
           </w:tcPr>
           <w:p>
-            <w:pPr>
-              <w:spacing w:after="20"/>
-            </w:pPr>
             <w:r>
               <w:rPr>
-                <w:sz w:val="19"/>
+                <w:sz w:val="18"/>
+              </w:rPr>
+            </w:r>
+            <w:r>
+              <w:rPr>
+                <w:b w:val="0"/>
+                <w:sz w:val="18"/>
               </w:rPr>
               <w:t>阿拉汉：圆满戒定慧三学、开展八支圣道，所应作皆已成办</w:t>
             </w:r>
@@ -943,15 +1018,18 @@
         <w:tc>
           <w:tcPr>
             <w:tcW w:type="dxa" w:w="3213"/>
-            <w:shd w:val="clear" w:color="auto" w:fill="F2F2F2"/>
+            <w:shd w:val="clear" w:fill="F2F5FA"/>
           </w:tcPr>
           <w:p>
-            <w:pPr>
-              <w:spacing w:after="20"/>
-            </w:pPr>
             <w:r>
               <w:rPr>
-                <w:sz w:val="19"/>
+                <w:sz w:val="18"/>
+              </w:rPr>
+            </w:r>
+            <w:r>
+              <w:rPr>
+                <w:b w:val="0"/>
+                <w:sz w:val="18"/>
               </w:rPr>
               <w:t>巴拉密（pāramī）</w:t>
             </w:r>
@@ -960,15 +1038,18 @@
         <w:tc>
           <w:tcPr>
             <w:tcW w:type="dxa" w:w="3213"/>
-            <w:shd w:val="clear" w:color="auto" w:fill="F2F2F2"/>
+            <w:shd w:val="clear" w:fill="F2F5FA"/>
           </w:tcPr>
           <w:p>
-            <w:pPr>
-              <w:spacing w:after="20"/>
-            </w:pPr>
             <w:r>
               <w:rPr>
-                <w:sz w:val="19"/>
+                <w:sz w:val="18"/>
+              </w:rPr>
+            </w:r>
+            <w:r>
+              <w:rPr>
+                <w:b w:val="0"/>
+                <w:sz w:val="18"/>
               </w:rPr>
               <w:t>材料②</w:t>
             </w:r>
@@ -977,15 +1058,18 @@
         <w:tc>
           <w:tcPr>
             <w:tcW w:type="dxa" w:w="3213"/>
-            <w:shd w:val="clear" w:color="auto" w:fill="F2F2F2"/>
+            <w:shd w:val="clear" w:fill="F2F5FA"/>
           </w:tcPr>
           <w:p>
-            <w:pPr>
-              <w:spacing w:after="20"/>
-            </w:pPr>
             <w:r>
               <w:rPr>
-                <w:sz w:val="19"/>
+                <w:sz w:val="18"/>
+              </w:rPr>
+            </w:r>
+            <w:r>
+              <w:rPr>
+                <w:b w:val="0"/>
+                <w:sz w:val="18"/>
               </w:rPr>
               <w:t>导向证悟涅槃的「资粮、本钱」；布施持戒禅修等发愿为涅槃助缘</w:t>
             </w:r>
@@ -998,12 +1082,15 @@
             <w:tcW w:type="dxa" w:w="3213"/>
           </w:tcPr>
           <w:p>
-            <w:pPr>
-              <w:spacing w:after="20"/>
-            </w:pPr>
             <w:r>
               <w:rPr>
-                <w:sz w:val="19"/>
+                <w:sz w:val="18"/>
+              </w:rPr>
+            </w:r>
+            <w:r>
+              <w:rPr>
+                <w:b w:val="0"/>
+                <w:sz w:val="18"/>
               </w:rPr>
               <w:t>依师、依传承</w:t>
             </w:r>
@@ -1014,12 +1101,15 @@
             <w:tcW w:type="dxa" w:w="3213"/>
           </w:tcPr>
           <w:p>
-            <w:pPr>
-              <w:spacing w:after="20"/>
-            </w:pPr>
             <w:r>
               <w:rPr>
-                <w:sz w:val="19"/>
+                <w:sz w:val="18"/>
+              </w:rPr>
+            </w:r>
+            <w:r>
+              <w:rPr>
+                <w:b w:val="0"/>
+                <w:sz w:val="18"/>
               </w:rPr>
               <w:t>材料②</w:t>
             </w:r>
@@ -1030,12 +1120,15 @@
             <w:tcW w:type="dxa" w:w="3213"/>
           </w:tcPr>
           <w:p>
-            <w:pPr>
-              <w:spacing w:after="20"/>
-            </w:pPr>
             <w:r>
               <w:rPr>
-                <w:sz w:val="19"/>
+                <w:sz w:val="18"/>
+              </w:rPr>
+            </w:r>
+            <w:r>
+              <w:rPr>
+                <w:b w:val="0"/>
+                <w:sz w:val="18"/>
               </w:rPr>
               <w:t>在善知识指导下有次第修行；判断标准为巴利三藏与《清净之道》</w:t>
             </w:r>
@@ -1046,15 +1139,18 @@
         <w:tc>
           <w:tcPr>
             <w:tcW w:type="dxa" w:w="3213"/>
-            <w:shd w:val="clear" w:color="auto" w:fill="F2F2F2"/>
+            <w:shd w:val="clear" w:fill="F2F5FA"/>
           </w:tcPr>
           <w:p>
-            <w:pPr>
-              <w:spacing w:after="20"/>
-            </w:pPr>
             <w:r>
               <w:rPr>
-                <w:sz w:val="19"/>
+                <w:sz w:val="18"/>
+              </w:rPr>
+            </w:r>
+            <w:r>
+              <w:rPr>
+                <w:b w:val="0"/>
+                <w:sz w:val="18"/>
               </w:rPr>
               <w:t>四不坏净</w:t>
             </w:r>
@@ -1063,15 +1159,18 @@
         <w:tc>
           <w:tcPr>
             <w:tcW w:type="dxa" w:w="3213"/>
-            <w:shd w:val="clear" w:color="auto" w:fill="F2F2F2"/>
+            <w:shd w:val="clear" w:fill="F2F5FA"/>
           </w:tcPr>
           <w:p>
-            <w:pPr>
-              <w:spacing w:after="20"/>
-            </w:pPr>
             <w:r>
               <w:rPr>
-                <w:sz w:val="19"/>
+                <w:sz w:val="18"/>
+              </w:rPr>
+            </w:r>
+            <w:r>
+              <w:rPr>
+                <w:b w:val="0"/>
+                <w:sz w:val="18"/>
               </w:rPr>
               <w:t>材料②</w:t>
             </w:r>
@@ -1080,15 +1179,18 @@
         <w:tc>
           <w:tcPr>
             <w:tcW w:type="dxa" w:w="3213"/>
-            <w:shd w:val="clear" w:color="auto" w:fill="F2F2F2"/>
+            <w:shd w:val="clear" w:fill="F2F5FA"/>
           </w:tcPr>
           <w:p>
-            <w:pPr>
-              <w:spacing w:after="20"/>
-            </w:pPr>
             <w:r>
               <w:rPr>
-                <w:sz w:val="19"/>
+                <w:sz w:val="18"/>
+              </w:rPr>
+            </w:r>
+            <w:r>
+              <w:rPr>
+                <w:b w:val="0"/>
+                <w:sz w:val="18"/>
               </w:rPr>
               <w:t>对佛、法、僧坚定不移的清净信心与戒行圣洁（初果者所成就）</w:t>
             </w:r>
@@ -1101,12 +1203,15 @@
             <w:tcW w:type="dxa" w:w="3213"/>
           </w:tcPr>
           <w:p>
-            <w:pPr>
-              <w:spacing w:after="20"/>
-            </w:pPr>
             <w:r>
               <w:rPr>
-                <w:sz w:val="19"/>
+                <w:sz w:val="18"/>
+              </w:rPr>
+            </w:r>
+            <w:r>
+              <w:rPr>
+                <w:b w:val="0"/>
+                <w:sz w:val="18"/>
               </w:rPr>
               <w:t>小须陀洹</w:t>
             </w:r>
@@ -1117,12 +1222,15 @@
             <w:tcW w:type="dxa" w:w="3213"/>
           </w:tcPr>
           <w:p>
-            <w:pPr>
-              <w:spacing w:after="20"/>
-            </w:pPr>
             <w:r>
               <w:rPr>
-                <w:sz w:val="19"/>
+                <w:sz w:val="18"/>
+              </w:rPr>
+            </w:r>
+            <w:r>
+              <w:rPr>
+                <w:b w:val="0"/>
+                <w:sz w:val="18"/>
               </w:rPr>
               <w:t>材料②</w:t>
             </w:r>
@@ -1133,12 +1241,15 @@
             <w:tcW w:type="dxa" w:w="3213"/>
           </w:tcPr>
           <w:p>
-            <w:pPr>
-              <w:spacing w:after="20"/>
-            </w:pPr>
             <w:r>
               <w:rPr>
-                <w:sz w:val="19"/>
+                <w:sz w:val="18"/>
+              </w:rPr>
+            </w:r>
+            <w:r>
+              <w:rPr>
+                <w:b w:val="0"/>
+                <w:sz w:val="18"/>
               </w:rPr>
               <w:t>证得名色限定智与缘摄受智者；下一生不失人身，尚非真正初果</w:t>
             </w:r>
@@ -1149,15 +1260,18 @@
         <w:tc>
           <w:tcPr>
             <w:tcW w:type="dxa" w:w="3213"/>
-            <w:shd w:val="clear" w:color="auto" w:fill="F2F2F2"/>
+            <w:shd w:val="clear" w:fill="F2F5FA"/>
           </w:tcPr>
           <w:p>
-            <w:pPr>
-              <w:spacing w:after="20"/>
-            </w:pPr>
             <w:r>
               <w:rPr>
-                <w:sz w:val="19"/>
+                <w:sz w:val="18"/>
+              </w:rPr>
+            </w:r>
+            <w:r>
+              <w:rPr>
+                <w:b w:val="0"/>
+                <w:sz w:val="18"/>
               </w:rPr>
               <w:t>缘摄受智</w:t>
             </w:r>
@@ -1166,15 +1280,18 @@
         <w:tc>
           <w:tcPr>
             <w:tcW w:type="dxa" w:w="3213"/>
-            <w:shd w:val="clear" w:color="auto" w:fill="F2F2F2"/>
+            <w:shd w:val="clear" w:fill="F2F5FA"/>
           </w:tcPr>
           <w:p>
-            <w:pPr>
-              <w:spacing w:after="20"/>
-            </w:pPr>
             <w:r>
               <w:rPr>
-                <w:sz w:val="19"/>
+                <w:sz w:val="18"/>
+              </w:rPr>
+            </w:r>
+            <w:r>
+              <w:rPr>
+                <w:b w:val="0"/>
+                <w:sz w:val="18"/>
               </w:rPr>
               <w:t>材料②</w:t>
             </w:r>
@@ -1183,15 +1300,18 @@
         <w:tc>
           <w:tcPr>
             <w:tcW w:type="dxa" w:w="3213"/>
-            <w:shd w:val="clear" w:color="auto" w:fill="F2F2F2"/>
+            <w:shd w:val="clear" w:fill="F2F5FA"/>
           </w:tcPr>
           <w:p>
-            <w:pPr>
-              <w:spacing w:after="20"/>
-            </w:pPr>
             <w:r>
               <w:rPr>
-                <w:sz w:val="19"/>
+                <w:sz w:val="18"/>
+              </w:rPr>
+            </w:r>
+            <w:r>
+              <w:rPr>
+                <w:b w:val="0"/>
+                <w:sz w:val="18"/>
               </w:rPr>
               <w:t>十六观智第二个观智；把握三世因果缘起，获得度疑清净</w:t>
             </w:r>
@@ -1204,12 +1324,15 @@
             <w:tcW w:type="dxa" w:w="3213"/>
           </w:tcPr>
           <w:p>
-            <w:pPr>
-              <w:spacing w:after="20"/>
-            </w:pPr>
             <w:r>
               <w:rPr>
-                <w:sz w:val="19"/>
+                <w:sz w:val="18"/>
+              </w:rPr>
+            </w:r>
+            <w:r>
+              <w:rPr>
+                <w:b w:val="0"/>
+                <w:sz w:val="18"/>
               </w:rPr>
               <w:t>略开知者／广演知者／所引导者／文句为最者</w:t>
             </w:r>
@@ -1220,12 +1343,15 @@
             <w:tcW w:type="dxa" w:w="3213"/>
           </w:tcPr>
           <w:p>
-            <w:pPr>
-              <w:spacing w:after="20"/>
-            </w:pPr>
             <w:r>
               <w:rPr>
-                <w:sz w:val="19"/>
+                <w:sz w:val="18"/>
+              </w:rPr>
+            </w:r>
+            <w:r>
+              <w:rPr>
+                <w:b w:val="0"/>
+                <w:sz w:val="18"/>
               </w:rPr>
               <w:t>材料②</w:t>
             </w:r>
@@ -1236,12 +1362,15 @@
             <w:tcW w:type="dxa" w:w="3213"/>
           </w:tcPr>
           <w:p>
-            <w:pPr>
-              <w:spacing w:after="20"/>
-            </w:pPr>
             <w:r>
               <w:rPr>
-                <w:sz w:val="19"/>
+                <w:sz w:val="18"/>
+              </w:rPr>
+            </w:r>
+            <w:r>
+              <w:rPr>
+                <w:b w:val="0"/>
+                <w:sz w:val="18"/>
               </w:rPr>
               <w:t>听法成就圣果的四种人；今人多为「所引导者」，须系统修止观</w:t>
             </w:r>
@@ -1252,15 +1381,18 @@
         <w:tc>
           <w:tcPr>
             <w:tcW w:type="dxa" w:w="3213"/>
-            <w:shd w:val="clear" w:color="auto" w:fill="F2F2F2"/>
+            <w:shd w:val="clear" w:fill="F2F5FA"/>
           </w:tcPr>
           <w:p>
-            <w:pPr>
-              <w:spacing w:after="20"/>
-            </w:pPr>
             <w:r>
               <w:rPr>
-                <w:sz w:val="19"/>
+                <w:sz w:val="18"/>
+              </w:rPr>
+            </w:r>
+            <w:r>
+              <w:rPr>
+                <w:b w:val="0"/>
+                <w:sz w:val="18"/>
               </w:rPr>
               <w:t>慧解脱（paññävimutti）</w:t>
             </w:r>
@@ -1269,15 +1401,18 @@
         <w:tc>
           <w:tcPr>
             <w:tcW w:type="dxa" w:w="3213"/>
-            <w:shd w:val="clear" w:color="auto" w:fill="F2F2F2"/>
+            <w:shd w:val="clear" w:fill="F2F5FA"/>
           </w:tcPr>
           <w:p>
-            <w:pPr>
-              <w:spacing w:after="20"/>
-            </w:pPr>
             <w:r>
               <w:rPr>
-                <w:sz w:val="19"/>
+                <w:sz w:val="18"/>
+              </w:rPr>
+            </w:r>
+            <w:r>
+              <w:rPr>
+                <w:b w:val="0"/>
+                <w:sz w:val="18"/>
               </w:rPr>
               <w:t>材料②</w:t>
             </w:r>
@@ -1286,15 +1421,18 @@
         <w:tc>
           <w:tcPr>
             <w:tcW w:type="dxa" w:w="3213"/>
-            <w:shd w:val="clear" w:color="auto" w:fill="F2F2F2"/>
+            <w:shd w:val="clear" w:fill="F2F5FA"/>
           </w:tcPr>
           <w:p>
-            <w:pPr>
-              <w:spacing w:after="20"/>
-            </w:pPr>
             <w:r>
               <w:rPr>
-                <w:sz w:val="19"/>
+                <w:sz w:val="18"/>
+              </w:rPr>
+            </w:r>
+            <w:r>
+              <w:rPr>
+                <w:b w:val="0"/>
+                <w:sz w:val="18"/>
               </w:rPr>
               <w:t>未证无色界定而证涅槃者，共五种（含乾观行者）；并非「不用修定」</w:t>
             </w:r>
@@ -1307,12 +1445,15 @@
             <w:tcW w:type="dxa" w:w="3213"/>
           </w:tcPr>
           <w:p>
-            <w:pPr>
-              <w:spacing w:after="20"/>
-            </w:pPr>
             <w:r>
               <w:rPr>
-                <w:sz w:val="19"/>
+                <w:sz w:val="18"/>
+              </w:rPr>
+            </w:r>
+            <w:r>
+              <w:rPr>
+                <w:b w:val="0"/>
+                <w:sz w:val="18"/>
               </w:rPr>
               <w:t>声闻弟子（sāvaka）</w:t>
             </w:r>
@@ -1323,12 +1464,15 @@
             <w:tcW w:type="dxa" w:w="3213"/>
           </w:tcPr>
           <w:p>
-            <w:pPr>
-              <w:spacing w:after="20"/>
-            </w:pPr>
             <w:r>
               <w:rPr>
-                <w:sz w:val="19"/>
+                <w:sz w:val="18"/>
+              </w:rPr>
+            </w:r>
+            <w:r>
+              <w:rPr>
+                <w:b w:val="0"/>
+                <w:sz w:val="18"/>
               </w:rPr>
               <w:t>材料③</w:t>
             </w:r>
@@ -1339,12 +1483,15 @@
             <w:tcW w:type="dxa" w:w="3213"/>
           </w:tcPr>
           <w:p>
-            <w:pPr>
-              <w:spacing w:after="20"/>
-            </w:pPr>
             <w:r>
               <w:rPr>
-                <w:sz w:val="19"/>
+                <w:sz w:val="18"/>
+              </w:rPr>
+            </w:r>
+            <w:r>
+              <w:rPr>
+                <w:b w:val="0"/>
+                <w:sz w:val="18"/>
               </w:rPr>
               <w:t>亲闻佛陀言教之弟子；严格义指已证道果的四双八辈圣者</w:t>
             </w:r>
@@ -1355,15 +1502,18 @@
         <w:tc>
           <w:tcPr>
             <w:tcW w:type="dxa" w:w="3213"/>
-            <w:shd w:val="clear" w:color="auto" w:fill="F2F2F2"/>
+            <w:shd w:val="clear" w:fill="F2F5FA"/>
           </w:tcPr>
           <w:p>
-            <w:pPr>
-              <w:spacing w:after="20"/>
-            </w:pPr>
             <w:r>
               <w:rPr>
-                <w:sz w:val="19"/>
+                <w:sz w:val="18"/>
+              </w:rPr>
+            </w:r>
+            <w:r>
+              <w:rPr>
+                <w:b w:val="0"/>
+                <w:sz w:val="18"/>
               </w:rPr>
               <w:t>解脱道／声闻乘</w:t>
             </w:r>
@@ -1372,15 +1522,18 @@
         <w:tc>
           <w:tcPr>
             <w:tcW w:type="dxa" w:w="3213"/>
-            <w:shd w:val="clear" w:color="auto" w:fill="F2F2F2"/>
+            <w:shd w:val="clear" w:fill="F2F5FA"/>
           </w:tcPr>
           <w:p>
-            <w:pPr>
-              <w:spacing w:after="20"/>
-            </w:pPr>
             <w:r>
               <w:rPr>
-                <w:sz w:val="19"/>
+                <w:sz w:val="18"/>
+              </w:rPr>
+            </w:r>
+            <w:r>
+              <w:rPr>
+                <w:b w:val="0"/>
+                <w:sz w:val="18"/>
               </w:rPr>
               <w:t>材料③</w:t>
             </w:r>
@@ -1389,15 +1542,18 @@
         <w:tc>
           <w:tcPr>
             <w:tcW w:type="dxa" w:w="3213"/>
-            <w:shd w:val="clear" w:color="auto" w:fill="F2F2F2"/>
+            <w:shd w:val="clear" w:fill="F2F5FA"/>
           </w:tcPr>
           <w:p>
-            <w:pPr>
-              <w:spacing w:after="20"/>
-            </w:pPr>
             <w:r>
               <w:rPr>
-                <w:sz w:val="19"/>
+                <w:sz w:val="18"/>
+              </w:rPr>
+            </w:r>
+            <w:r>
+              <w:rPr>
+                <w:b w:val="0"/>
+                <w:sz w:val="18"/>
               </w:rPr>
               <w:t>上座部佛教的主流定位：以今生现证寂静涅槃为主要目标</w:t>
             </w:r>
@@ -1406,347 +1562,315 @@
       </w:tr>
     </w:tbl>
     <w:p>
-      <w:pPr>
-        <w:spacing w:before="160" w:after="80"/>
-      </w:pPr>
-      <w:r>
-        <w:rPr>
-          <w:rFonts w:ascii="Microsoft YaHei" w:hAnsi="Microsoft YaHei" w:eastAsia="Microsoft YaHei"/>
+      <w:r>
+        <w:rPr>
           <w:b/>
-          <w:color w:val="1E5631"/>
-          <w:sz w:val="28"/>
+          <w:color w:val="1E4620"/>
+          <w:sz w:val="26"/>
         </w:rPr>
         <w:t>🧘 静心开场</w:t>
       </w:r>
     </w:p>
     <w:p>
       <w:pPr>
-        <w:spacing w:before="40" w:after="80"/>
-        <w:ind w:left="283"/>
-        <w:shd w:val="clear" w:color="auto" w:fill="EDF6EF"/>
+        <w:ind w:left="170"/>
         <w:pBdr>
-          <w:left w:val="single" w:sz="20" w:space="6" w:color="1E5631"/>
+          <w:left w:val="single" w:sz="18" w:space="4" w:color="1E4620"/>
         </w:pBdr>
+        <w:shd w:val="clear" w:fill="F2F5FA"/>
       </w:pPr>
       <w:r>
         <w:rPr>
           <w:b/>
-          <w:sz w:val="20"/>
         </w:rPr>
         <w:t>主持人开场白（照读即可）</w:t>
       </w:r>
     </w:p>
     <w:p>
       <w:pPr>
-        <w:spacing w:before="40" w:after="80"/>
-        <w:ind w:left="283"/>
-        <w:shd w:val="clear" w:color="auto" w:fill="EDF6EF"/>
+        <w:ind w:left="170"/>
         <w:pBdr>
-          <w:left w:val="single" w:sz="20" w:space="6" w:color="1E5631"/>
+          <w:left w:val="single" w:sz="18" w:space="4" w:color="1E4620"/>
         </w:pBdr>
-      </w:pPr>
-      <w:r>
-        <w:rPr>
-          <w:sz w:val="20"/>
+        <w:shd w:val="clear" w:fill="F2F5FA"/>
+      </w:pPr>
+      <w:r>
+        <w:rPr>
+          <w:b w:val="0"/>
         </w:rPr>
         <w:t>「今天是我们这一系列的第一讲。我们不急着做很多事，先给大家十分钟，把外面的忙、路上的累，轻轻地放下。你不需要表现给谁看，也不需要证明什么——就只是坐在这里，和自己待一会儿。」</w:t>
       </w:r>
     </w:p>
     <w:p>
       <w:pPr>
-        <w:spacing w:before="40" w:after="80"/>
-        <w:ind w:left="283"/>
-        <w:shd w:val="clear" w:color="auto" w:fill="EDF6EF"/>
+        <w:ind w:left="170"/>
         <w:pBdr>
-          <w:left w:val="single" w:sz="20" w:space="6" w:color="1E5631"/>
+          <w:left w:val="single" w:sz="18" w:space="4" w:color="1E4620"/>
         </w:pBdr>
+        <w:shd w:val="clear" w:fill="F2F5FA"/>
       </w:pPr>
       <w:r>
         <w:rPr>
           <w:b/>
-          <w:sz w:val="20"/>
         </w:rPr>
         <w:t>静心引导语（照读即可）</w:t>
       </w:r>
     </w:p>
     <w:p>
       <w:pPr>
-        <w:spacing w:before="40" w:after="80"/>
-        <w:ind w:left="283"/>
-        <w:shd w:val="clear" w:color="auto" w:fill="EDF6EF"/>
+        <w:ind w:left="170"/>
         <w:pBdr>
-          <w:left w:val="single" w:sz="20" w:space="6" w:color="1E5631"/>
+          <w:left w:val="single" w:sz="18" w:space="4" w:color="1E4620"/>
         </w:pBdr>
-      </w:pPr>
-      <w:r>
-        <w:rPr>
-          <w:sz w:val="20"/>
+        <w:shd w:val="clear" w:fill="F2F5FA"/>
+      </w:pPr>
+      <w:r>
+        <w:rPr>
+          <w:b w:val="0"/>
         </w:rPr>
         <w:t>各位法友，请找一个让身体放松又能保持清醒的姿势坐好。可以闭上眼睛，也可以半睁着，把目光落在前方一两尺的地面上。</w:t>
       </w:r>
     </w:p>
     <w:p>
       <w:pPr>
-        <w:spacing w:before="40" w:after="80"/>
-        <w:ind w:left="283"/>
-        <w:shd w:val="clear" w:color="auto" w:fill="EDF6EF"/>
+        <w:ind w:left="170"/>
         <w:pBdr>
-          <w:left w:val="single" w:sz="20" w:space="6" w:color="1E5631"/>
+          <w:left w:val="single" w:sz="18" w:space="4" w:color="1E4620"/>
         </w:pBdr>
-      </w:pPr>
-      <w:r>
-        <w:rPr>
-          <w:sz w:val="20"/>
+        <w:shd w:val="clear" w:fill="F2F5FA"/>
+      </w:pPr>
+      <w:r>
+        <w:rPr>
+          <w:b w:val="0"/>
         </w:rPr>
         <w:t>先把注意力带到呼吸。吸气，知道我正吸气；呼气，知道我正呼气。……不用刻意改变呼吸，只是</w:t>
       </w:r>
       <w:r>
         <w:rPr>
           <w:b/>
-          <w:sz w:val="20"/>
         </w:rPr>
         <w:t>如实地知道</w:t>
       </w:r>
       <w:r>
         <w:rPr>
-          <w:sz w:val="20"/>
+          <w:b w:val="0"/>
         </w:rPr>
         <w:t>它。</w:t>
       </w:r>
     </w:p>
     <w:p>
       <w:pPr>
-        <w:spacing w:before="40" w:after="80"/>
-        <w:ind w:left="283"/>
-        <w:shd w:val="clear" w:color="auto" w:fill="EDF6EF"/>
+        <w:ind w:left="170"/>
         <w:pBdr>
-          <w:left w:val="single" w:sz="20" w:space="6" w:color="1E5631"/>
+          <w:left w:val="single" w:sz="18" w:space="4" w:color="1E4620"/>
         </w:pBdr>
-      </w:pPr>
-      <w:r>
-        <w:rPr>
-          <w:sz w:val="20"/>
+        <w:shd w:val="clear" w:fill="F2F5FA"/>
+      </w:pPr>
+      <w:r>
+        <w:rPr>
+          <w:b w:val="0"/>
         </w:rPr>
         <w:t>（停 30 秒）</w:t>
       </w:r>
     </w:p>
     <w:p>
       <w:pPr>
-        <w:spacing w:before="40" w:after="80"/>
-        <w:ind w:left="283"/>
-        <w:shd w:val="clear" w:color="auto" w:fill="EDF6EF"/>
+        <w:ind w:left="170"/>
         <w:pBdr>
-          <w:left w:val="single" w:sz="20" w:space="6" w:color="1E5631"/>
+          <w:left w:val="single" w:sz="18" w:space="4" w:color="1E4620"/>
         </w:pBdr>
-      </w:pPr>
-      <w:r>
-        <w:rPr>
-          <w:sz w:val="20"/>
+        <w:shd w:val="clear" w:fill="F2F5FA"/>
+      </w:pPr>
+      <w:r>
+        <w:rPr>
+          <w:b w:val="0"/>
         </w:rPr>
         <w:t>再来一次深一点的吸气……然后缓缓地呼出，感觉肩膀在这里松下来，胸腹在这里松下来，眉心在这里松下来。</w:t>
       </w:r>
     </w:p>
     <w:p>
       <w:pPr>
-        <w:spacing w:before="40" w:after="80"/>
-        <w:ind w:left="283"/>
-        <w:shd w:val="clear" w:color="auto" w:fill="EDF6EF"/>
+        <w:ind w:left="170"/>
         <w:pBdr>
-          <w:left w:val="single" w:sz="20" w:space="6" w:color="1E5631"/>
+          <w:left w:val="single" w:sz="18" w:space="4" w:color="1E4620"/>
         </w:pBdr>
-      </w:pPr>
-      <w:r>
-        <w:rPr>
-          <w:sz w:val="20"/>
+        <w:shd w:val="clear" w:fill="F2F5FA"/>
+      </w:pPr>
+      <w:r>
+        <w:rPr>
+          <w:b w:val="0"/>
         </w:rPr>
         <w:t>（停 30 秒）</w:t>
       </w:r>
     </w:p>
     <w:p>
       <w:pPr>
-        <w:spacing w:before="40" w:after="80"/>
-        <w:ind w:left="283"/>
-        <w:shd w:val="clear" w:color="auto" w:fill="EDF6EF"/>
+        <w:ind w:left="170"/>
         <w:pBdr>
-          <w:left w:val="single" w:sz="20" w:space="6" w:color="1E5631"/>
+          <w:left w:val="single" w:sz="18" w:space="4" w:color="1E4620"/>
         </w:pBdr>
-      </w:pPr>
-      <w:r>
-        <w:rPr>
-          <w:sz w:val="20"/>
+        <w:shd w:val="clear" w:fill="F2F5FA"/>
+      </w:pPr>
+      <w:r>
+        <w:rPr>
+          <w:b w:val="0"/>
         </w:rPr>
         <w:t>好，现在让我们把心，从外面的忙碌里轻轻收回来。今天我们要一起看一张地图——从凡夫到圣者，这条路长什么样子。请你带着两个问题坐在这里：</w:t>
       </w:r>
       <w:r>
         <w:rPr>
           <w:b/>
-          <w:sz w:val="20"/>
         </w:rPr>
         <w:t>我原本以为的「圣者」是什么？这条路上，我此刻站在哪里？</w:t>
       </w:r>
     </w:p>
     <w:p>
       <w:pPr>
-        <w:spacing w:before="40" w:after="80"/>
-        <w:ind w:left="283"/>
-        <w:shd w:val="clear" w:color="auto" w:fill="EDF6EF"/>
+        <w:ind w:left="170"/>
         <w:pBdr>
-          <w:left w:val="single" w:sz="20" w:space="6" w:color="1E5631"/>
+          <w:left w:val="single" w:sz="18" w:space="4" w:color="1E4620"/>
         </w:pBdr>
-      </w:pPr>
-      <w:r>
-        <w:rPr>
-          <w:sz w:val="20"/>
+        <w:shd w:val="clear" w:fill="F2F5FA"/>
+      </w:pPr>
+      <w:r>
+        <w:rPr>
+          <w:b w:val="0"/>
         </w:rPr>
         <w:t>我们不评比谁走得远，也不着急得到答案。就只是安静地坐一会儿，让心先沉下来。</w:t>
       </w:r>
     </w:p>
     <w:p>
       <w:pPr>
-        <w:spacing w:before="40" w:after="80"/>
-        <w:ind w:left="283"/>
-        <w:shd w:val="clear" w:color="auto" w:fill="EDF6EF"/>
+        <w:ind w:left="170"/>
         <w:pBdr>
-          <w:left w:val="single" w:sz="20" w:space="6" w:color="1E5631"/>
+          <w:left w:val="single" w:sz="18" w:space="4" w:color="1E4620"/>
         </w:pBdr>
-      </w:pPr>
-      <w:r>
-        <w:rPr>
-          <w:sz w:val="20"/>
+        <w:shd w:val="clear" w:fill="F2F5FA"/>
+      </w:pPr>
+      <w:r>
+        <w:rPr>
+          <w:b w:val="0"/>
         </w:rPr>
         <w:t>（静默 60 秒，敲一下引磬，进入共读）</w:t>
       </w:r>
     </w:p>
     <w:p>
       <w:pPr>
-        <w:spacing w:before="40" w:after="80"/>
-        <w:ind w:left="283"/>
-        <w:shd w:val="clear" w:color="auto" w:fill="EDF6EF"/>
+        <w:ind w:left="170"/>
         <w:pBdr>
-          <w:left w:val="single" w:sz="20" w:space="6" w:color="1E5631"/>
+          <w:left w:val="single" w:sz="18" w:space="4" w:color="1E4620"/>
         </w:pBdr>
-      </w:pPr>
-      <w:r>
-        <w:rPr>
-          <w:sz w:val="20"/>
+        <w:shd w:val="clear" w:fill="F2F5FA"/>
+      </w:pPr>
+      <w:r>
+        <w:rPr>
+          <w:b w:val="0"/>
         </w:rPr>
         <w:t xml:space="preserve">💬 </w:t>
       </w:r>
       <w:r>
         <w:rPr>
           <w:b/>
-          <w:sz w:val="20"/>
         </w:rPr>
         <w:t>破冰｜3–5分钟</w:t>
       </w:r>
       <w:r>
         <w:rPr>
-          <w:sz w:val="20"/>
+          <w:b w:val="0"/>
         </w:rPr>
         <w:t>：说说看：你觉得从「凡夫」到「圣者」，中间那一步，更像「学会了什么」，还是「放下了什么」？</w:t>
       </w:r>
     </w:p>
     <w:p>
       <w:pPr>
-        <w:spacing w:before="40" w:after="80"/>
-        <w:ind w:left="283"/>
-        <w:shd w:val="clear" w:color="auto" w:fill="EDF6EF"/>
+        <w:ind w:left="170"/>
         <w:pBdr>
-          <w:left w:val="single" w:sz="20" w:space="6" w:color="1E5631"/>
+          <w:left w:val="single" w:sz="18" w:space="4" w:color="1E4620"/>
         </w:pBdr>
-      </w:pPr>
-      <w:r>
-        <w:rPr>
-          <w:sz w:val="20"/>
+        <w:shd w:val="clear" w:fill="F2F5FA"/>
+      </w:pPr>
+      <w:r>
+        <w:rPr>
+          <w:b w:val="0"/>
         </w:rPr>
         <w:t xml:space="preserve">🛡️ </w:t>
       </w:r>
       <w:r>
         <w:rPr>
           <w:b/>
-          <w:sz w:val="20"/>
         </w:rPr>
         <w:t>心理安全三约定</w:t>
       </w:r>
       <w:r>
         <w:rPr>
-          <w:sz w:val="20"/>
+          <w:b w:val="0"/>
         </w:rPr>
         <w:t xml:space="preserve">（每次开场在心里过一遍）：① </w:t>
       </w:r>
       <w:r>
         <w:rPr>
           <w:b/>
-          <w:sz w:val="20"/>
         </w:rPr>
         <w:t>保密</w:t>
       </w:r>
       <w:r>
         <w:rPr>
-          <w:sz w:val="20"/>
+          <w:b w:val="0"/>
         </w:rPr>
         <w:t xml:space="preserve">——这里说的话不出这间屋子；② </w:t>
       </w:r>
       <w:r>
         <w:rPr>
           <w:b/>
-          <w:sz w:val="20"/>
         </w:rPr>
         <w:t>不评判</w:t>
       </w:r>
       <w:r>
         <w:rPr>
-          <w:sz w:val="20"/>
+          <w:b w:val="0"/>
         </w:rPr>
         <w:t xml:space="preserve">——不评价任何人的分享，也不急着评价自己；③ </w:t>
       </w:r>
       <w:r>
         <w:rPr>
           <w:b/>
-          <w:sz w:val="20"/>
         </w:rPr>
         <w:t>可随时暂停</w:t>
       </w:r>
       <w:r>
         <w:rPr>
-          <w:sz w:val="20"/>
+          <w:b w:val="0"/>
         </w:rPr>
         <w:t>——任何时候觉得不舒服，都可以停下来休息、喝水或离开，不需要解释。</w:t>
       </w:r>
     </w:p>
     <w:p>
-      <w:pPr>
-        <w:spacing w:before="160" w:after="80"/>
-      </w:pPr>
-      <w:r>
-        <w:rPr>
-          <w:rFonts w:ascii="Microsoft YaHei" w:hAnsi="Microsoft YaHei" w:eastAsia="Microsoft YaHei"/>
+      <w:r>
+        <w:rPr>
           <w:b/>
-          <w:color w:val="1E5631"/>
-          <w:sz w:val="28"/>
+          <w:color w:val="1E4620"/>
+          <w:sz w:val="26"/>
         </w:rPr>
         <w:t>📖 共读原文</w:t>
       </w:r>
     </w:p>
     <w:p>
       <w:pPr>
-        <w:spacing w:before="40" w:after="80"/>
-        <w:ind w:left="283"/>
-        <w:shd w:val="clear" w:color="auto" w:fill="EDF6EF"/>
+        <w:ind w:left="170"/>
         <w:pBdr>
-          <w:left w:val="single" w:sz="20" w:space="6" w:color="1E5631"/>
+          <w:left w:val="single" w:sz="18" w:space="4" w:color="1E4620"/>
         </w:pBdr>
+        <w:shd w:val="clear" w:fill="F2F5FA"/>
       </w:pPr>
       <w:r>
         <w:rPr>
           <w:b/>
-          <w:sz w:val="20"/>
         </w:rPr>
         <w:t>【本周朗读段 · 开始】</w:t>
       </w:r>
       <w:r>
         <w:rPr>
-          <w:sz w:val="20"/>
+          <w:b w:val="0"/>
         </w:rPr>
         <w:t>（本段约 3657 字，供中等稍慢朗读，约 21 分钟；其余为默读／选读／延伸内容）</w:t>
       </w:r>
@@ -1755,183 +1879,141 @@
       <w:r>
         <w:rPr>
           <w:b/>
-          <w:sz w:val="21"/>
         </w:rPr>
         <w:t>材料①</w:t>
       </w:r>
       <w:r>
         <w:rPr>
-          <w:sz w:val="21"/>
+          <w:b w:val="0"/>
         </w:rPr>
         <w:t xml:space="preserve"> ★核心：《斷煩惱與證道果---玛欣德尊者》（txt，四圣者与十结总说）</w:t>
       </w:r>
     </w:p>
     <w:p>
       <w:pPr>
-        <w:ind w:left="340"/>
-      </w:pPr>
-      <w:r>
-        <w:rPr>
-          <w:color w:val="1E5631"/>
-          <w:sz w:val="21"/>
-        </w:rPr>
-        <w:t xml:space="preserve">• </w:t>
-      </w:r>
-      <w:r>
-        <w:rPr>
-          <w:sz w:val="21"/>
+        <w:pStyle w:val="ListBullet"/>
+      </w:pPr>
+      <w:r>
+        <w:rPr>
+          <w:b w:val="0"/>
         </w:rPr>
         <w:t>文件类型：txt（讲记·书面语体，巴利语术语保留原拼写）</w:t>
       </w:r>
     </w:p>
     <w:p>
       <w:pPr>
-        <w:ind w:left="340"/>
-      </w:pPr>
-      <w:r>
-        <w:rPr>
-          <w:color w:val="1E5631"/>
-          <w:sz w:val="21"/>
-        </w:rPr>
-        <w:t xml:space="preserve">• </w:t>
-      </w:r>
-      <w:r>
-        <w:rPr>
-          <w:sz w:val="21"/>
+        <w:pStyle w:val="ListBullet"/>
+      </w:pPr>
+      <w:r>
+        <w:rPr>
+          <w:b w:val="0"/>
         </w:rPr>
         <w:t>知识库出处：古源尊者开示及上座部佛教资料</w:t>
       </w:r>
     </w:p>
     <w:p>
       <w:pPr>
-        <w:ind w:left="340"/>
-      </w:pPr>
-      <w:r>
-        <w:rPr>
-          <w:color w:val="1E5631"/>
-          <w:sz w:val="21"/>
-        </w:rPr>
-        <w:t xml:space="preserve">• </w:t>
-      </w:r>
-      <w:r>
-        <w:rPr>
-          <w:sz w:val="21"/>
-        </w:rPr>
-        <w:t>media_id：`txt_d0dd1c0cd17209afe241ece24bf6b7b4_af0d43c577982b8f4ba3108b07f89f4c7439961422831605`</w:t>
+        <w:pStyle w:val="ListBullet"/>
+      </w:pPr>
+      <w:r>
+        <w:rPr>
+          <w:b w:val="0"/>
+        </w:rPr>
+        <w:t>media_id：txt_d0dd1c0cd17209afe241ece24bf6b7b4_af0d43c577982b8f4ba3108b07f89f4c7439961422831605</w:t>
       </w:r>
     </w:p>
     <w:p>
       <w:pPr>
-        <w:ind w:left="340"/>
-      </w:pPr>
-      <w:r>
-        <w:rPr>
-          <w:color w:val="1E5631"/>
-          <w:sz w:val="21"/>
-        </w:rPr>
-        <w:t xml:space="preserve">• </w:t>
-      </w:r>
-      <w:r>
-        <w:rPr>
-          <w:sz w:val="21"/>
+        <w:pStyle w:val="ListBullet"/>
+      </w:pPr>
+      <w:r>
+        <w:rPr>
+          <w:b w:val="0"/>
         </w:rPr>
         <w:t>打开方式：ima知识库搜索「斷煩惱與證道果 玛欣德」</w:t>
       </w:r>
     </w:p>
     <w:p>
       <w:pPr>
-        <w:ind w:left="340"/>
-      </w:pPr>
-      <w:r>
-        <w:rPr>
-          <w:color w:val="1E5631"/>
-          <w:sz w:val="21"/>
-        </w:rPr>
-        <w:t xml:space="preserve">• </w:t>
-      </w:r>
-      <w:r>
-        <w:rPr>
-          <w:sz w:val="21"/>
+        <w:pStyle w:val="ListBullet"/>
+      </w:pPr>
+      <w:r>
+        <w:rPr>
+          <w:b w:val="0"/>
         </w:rPr>
         <w:t>说明：本材料是读书会20的</w:t>
       </w:r>
       <w:r>
         <w:rPr>
           <w:b/>
-          <w:sz w:val="21"/>
         </w:rPr>
         <w:t>主线单篇 txt</w:t>
       </w:r>
       <w:r>
         <w:rPr>
-          <w:sz w:val="21"/>
+          <w:b w:val="0"/>
         </w:rPr>
         <w:t>，W1–W4 共用、按章节拆分。</w:t>
       </w:r>
       <w:r>
         <w:rPr>
           <w:b/>
-          <w:sz w:val="21"/>
         </w:rPr>
         <w:t>与读书会20第2/3/4周同文件不同章节（本讲 W1 取〈十结总说〉与〈四道智层次总览／四圣者共同点〉，W2 取〈1.入流道智·三种预流者〉，W3 取〈2.一来道智·3.不来道智〉，W4 取〈4.阿拉汉道智〉）</w:t>
       </w:r>
       <w:r>
         <w:rPr>
-          <w:sz w:val="21"/>
+          <w:b w:val="0"/>
         </w:rPr>
         <w:t xml:space="preserve">。本 id </w:t>
       </w:r>
       <w:r>
         <w:rPr>
           <w:b/>
-          <w:sz w:val="21"/>
         </w:rPr>
         <w:t>未见于</w:t>
       </w:r>
       <w:r>
         <w:rPr>
-          <w:sz w:val="21"/>
-        </w:rPr>
-        <w:t>《_禁用清单_读书会01-19已用media_id.txt》（656 id，完整 id `grep -F` 0 命中）。知识库提取返回带 `[generated, not original text]` 标注，照常使用并保留该标注。</w:t>
+          <w:b w:val="0"/>
+        </w:rPr>
+        <w:t>《_禁用清单_读书会01-19已用media_id.txt》（656 id，完整 id grep -F 0 命中）。知识库提取返回带 [generated, not original text] 标注，照常使用并保留该标注。</w:t>
       </w:r>
     </w:p>
     <w:p>
       <w:r>
         <w:rPr>
           <w:b/>
-          <w:sz w:val="21"/>
         </w:rPr>
         <w:t>一、烦恼根本与十结总说</w:t>
       </w:r>
     </w:p>
     <w:p>
       <w:pPr>
-        <w:spacing w:before="40" w:after="80"/>
-        <w:ind w:left="283"/>
-        <w:shd w:val="clear" w:color="auto" w:fill="EDF6EF"/>
+        <w:ind w:left="170"/>
         <w:pBdr>
-          <w:left w:val="single" w:sz="20" w:space="6" w:color="1E5631"/>
+          <w:left w:val="single" w:sz="18" w:space="4" w:color="1E4620"/>
         </w:pBdr>
-      </w:pPr>
-      <w:r>
-        <w:rPr>
-          <w:sz w:val="20"/>
+        <w:shd w:val="clear" w:fill="F2F5FA"/>
+      </w:pPr>
+      <w:r>
+        <w:rPr>
+          <w:b w:val="0"/>
         </w:rPr>
         <w:t>烦恼的根本有三种，即：贪、瞋、痴。若再细分，又可分为「十结」(dasa sayojanāni)，即：欲贪结、色贪结、无色贪结、瞋恚结、慢结、见结、戒禁取结、疑结、掉举结、无明结。此「十结」将分别在四种出世间圣道中被断除，而阿拉汉圣道则能断除一切烦恼。</w:t>
       </w:r>
     </w:p>
     <w:p>
       <w:pPr>
-        <w:spacing w:before="40" w:after="80"/>
-        <w:ind w:left="283"/>
-        <w:shd w:val="clear" w:color="auto" w:fill="EDF6EF"/>
+        <w:ind w:left="170"/>
         <w:pBdr>
-          <w:left w:val="single" w:sz="20" w:space="6" w:color="1E5631"/>
+          <w:left w:val="single" w:sz="18" w:space="4" w:color="1E4620"/>
         </w:pBdr>
-      </w:pPr>
-      <w:r>
-        <w:rPr>
-          <w:sz w:val="20"/>
+        <w:shd w:val="clear" w:fill="F2F5FA"/>
+      </w:pPr>
+      <w:r>
+        <w:rPr>
+          <w:b w:val="0"/>
         </w:rPr>
         <w:t>道智又可分为四个层次，由低至高依次为：入流道智、一来道智、不来道智与阿拉汉道智。</w:t>
       </w:r>
@@ -1940,263 +2022,246 @@
       <w:r>
         <w:rPr>
           <w:b/>
-          <w:sz w:val="21"/>
         </w:rPr>
         <w:t>二、四圣者层次总览（四道智各别所断·从凡夫到圣者）</w:t>
       </w:r>
     </w:p>
     <w:p>
       <w:pPr>
-        <w:spacing w:before="40" w:after="80"/>
-        <w:ind w:left="283"/>
-        <w:shd w:val="clear" w:color="auto" w:fill="EDF6EF"/>
+        <w:ind w:left="170"/>
         <w:pBdr>
-          <w:left w:val="single" w:sz="20" w:space="6" w:color="1E5631"/>
+          <w:left w:val="single" w:sz="18" w:space="4" w:color="1E4620"/>
         </w:pBdr>
-      </w:pPr>
-      <w:r>
-        <w:rPr>
-          <w:sz w:val="20"/>
+        <w:shd w:val="clear" w:fill="F2F5FA"/>
+      </w:pPr>
+      <w:r>
+        <w:rPr>
+          <w:b w:val="0"/>
         </w:rPr>
         <w:t>1 、入流道智</w:t>
       </w:r>
     </w:p>
     <w:p>
       <w:pPr>
-        <w:spacing w:before="40" w:after="80"/>
-        <w:ind w:left="283"/>
-        <w:shd w:val="clear" w:color="auto" w:fill="EDF6EF"/>
+        <w:ind w:left="170"/>
         <w:pBdr>
-          <w:left w:val="single" w:sz="20" w:space="6" w:color="1E5631"/>
+          <w:left w:val="single" w:sz="18" w:space="4" w:color="1E4620"/>
         </w:pBdr>
-      </w:pPr>
-      <w:r>
-        <w:rPr>
-          <w:sz w:val="20"/>
+        <w:shd w:val="clear" w:fill="F2F5FA"/>
+      </w:pPr>
+      <w:r>
+        <w:rPr>
+          <w:b w:val="0"/>
         </w:rPr>
         <w:t>当禅修者观照一切诸行无常、苦、无我的世间观智成熟时，即生起一刹那缘取涅槃为目标的更改种姓心(gotrabhū citta)，超越凡夫种姓，而达到圣者种姓。此后即刻生起一刹那的入流道心。</w:t>
       </w:r>
     </w:p>
     <w:p>
       <w:pPr>
-        <w:spacing w:before="40" w:after="80"/>
-        <w:ind w:left="283"/>
-        <w:shd w:val="clear" w:color="auto" w:fill="EDF6EF"/>
+        <w:ind w:left="170"/>
         <w:pBdr>
-          <w:left w:val="single" w:sz="20" w:space="6" w:color="1E5631"/>
+          <w:left w:val="single" w:sz="18" w:space="4" w:color="1E4620"/>
         </w:pBdr>
-      </w:pPr>
-      <w:r>
-        <w:rPr>
-          <w:sz w:val="20"/>
+        <w:shd w:val="clear" w:fill="F2F5FA"/>
+      </w:pPr>
+      <w:r>
+        <w:rPr>
+          <w:b w:val="0"/>
         </w:rPr>
         <w:t>入流道心(sotāpatti maggacitta)又称入流道智、初道智。该道智执行与四圣谛有关的四种作用，即：遍知苦、断除烦恼（苦之因）、证悟涅槃（苦之灭）及开展八支圣道。</w:t>
       </w:r>
     </w:p>
     <w:p>
       <w:pPr>
-        <w:spacing w:before="40" w:after="80"/>
-        <w:ind w:left="283"/>
-        <w:shd w:val="clear" w:color="auto" w:fill="EDF6EF"/>
+        <w:ind w:left="170"/>
         <w:pBdr>
-          <w:left w:val="single" w:sz="20" w:space="6" w:color="1E5631"/>
+          <w:left w:val="single" w:sz="18" w:space="4" w:color="1E4620"/>
         </w:pBdr>
-      </w:pPr>
-      <w:r>
-        <w:rPr>
-          <w:sz w:val="20"/>
+        <w:shd w:val="clear" w:fill="F2F5FA"/>
+      </w:pPr>
+      <w:r>
+        <w:rPr>
+          <w:b w:val="0"/>
         </w:rPr>
         <w:t>入流道智能断除最粗的三种结。</w:t>
       </w:r>
     </w:p>
     <w:p>
       <w:pPr>
-        <w:spacing w:before="40" w:after="80"/>
-        <w:ind w:left="283"/>
-        <w:shd w:val="clear" w:color="auto" w:fill="EDF6EF"/>
+        <w:ind w:left="170"/>
         <w:pBdr>
-          <w:left w:val="single" w:sz="20" w:space="6" w:color="1E5631"/>
+          <w:left w:val="single" w:sz="18" w:space="4" w:color="1E4620"/>
         </w:pBdr>
-      </w:pPr>
-      <w:r>
-        <w:rPr>
-          <w:sz w:val="20"/>
+        <w:shd w:val="clear" w:fill="F2F5FA"/>
+      </w:pPr>
+      <w:r>
+        <w:rPr>
+          <w:b w:val="0"/>
         </w:rPr>
         <w:t>入流，巴利语sotāpanna(1)，又作至流，即已进入圣道之流，必定流向般涅槃。</w:t>
       </w:r>
     </w:p>
     <w:p>
       <w:pPr>
-        <w:spacing w:before="40" w:after="80"/>
-        <w:ind w:left="283"/>
-        <w:shd w:val="clear" w:color="auto" w:fill="EDF6EF"/>
+        <w:ind w:left="170"/>
         <w:pBdr>
-          <w:left w:val="single" w:sz="20" w:space="6" w:color="1E5631"/>
+          <w:left w:val="single" w:sz="18" w:space="4" w:color="1E4620"/>
         </w:pBdr>
-      </w:pPr>
-      <w:r>
-        <w:rPr>
-          <w:sz w:val="20"/>
+        <w:shd w:val="clear" w:fill="F2F5FA"/>
+      </w:pPr>
+      <w:r>
+        <w:rPr>
+          <w:b w:val="0"/>
         </w:rPr>
         <w:t>「灭尽三结，成为入流者，不退堕法，必定趣向正觉。」</w:t>
       </w:r>
     </w:p>
     <w:p>
       <w:pPr>
-        <w:spacing w:before="40" w:after="80"/>
-        <w:ind w:left="283"/>
-        <w:shd w:val="clear" w:color="auto" w:fill="EDF6EF"/>
+        <w:ind w:left="170"/>
         <w:pBdr>
-          <w:left w:val="single" w:sz="20" w:space="6" w:color="1E5631"/>
+          <w:left w:val="single" w:sz="18" w:space="4" w:color="1E4620"/>
         </w:pBdr>
-      </w:pPr>
-      <w:r>
-        <w:rPr>
-          <w:sz w:val="20"/>
+        <w:shd w:val="clear" w:fill="F2F5FA"/>
+      </w:pPr>
+      <w:r>
+        <w:rPr>
+          <w:b w:val="0"/>
         </w:rPr>
         <w:t>2 、一来道智</w:t>
       </w:r>
     </w:p>
     <w:p>
       <w:pPr>
-        <w:spacing w:before="40" w:after="80"/>
-        <w:ind w:left="283"/>
-        <w:shd w:val="clear" w:color="auto" w:fill="EDF6EF"/>
+        <w:ind w:left="170"/>
         <w:pBdr>
-          <w:left w:val="single" w:sz="20" w:space="6" w:color="1E5631"/>
+          <w:left w:val="single" w:sz="18" w:space="4" w:color="1E4620"/>
         </w:pBdr>
-      </w:pPr>
-      <w:r>
-        <w:rPr>
-          <w:sz w:val="20"/>
+        <w:shd w:val="clear" w:fill="F2F5FA"/>
+      </w:pPr>
+      <w:r>
+        <w:rPr>
+          <w:b w:val="0"/>
         </w:rPr>
         <w:t>一来道智并不能断除任何「结」，但却能减弱较粗的欲贪（对欲乐之贪求）与瞋恚。</w:t>
       </w:r>
     </w:p>
     <w:p>
       <w:pPr>
-        <w:spacing w:before="40" w:after="80"/>
-        <w:ind w:left="283"/>
-        <w:shd w:val="clear" w:color="auto" w:fill="EDF6EF"/>
+        <w:ind w:left="170"/>
         <w:pBdr>
-          <w:left w:val="single" w:sz="20" w:space="6" w:color="1E5631"/>
+          <w:left w:val="single" w:sz="18" w:space="4" w:color="1E4620"/>
         </w:pBdr>
-      </w:pPr>
-      <w:r>
-        <w:rPr>
-          <w:sz w:val="20"/>
+        <w:shd w:val="clear" w:fill="F2F5FA"/>
+      </w:pPr>
+      <w:r>
+        <w:rPr>
+          <w:b w:val="0"/>
         </w:rPr>
         <w:t>一来，巴利语sakadāgāmin(3),  意为再回来此世间结生一次。</w:t>
       </w:r>
     </w:p>
     <w:p>
       <w:pPr>
-        <w:spacing w:before="40" w:after="80"/>
-        <w:ind w:left="283"/>
-        <w:shd w:val="clear" w:color="auto" w:fill="EDF6EF"/>
+        <w:ind w:left="170"/>
         <w:pBdr>
-          <w:left w:val="single" w:sz="20" w:space="6" w:color="1E5631"/>
+          <w:left w:val="single" w:sz="18" w:space="4" w:color="1E4620"/>
         </w:pBdr>
-      </w:pPr>
-      <w:r>
-        <w:rPr>
-          <w:sz w:val="20"/>
+        <w:shd w:val="clear" w:fill="F2F5FA"/>
+      </w:pPr>
+      <w:r>
+        <w:rPr>
+          <w:b w:val="0"/>
         </w:rPr>
         <w:t>3 、不来道智</w:t>
       </w:r>
     </w:p>
     <w:p>
       <w:pPr>
-        <w:spacing w:before="40" w:after="80"/>
-        <w:ind w:left="283"/>
-        <w:shd w:val="clear" w:color="auto" w:fill="EDF6EF"/>
+        <w:ind w:left="170"/>
         <w:pBdr>
-          <w:left w:val="single" w:sz="20" w:space="6" w:color="1E5631"/>
+          <w:left w:val="single" w:sz="18" w:space="4" w:color="1E4620"/>
         </w:pBdr>
-      </w:pPr>
-      <w:r>
-        <w:rPr>
-          <w:sz w:val="20"/>
+        <w:shd w:val="clear" w:fill="F2F5FA"/>
+      </w:pPr>
+      <w:r>
+        <w:rPr>
+          <w:b w:val="0"/>
         </w:rPr>
         <w:t>不来道智能断除欲贪与瞋恚二结。</w:t>
       </w:r>
     </w:p>
     <w:p>
       <w:pPr>
-        <w:spacing w:before="40" w:after="80"/>
-        <w:ind w:left="283"/>
-        <w:shd w:val="clear" w:color="auto" w:fill="EDF6EF"/>
+        <w:ind w:left="170"/>
         <w:pBdr>
-          <w:left w:val="single" w:sz="20" w:space="6" w:color="1E5631"/>
+          <w:left w:val="single" w:sz="18" w:space="4" w:color="1E4620"/>
         </w:pBdr>
-      </w:pPr>
-      <w:r>
-        <w:rPr>
-          <w:sz w:val="20"/>
+        <w:shd w:val="clear" w:fill="F2F5FA"/>
+      </w:pPr>
+      <w:r>
+        <w:rPr>
+          <w:b w:val="0"/>
         </w:rPr>
         <w:t>不来，巴利语 anāgāmin(4), 意为不再返回欲界受生。</w:t>
       </w:r>
     </w:p>
     <w:p>
       <w:pPr>
-        <w:spacing w:before="40" w:after="80"/>
-        <w:ind w:left="283"/>
-        <w:shd w:val="clear" w:color="auto" w:fill="EDF6EF"/>
+        <w:ind w:left="170"/>
         <w:pBdr>
-          <w:left w:val="single" w:sz="20" w:space="6" w:color="1E5631"/>
+          <w:left w:val="single" w:sz="18" w:space="4" w:color="1E4620"/>
         </w:pBdr>
-      </w:pPr>
-      <w:r>
-        <w:rPr>
-          <w:sz w:val="20"/>
+        <w:shd w:val="clear" w:fill="F2F5FA"/>
+      </w:pPr>
+      <w:r>
+        <w:rPr>
+          <w:b w:val="0"/>
         </w:rPr>
         <w:t>「灭尽五下分结(5)，成为化生者，在那里般涅槃(6)，不再从那世间回来。」</w:t>
       </w:r>
     </w:p>
     <w:p>
       <w:pPr>
-        <w:spacing w:before="40" w:after="80"/>
-        <w:ind w:left="283"/>
-        <w:shd w:val="clear" w:color="auto" w:fill="EDF6EF"/>
+        <w:ind w:left="170"/>
         <w:pBdr>
-          <w:left w:val="single" w:sz="20" w:space="6" w:color="1E5631"/>
+          <w:left w:val="single" w:sz="18" w:space="4" w:color="1E4620"/>
         </w:pBdr>
-      </w:pPr>
-      <w:r>
-        <w:rPr>
-          <w:sz w:val="20"/>
+        <w:shd w:val="clear" w:fill="F2F5FA"/>
+      </w:pPr>
+      <w:r>
+        <w:rPr>
+          <w:b w:val="0"/>
         </w:rPr>
         <w:t>4 、阿拉汉道智</w:t>
       </w:r>
     </w:p>
     <w:p>
       <w:pPr>
-        <w:spacing w:before="40" w:after="80"/>
-        <w:ind w:left="283"/>
-        <w:shd w:val="clear" w:color="auto" w:fill="EDF6EF"/>
+        <w:ind w:left="170"/>
         <w:pBdr>
-          <w:left w:val="single" w:sz="20" w:space="6" w:color="1E5631"/>
+          <w:left w:val="single" w:sz="18" w:space="4" w:color="1E4620"/>
         </w:pBdr>
-      </w:pPr>
-      <w:r>
-        <w:rPr>
-          <w:sz w:val="20"/>
+        <w:shd w:val="clear" w:fill="F2F5FA"/>
+      </w:pPr>
+      <w:r>
+        <w:rPr>
+          <w:b w:val="0"/>
         </w:rPr>
         <w:t>不来圣者虽然已经断尽了「五下分结」，不再投生于欲界，但却还是被残余的五种极为微细的「上分结」系缚于生死轮回之中。阿拉汉道智能彻底地铲除此「五上分结」(pa?canna uddhambhāgiyāna sayojanāna)，即：色贪（对色界生命之贪）、无色贪（对无色界生命之贪）、我慢、掉举与无明。</w:t>
       </w:r>
     </w:p>
     <w:p>
       <w:pPr>
-        <w:spacing w:before="40" w:after="80"/>
-        <w:ind w:left="283"/>
-        <w:shd w:val="clear" w:color="auto" w:fill="EDF6EF"/>
+        <w:ind w:left="170"/>
         <w:pBdr>
-          <w:left w:val="single" w:sz="20" w:space="6" w:color="1E5631"/>
+          <w:left w:val="single" w:sz="18" w:space="4" w:color="1E4620"/>
         </w:pBdr>
-      </w:pPr>
-      <w:r>
-        <w:rPr>
-          <w:sz w:val="20"/>
+        <w:shd w:val="clear" w:fill="F2F5FA"/>
+      </w:pPr>
+      <w:r>
+        <w:rPr>
+          <w:b w:val="0"/>
         </w:rPr>
         <w:t>阿拉汉，巴利语arahant的音译。意为应当的，值得的，有资格者。</w:t>
       </w:r>
@@ -2205,260 +2270,212 @@
       <w:r>
         <w:rPr>
           <w:b/>
-          <w:sz w:val="21"/>
         </w:rPr>
         <w:t>三、四圣者共同点·无学总摄</w:t>
       </w:r>
     </w:p>
     <w:p>
       <w:pPr>
-        <w:spacing w:before="40" w:after="80"/>
-        <w:ind w:left="283"/>
-        <w:shd w:val="clear" w:color="auto" w:fill="EDF6EF"/>
+        <w:ind w:left="170"/>
         <w:pBdr>
-          <w:left w:val="single" w:sz="20" w:space="6" w:color="1E5631"/>
+          <w:left w:val="single" w:sz="18" w:space="4" w:color="1E4620"/>
         </w:pBdr>
-      </w:pPr>
-      <w:r>
-        <w:rPr>
-          <w:sz w:val="20"/>
+        <w:shd w:val="clear" w:fill="F2F5FA"/>
+      </w:pPr>
+      <w:r>
+        <w:rPr>
+          <w:b w:val="0"/>
         </w:rPr>
         <w:t>圣典中经常如此描述证悟阿拉汉道果的圣者：</w:t>
       </w:r>
     </w:p>
     <w:p>
       <w:pPr>
-        <w:spacing w:before="40" w:after="80"/>
-        <w:ind w:left="283"/>
-        <w:shd w:val="clear" w:color="auto" w:fill="EDF6EF"/>
+        <w:ind w:left="170"/>
         <w:pBdr>
-          <w:left w:val="single" w:sz="20" w:space="6" w:color="1E5631"/>
+          <w:left w:val="single" w:sz="18" w:space="4" w:color="1E4620"/>
         </w:pBdr>
-      </w:pPr>
-      <w:r>
-        <w:rPr>
-          <w:sz w:val="20"/>
+        <w:shd w:val="clear" w:fill="F2F5FA"/>
+      </w:pPr>
+      <w:r>
+        <w:rPr>
+          <w:b w:val="0"/>
         </w:rPr>
         <w:t>“‘Khīā jāti, vusita brahmacariya, kata karaīya, nāpara itthattāyā’ti pajānāti.”</w:t>
       </w:r>
     </w:p>
     <w:p>
       <w:pPr>
-        <w:spacing w:before="40" w:after="80"/>
-        <w:ind w:left="283"/>
-        <w:shd w:val="clear" w:color="auto" w:fill="EDF6EF"/>
+        <w:ind w:left="170"/>
         <w:pBdr>
-          <w:left w:val="single" w:sz="20" w:space="6" w:color="1E5631"/>
+          <w:left w:val="single" w:sz="18" w:space="4" w:color="1E4620"/>
         </w:pBdr>
-      </w:pPr>
-      <w:r>
-        <w:rPr>
-          <w:sz w:val="20"/>
+        <w:shd w:val="clear" w:fill="F2F5FA"/>
+      </w:pPr>
+      <w:r>
+        <w:rPr>
+          <w:b w:val="0"/>
         </w:rPr>
         <w:t>「他了知:『生已尽，梵行已立，应作已作，再无后有。』」</w:t>
       </w:r>
     </w:p>
     <w:p>
       <w:pPr>
-        <w:spacing w:before="40" w:after="80"/>
-        <w:ind w:left="283"/>
-        <w:shd w:val="clear" w:color="auto" w:fill="EDF6EF"/>
+        <w:ind w:left="170"/>
         <w:pBdr>
-          <w:left w:val="single" w:sz="20" w:space="6" w:color="1E5631"/>
+          <w:left w:val="single" w:sz="18" w:space="4" w:color="1E4620"/>
         </w:pBdr>
-      </w:pPr>
-      <w:r>
-        <w:rPr>
-          <w:sz w:val="20"/>
+        <w:shd w:val="clear" w:fill="F2F5FA"/>
+      </w:pPr>
+      <w:r>
+        <w:rPr>
+          <w:b w:val="0"/>
         </w:rPr>
         <w:t>阿拉汉圣者已经圆满地培育了戒定慧三学、完全地开展了八支圣道，所应作者皆已成办，所应学者皆已圆满，故阿拉汉又被称为「无学」(asekha)。他们已经竭尽了一切作为生死之因的烦恼，究竟正尽苦边，在身坏命终之后，将不会再有生死轮回。</w:t>
       </w:r>
     </w:p>
     <w:p>
       <w:pPr>
-        <w:spacing w:before="40" w:after="80"/>
-        <w:ind w:left="283"/>
-        <w:shd w:val="clear" w:color="auto" w:fill="EDF6EF"/>
+        <w:ind w:left="170"/>
         <w:pBdr>
-          <w:left w:val="single" w:sz="20" w:space="6" w:color="1E5631"/>
+          <w:left w:val="single" w:sz="18" w:space="4" w:color="1E4620"/>
         </w:pBdr>
+        <w:shd w:val="clear" w:fill="F2F5FA"/>
       </w:pPr>
       <w:r>
         <w:rPr>
           <w:b/>
-          <w:sz w:val="20"/>
         </w:rPr>
         <w:t>说明</w:t>
       </w:r>
       <w:r>
         <w:rPr>
-          <w:sz w:val="20"/>
+          <w:b w:val="0"/>
         </w:rPr>
         <w:t>：本材料原为单篇讲记，</w:t>
       </w:r>
       <w:r>
         <w:rPr>
           <w:b/>
-          <w:sz w:val="20"/>
         </w:rPr>
         <w:t>无「四圣者共同点」独立标题</w:t>
       </w:r>
       <w:r>
         <w:rPr>
-          <w:sz w:val="20"/>
+          <w:b w:val="0"/>
         </w:rPr>
         <w:t>——「共同点」以四道智「皆断相应之结、皆证圣果、皆趣向涅槃」及末段「圆满戒定慧三学、完全开展八支圣道、断尽烦恼、再无后有」总摄；上引各段均为原文</w:t>
       </w:r>
       <w:r>
         <w:rPr>
           <w:b/>
-          <w:sz w:val="20"/>
         </w:rPr>
         <w:t>逐字照录</w:t>
       </w:r>
       <w:r>
         <w:rPr>
-          <w:sz w:val="20"/>
-        </w:rPr>
-        <w:t>，段落按主题归并（每句完整、未增删改字）。四圣者各自完整段落归 W2/W3/W4。`[generated, not original text]`</w:t>
+          <w:b w:val="0"/>
+        </w:rPr>
+        <w:t>，段落按主题归并（每句完整、未增删改字）。四圣者各自完整段落归 W2/W3/W4。[generated, not original text]</w:t>
       </w:r>
     </w:p>
     <w:p>
       <w:r>
         <w:rPr>
           <w:b/>
-          <w:sz w:val="21"/>
         </w:rPr>
         <w:t>材料②</w:t>
       </w:r>
       <w:r>
         <w:rPr>
-          <w:sz w:val="21"/>
+          <w:b w:val="0"/>
         </w:rPr>
         <w:t>《4 佛法问答 - 禅修 确认稿》（pdf，从凡夫证初果·依师依传承）</w:t>
       </w:r>
     </w:p>
     <w:p>
       <w:pPr>
-        <w:ind w:left="340"/>
-      </w:pPr>
-      <w:r>
-        <w:rPr>
-          <w:color w:val="1E5631"/>
-          <w:sz w:val="21"/>
-        </w:rPr>
-        <w:t xml:space="preserve">• </w:t>
-      </w:r>
-      <w:r>
-        <w:rPr>
-          <w:sz w:val="21"/>
+        <w:pStyle w:val="ListBullet"/>
+      </w:pPr>
+      <w:r>
+        <w:rPr>
+          <w:b w:val="0"/>
         </w:rPr>
         <w:t>文件类型：pdf（问答体·口语讲记）</w:t>
       </w:r>
     </w:p>
     <w:p>
       <w:pPr>
-        <w:ind w:left="340"/>
-      </w:pPr>
-      <w:r>
-        <w:rPr>
-          <w:color w:val="1E5631"/>
-          <w:sz w:val="21"/>
-        </w:rPr>
-        <w:t xml:space="preserve">• </w:t>
-      </w:r>
-      <w:r>
-        <w:rPr>
-          <w:sz w:val="21"/>
+        <w:pStyle w:val="ListBullet"/>
+      </w:pPr>
+      <w:r>
+        <w:rPr>
+          <w:b w:val="0"/>
         </w:rPr>
         <w:t>知识库出处：古源尊者开示及上座部佛教资料</w:t>
       </w:r>
     </w:p>
     <w:p>
       <w:pPr>
-        <w:ind w:left="340"/>
-      </w:pPr>
-      <w:r>
-        <w:rPr>
-          <w:color w:val="1E5631"/>
-          <w:sz w:val="21"/>
-        </w:rPr>
-        <w:t xml:space="preserve">• </w:t>
-      </w:r>
-      <w:r>
-        <w:rPr>
-          <w:sz w:val="21"/>
-        </w:rPr>
-        <w:t>media_id：`pdf_d0dd1c0cd17209afe241ece24bf6b7b4_4acb8f21e4878b64e2b9794510d8bf247439961422831605`</w:t>
+        <w:pStyle w:val="ListBullet"/>
+      </w:pPr>
+      <w:r>
+        <w:rPr>
+          <w:b w:val="0"/>
+        </w:rPr>
+        <w:t>media_id：pdf_d0dd1c0cd17209afe241ece24bf6b7b4_4acb8f21e4878b64e2b9794510d8bf247439961422831605</w:t>
       </w:r>
     </w:p>
     <w:p>
       <w:pPr>
-        <w:ind w:left="340"/>
-      </w:pPr>
-      <w:r>
-        <w:rPr>
-          <w:color w:val="1E5631"/>
-          <w:sz w:val="21"/>
-        </w:rPr>
-        <w:t xml:space="preserve">• </w:t>
-      </w:r>
-      <w:r>
-        <w:rPr>
-          <w:sz w:val="21"/>
+        <w:pStyle w:val="ListBullet"/>
+      </w:pPr>
+      <w:r>
+        <w:rPr>
+          <w:b w:val="0"/>
         </w:rPr>
         <w:t>打开方式：ima知识库搜索「4 佛法问答 禅修」</w:t>
       </w:r>
     </w:p>
     <w:p>
       <w:pPr>
-        <w:ind w:left="340"/>
-      </w:pPr>
-      <w:r>
-        <w:rPr>
-          <w:color w:val="1E5631"/>
-          <w:sz w:val="21"/>
-        </w:rPr>
-        <w:t xml:space="preserve">• </w:t>
-      </w:r>
-      <w:r>
-        <w:rPr>
-          <w:sz w:val="21"/>
+        <w:pStyle w:val="ListBullet"/>
+      </w:pPr>
+      <w:r>
+        <w:rPr>
+          <w:b w:val="0"/>
         </w:rPr>
         <w:t>说明：本材料为</w:t>
       </w:r>
       <w:r>
         <w:rPr>
           <w:b/>
-          <w:sz w:val="21"/>
         </w:rPr>
         <w:t>问答集</w:t>
       </w:r>
       <w:r>
         <w:rPr>
-          <w:sz w:val="21"/>
+          <w:b w:val="0"/>
         </w:rPr>
         <w:t xml:space="preserve">，本周取「从凡夫修行到证初果」「依师／依传承」「判断禅法正误的标准」「不退人身／小须陀洹」「所引导者与慧解脱」相关问答（问1、问2、问5、问7、问33、问152、问61）。本 id </w:t>
       </w:r>
       <w:r>
         <w:rPr>
           <w:b/>
-          <w:sz w:val="21"/>
         </w:rPr>
         <w:t>未见于</w:t>
       </w:r>
       <w:r>
         <w:rPr>
-          <w:sz w:val="21"/>
-        </w:rPr>
-        <w:t>《_禁用清单_读书会01-19已用media_id.txt》（完整 id `grep -F` 0 命中）。文中异体字（如「业馀」「其馀」）与括号保留原貌。知识库提取返回带 `[generated, not original text]` 标注，照常使用并保留该标注。</w:t>
+          <w:b w:val="0"/>
+        </w:rPr>
+        <w:t>《_禁用清单_读书会01-19已用media_id.txt》（完整 id grep -F 0 命中）。文中异体字（如「业馀」「其馀」）与括号保留原貌。知识库提取返回带 [generated, not original text] 标注，照常使用并保留该标注。</w:t>
       </w:r>
     </w:p>
     <w:p>
       <w:r>
         <w:rPr>
           <w:b/>
-          <w:sz w:val="21"/>
         </w:rPr>
         <w:t>一、问1：从凡夫修行直到证初果，必须受持哪些戒律？应通晓哪些佛法知识和实修理论？</w:t>
       </w:r>
@@ -2467,87 +2484,81 @@
       <w:r>
         <w:rPr>
           <w:b/>
-          <w:sz w:val="21"/>
         </w:rPr>
         <w:t>问1：从一个凡夫修行直到证初果，必须受持哪些戒律？应该通晓哪些佛法知识和实修理论呢？</w:t>
       </w:r>
     </w:p>
     <w:p>
       <w:pPr>
-        <w:spacing w:before="40" w:after="80"/>
-        <w:ind w:left="283"/>
-        <w:shd w:val="clear" w:color="auto" w:fill="EDF6EF"/>
+        <w:ind w:left="170"/>
         <w:pBdr>
-          <w:left w:val="single" w:sz="20" w:space="6" w:color="1E5631"/>
+          <w:left w:val="single" w:sz="18" w:space="4" w:color="1E4620"/>
         </w:pBdr>
-      </w:pPr>
-      <w:r>
-        <w:rPr>
-          <w:sz w:val="20"/>
+        <w:shd w:val="clear" w:fill="F2F5FA"/>
+      </w:pPr>
+      <w:r>
+        <w:rPr>
+          <w:b w:val="0"/>
         </w:rPr>
         <w:t>答：想要修行直到证得初果，对在家人来说，至少应当守持五戒，若有条件还要受持八戒。对出家人来说，北传是比丘、比丘尼、式叉摩那、沙弥、沙弥尼这出家五众，他们应当持守好各自的戒律。对南传比库来说，他必须完整地受持227条学处，以及佛陀在《律藏》里制定的所有篇章，包括《大品》和《小品》。比库对所有的学处和义务都要身体力行，才能做到戒清净，因为戒清净才谈得上修行。在家人也是，要持守好戒律，因为戒清净是修行的基础。</w:t>
       </w:r>
     </w:p>
     <w:p>
       <w:pPr>
-        <w:spacing w:before="40" w:after="80"/>
-        <w:ind w:left="283"/>
-        <w:shd w:val="clear" w:color="auto" w:fill="EDF6EF"/>
+        <w:ind w:left="170"/>
         <w:pBdr>
-          <w:left w:val="single" w:sz="20" w:space="6" w:color="1E5631"/>
+          <w:left w:val="single" w:sz="18" w:space="4" w:color="1E4620"/>
         </w:pBdr>
-      </w:pPr>
-      <w:r>
-        <w:rPr>
-          <w:sz w:val="20"/>
+        <w:shd w:val="clear" w:fill="F2F5FA"/>
+      </w:pPr>
+      <w:r>
+        <w:rPr>
+          <w:b w:val="0"/>
         </w:rPr>
         <w:t>至于通晓佛法知识与实修理论，有两种方式：</w:t>
       </w:r>
     </w:p>
     <w:p>
       <w:pPr>
-        <w:spacing w:before="40" w:after="80"/>
-        <w:ind w:left="283"/>
-        <w:shd w:val="clear" w:color="auto" w:fill="EDF6EF"/>
+        <w:ind w:left="170"/>
         <w:pBdr>
-          <w:left w:val="single" w:sz="20" w:space="6" w:color="1E5631"/>
+          <w:left w:val="single" w:sz="18" w:space="4" w:color="1E4620"/>
         </w:pBdr>
-      </w:pPr>
-      <w:r>
-        <w:rPr>
-          <w:sz w:val="20"/>
+        <w:shd w:val="clear" w:fill="F2F5FA"/>
+      </w:pPr>
+      <w:r>
+        <w:rPr>
+          <w:b w:val="0"/>
         </w:rPr>
         <w:t>第一种方式是在一位有经验的导师指导之下有次第地修行，不懂就去问，依教修行，这是最直接的方法。即使你对于佛法知识不是很了解，但只要你对导师有信心，这仍不失为一种很好的方法。但是现在会比较困难，毕竟精通三藏又具实修经验的导师寥若晨星。</w:t>
       </w:r>
     </w:p>
     <w:p>
       <w:pPr>
-        <w:spacing w:before="40" w:after="80"/>
-        <w:ind w:left="283"/>
-        <w:shd w:val="clear" w:color="auto" w:fill="EDF6EF"/>
+        <w:ind w:left="170"/>
         <w:pBdr>
-          <w:left w:val="single" w:sz="20" w:space="6" w:color="1E5631"/>
+          <w:left w:val="single" w:sz="18" w:space="4" w:color="1E4620"/>
         </w:pBdr>
-      </w:pPr>
-      <w:r>
-        <w:rPr>
-          <w:sz w:val="20"/>
+        <w:shd w:val="clear" w:fill="F2F5FA"/>
+      </w:pPr>
+      <w:r>
+        <w:rPr>
+          <w:b w:val="0"/>
         </w:rPr>
         <w:t>第二种是先学习一些基本的佛法知识，树立正见。有了正确的见解，对佛陀的教法、对三藏有一定的认识，才去判断一位老师教的方法对不对？是不是正法？是否具有正见？次第是否明确？现在有些法师只懂得教你如何开始修行，但继续修下去就糊里糊涂，连他自己也不清不楚了！这些法门虽然起点很简单，目标也默认得很高，但是中间过程却不明不白。还有一些禅师所教的禅法渗进了许多自己的东西，因此我们需要了解一些基本的佛学知识。特别是现在这个时代，龙蛇混杂、鱼目混珠，邪师度众多如恒沙，有很多似是而非的法，甚至连外道都喜欢打着佛法的招牌，但所教的却偏离佛陀的教导。为什么有那么多的邪教呢？为什么有那么多的新兴宗教呢？在美国、日本、新加坡、中国大陆、台湾等都不少。如果我们拥有一定的佛学基础，就不会盲目追随邪师。所以，我们对佛法僧三宝要有坚定的信心，对律经论三藏要有一定的了解。同时，我们也应当检验导师教导的修行方法是不是戒定慧？是不是八圣道？如果一个出家众连持成都成问题，你跟着他就会有危险。如果只讲定，没有慧也不行，甚至说他一禅坐就可以坐两个月也是没用，只修定并不能解脱。而有些人则只教所谓的慧，教修观，却忽略定，这些禅法也有问题。</w:t>
       </w:r>
     </w:p>
     <w:p>
       <w:pPr>
-        <w:spacing w:before="40" w:after="80"/>
-        <w:ind w:left="283"/>
-        <w:shd w:val="clear" w:color="auto" w:fill="EDF6EF"/>
+        <w:ind w:left="170"/>
         <w:pBdr>
-          <w:left w:val="single" w:sz="20" w:space="6" w:color="1E5631"/>
+          <w:left w:val="single" w:sz="18" w:space="4" w:color="1E4620"/>
         </w:pBdr>
-      </w:pPr>
-      <w:r>
-        <w:rPr>
-          <w:sz w:val="20"/>
+        <w:shd w:val="clear" w:fill="F2F5FA"/>
+      </w:pPr>
+      <w:r>
+        <w:rPr>
+          <w:b w:val="0"/>
         </w:rPr>
         <w:t>建议大家应该去看巴利三藏和 Visuddhimagga (《清净之道》)。按照南传上座部佛教的传统，要判断一种禅法是否正确，应该阅读作为禅修指南的《清净道论》。因此，要修行直到证悟初果，就要依师、依传承。然而，想知道某位禅师的教法是不是符合佛陀的教导，判断的标准是巴利三藏和 Visuddhimagga (《清净之道》)。如果他们的教法与佛陀的教导相符，那么你就可以放心地一步一个脚印修行了。</w:t>
       </w:r>
@@ -2556,7 +2567,6 @@
       <w:r>
         <w:rPr>
           <w:b/>
-          <w:sz w:val="21"/>
         </w:rPr>
         <w:t>二、问2：在家人初学禅修，按怎样的次第去修？</w:t>
       </w:r>
@@ -2565,39 +2575,36 @@
       <w:r>
         <w:rPr>
           <w:b/>
-          <w:sz w:val="21"/>
         </w:rPr>
         <w:t>问 2: 请问尊者，在家人初学禅修，按怎样的次第去修？有什么指导禅修的书？每天修多长时间合适？</w:t>
       </w:r>
     </w:p>
     <w:p>
       <w:pPr>
-        <w:spacing w:before="40" w:after="80"/>
-        <w:ind w:left="283"/>
-        <w:shd w:val="clear" w:color="auto" w:fill="EDF6EF"/>
+        <w:ind w:left="170"/>
         <w:pBdr>
-          <w:left w:val="single" w:sz="20" w:space="6" w:color="1E5631"/>
+          <w:left w:val="single" w:sz="18" w:space="4" w:color="1E4620"/>
         </w:pBdr>
-      </w:pPr>
-      <w:r>
-        <w:rPr>
-          <w:sz w:val="20"/>
+        <w:shd w:val="clear" w:fill="F2F5FA"/>
+      </w:pPr>
+      <w:r>
+        <w:rPr>
+          <w:b w:val="0"/>
         </w:rPr>
         <w:t>答：在家人要学习禅修，还是首先要持戒清净，持好五戒。五戒这个是基础，对于在家人来说，五戒很重要。五戒持好了之后，在平时多点抽时间，如果你修的是“入出息念”，那么你就每天都抽半个小时、一个小时、乃至一个半小时，尽你自己的可能。如果你自己的时间许可的话，你就把禅坐的时间规定为好像吃饭、睡觉那么重要。每天到了那个点儿你就禅修。</w:t>
       </w:r>
     </w:p>
     <w:p>
       <w:pPr>
-        <w:spacing w:before="40" w:after="80"/>
-        <w:ind w:left="283"/>
-        <w:shd w:val="clear" w:color="auto" w:fill="EDF6EF"/>
+        <w:ind w:left="170"/>
         <w:pBdr>
-          <w:left w:val="single" w:sz="20" w:space="6" w:color="1E5631"/>
+          <w:left w:val="single" w:sz="18" w:space="4" w:color="1E4620"/>
         </w:pBdr>
-      </w:pPr>
-      <w:r>
-        <w:rPr>
-          <w:sz w:val="20"/>
+        <w:shd w:val="clear" w:fill="F2F5FA"/>
+      </w:pPr>
+      <w:r>
+        <w:rPr>
+          <w:b w:val="0"/>
         </w:rPr>
         <w:t>在这方面的指导书有很多，例如：《清净道论》《智慧之光》《如实知见》《上座部佛教修学入门》等等这些书籍，里面对修“入出息念”来说都有很好的指导。如果你修其他业处也好，在《清净道论》里面，几乎你现在所修的止观业处，《清净道论》里面都有。</w:t>
       </w:r>
@@ -2606,7 +2613,6 @@
       <w:r>
         <w:rPr>
           <w:b/>
-          <w:sz w:val="21"/>
         </w:rPr>
         <w:t>三、问5：凡夫在正法时期不能证悟涅槃怎么办？如何证得初果？（巴拉密）</w:t>
       </w:r>
@@ -2615,94 +2621,87 @@
       <w:r>
         <w:rPr>
           <w:b/>
-          <w:sz w:val="21"/>
         </w:rPr>
         <w:t>问5: 如果凡夫在正法时期不能证悟涅槃,在未来的无数次生死轮回中又不能遇到佛法,岂不是很危险?请问禅师:凡夫应该怎么办?</w:t>
       </w:r>
     </w:p>
     <w:p>
       <w:pPr>
-        <w:spacing w:before="40" w:after="80"/>
-        <w:ind w:left="283"/>
-        <w:shd w:val="clear" w:color="auto" w:fill="EDF6EF"/>
+        <w:ind w:left="170"/>
         <w:pBdr>
-          <w:left w:val="single" w:sz="20" w:space="6" w:color="1E5631"/>
+          <w:left w:val="single" w:sz="18" w:space="4" w:color="1E4620"/>
         </w:pBdr>
-      </w:pPr>
-      <w:r>
-        <w:rPr>
-          <w:sz w:val="20"/>
+        <w:shd w:val="clear" w:fill="F2F5FA"/>
+      </w:pPr>
+      <w:r>
+        <w:rPr>
+          <w:b w:val="0"/>
         </w:rPr>
         <w:t>答：根据上座部佛教，我们是佛陀的弟子，现在还能遇到正法，就应该依照佛陀的教法禅修。我们最起码要在今年生证得初果，这样才能够拿到生死轮回的保险。为什么呢？初果，巴利语sotāpanna。sota意为流，āpanna为已经进入。所以，证初果者已经属于圣者，他决定只会升进，只会一生比一生投生到更殊胜的生命，最终完全断尽烦恼，这就是佛陀在经典中说的“决定趣向正觉”。因为初果圣者已经证入圣者之流，绝不会再堕落恶趣，所以叫做“不退堕法”，即决定不再堕入四恶道，不会再投生为饿鬼、畜生，或投生到地狱。也就是说，遇到正法最好是在今生证得初果，所以要依照佛陀的教法来修行，依照戒、定、慧来修行！</w:t>
       </w:r>
     </w:p>
     <w:p>
       <w:pPr>
-        <w:spacing w:before="40" w:after="80"/>
-        <w:ind w:left="283"/>
-        <w:shd w:val="clear" w:color="auto" w:fill="EDF6EF"/>
+        <w:ind w:left="170"/>
         <w:pBdr>
-          <w:left w:val="single" w:sz="20" w:space="6" w:color="1E5631"/>
+          <w:left w:val="single" w:sz="18" w:space="4" w:color="1E4620"/>
         </w:pBdr>
-      </w:pPr>
-      <w:r>
-        <w:rPr>
-          <w:sz w:val="20"/>
+        <w:shd w:val="clear" w:fill="F2F5FA"/>
+      </w:pPr>
+      <w:r>
+        <w:rPr>
+          <w:b w:val="0"/>
         </w:rPr>
         <w:t>不过，退而求其次，还有后路。我们不要认为现在不能修行，或者不能在今生精进修行而自暴自弃。佛教有一句话说：“只要目标正确，修行方法正确，没有任何的精进会白费！”因为我们知道现在走的这条路通向哪里，只要朝着那个方向走，走多少算多少，可以肯定的是越走越近。所以，我们依照佛陀教导的戒、定、慧来禅修，每天禅修，并发愿早日断尽烦恼、证悟涅槃，这个就是巴拉密。</w:t>
       </w:r>
     </w:p>
     <w:p>
       <w:pPr>
-        <w:spacing w:before="40" w:after="80"/>
-        <w:ind w:left="283"/>
-        <w:shd w:val="clear" w:color="auto" w:fill="EDF6EF"/>
+        <w:ind w:left="170"/>
         <w:pBdr>
-          <w:left w:val="single" w:sz="20" w:space="6" w:color="1E5631"/>
+          <w:left w:val="single" w:sz="18" w:space="4" w:color="1E4620"/>
         </w:pBdr>
-      </w:pPr>
-      <w:r>
-        <w:rPr>
-          <w:sz w:val="20"/>
+        <w:shd w:val="clear" w:fill="F2F5FA"/>
+      </w:pPr>
+      <w:r>
+        <w:rPr>
+          <w:b w:val="0"/>
         </w:rPr>
         <w:t>巴拉密是什么意思呢？巴拉密是巴利语pāramī的音译。它就好像我们所说的资本，佛教叫“资粮”，特指解脱的资粮、菩提的资粮。什么是菩提呢？就是觉悟。巴拉密是导向证悟涅槃、导向究竟解脱的资本、本钱。我们布施、持戒、禅修、听闻佛法、学习佛法、修行止观，并发愿将所做的这些善业成为证悟涅槃的助缘，就是巴拉密。</w:t>
       </w:r>
     </w:p>
     <w:p>
       <w:pPr>
-        <w:spacing w:before="40" w:after="80"/>
-        <w:ind w:left="283"/>
-        <w:shd w:val="clear" w:color="auto" w:fill="EDF6EF"/>
+        <w:ind w:left="170"/>
         <w:pBdr>
-          <w:left w:val="single" w:sz="20" w:space="6" w:color="1E5631"/>
+          <w:left w:val="single" w:sz="18" w:space="4" w:color="1E4620"/>
         </w:pBdr>
-      </w:pPr>
-      <w:r>
-        <w:rPr>
-          <w:sz w:val="20"/>
+        <w:shd w:val="clear" w:fill="F2F5FA"/>
+      </w:pPr>
+      <w:r>
+        <w:rPr>
+          <w:b w:val="0"/>
         </w:rPr>
         <w:t>如果做善事的目的只是为了投生天界，或者下一世再做人，或者愿我布施能带来大财富，这样的善业夹杂着贪，夹杂着烦恼，不是巴拉密。如果我们发愿：“愿我布施、持戒、听闻佛法、禅修的功德，成为证悟涅槃的助缘！”涅槃是舍离贪、瞋、痴，不夹杂任何的贪、瞋、痴。所做的善行不和无明、渴爱相应，不被烦恼污染，这就叫巴拉密，这就是修行的道粮。这些修行的本钱可以一点一滴积累，只要是朝向解脱，我们所做的这些善业都不会白费。最怕的是我们知难而退，或者跌倒了自己不肯爬起来。所以不用担心，只要朝着正确的目标一点一滴地积累巴拉密，能做多少就做多少。有了明确的方向，有了正确的方法，剩下的就是我们的精进了！</w:t>
       </w:r>
     </w:p>
     <w:p>
       <w:pPr>
-        <w:spacing w:before="40" w:after="80"/>
-        <w:ind w:left="283"/>
-        <w:shd w:val="clear" w:color="auto" w:fill="EDF6EF"/>
+        <w:ind w:left="170"/>
         <w:pBdr>
-          <w:left w:val="single" w:sz="20" w:space="6" w:color="1E5631"/>
+          <w:left w:val="single" w:sz="18" w:space="4" w:color="1E4620"/>
         </w:pBdr>
+        <w:shd w:val="clear" w:fill="F2F5FA"/>
       </w:pPr>
       <w:r>
         <w:rPr>
           <w:b/>
-          <w:sz w:val="20"/>
         </w:rPr>
         <w:t>【本周朗读段 · 结束】</w:t>
       </w:r>
       <w:r>
         <w:rPr>
-          <w:sz w:val="20"/>
+          <w:b w:val="0"/>
         </w:rPr>
         <w:t>（以下为默读／选读／延伸内容，时间富余时再读）</w:t>
       </w:r>
@@ -2711,7 +2710,6 @@
       <w:r>
         <w:rPr>
           <w:b/>
-          <w:sz w:val="21"/>
         </w:rPr>
         <w:t>四、问7：在家众可不可以修证初果？</w:t>
       </w:r>
@@ -2720,39 +2718,36 @@
       <w:r>
         <w:rPr>
           <w:b/>
-          <w:sz w:val="21"/>
         </w:rPr>
         <w:t>问7：在家众可不可以修证初果？还是要发愿成为出家人才能证得初果、证悟涅槃？</w:t>
       </w:r>
     </w:p>
     <w:p>
       <w:pPr>
-        <w:spacing w:before="40" w:after="80"/>
-        <w:ind w:left="283"/>
-        <w:shd w:val="clear" w:color="auto" w:fill="EDF6EF"/>
+        <w:ind w:left="170"/>
         <w:pBdr>
-          <w:left w:val="single" w:sz="20" w:space="6" w:color="1E5631"/>
+          <w:left w:val="single" w:sz="18" w:space="4" w:color="1E4620"/>
         </w:pBdr>
-      </w:pPr>
-      <w:r>
-        <w:rPr>
-          <w:sz w:val="20"/>
+        <w:shd w:val="clear" w:fill="F2F5FA"/>
+      </w:pPr>
+      <w:r>
+        <w:rPr>
+          <w:b w:val="0"/>
         </w:rPr>
         <w:t>答：对这个问题，答案是：一个在家人不仅可以证得初果，甚至还可以证得第三果！也就是说，一个在家人可以证得初果、第二果和第三果。初果是入流，已入圣道之流，第二果称为一来，第三果称为不来。佛陀在世的时候，有成千上万个在家人证得第一果、第二果、第三果。一个在家人也可以证得第四果（阿拉汉果），只是他必须在证得阿拉汉果的当天般涅槃或出家。</w:t>
       </w:r>
     </w:p>
     <w:p>
       <w:pPr>
-        <w:spacing w:before="40" w:after="80"/>
-        <w:ind w:left="283"/>
-        <w:shd w:val="clear" w:color="auto" w:fill="EDF6EF"/>
+        <w:ind w:left="170"/>
         <w:pBdr>
-          <w:left w:val="single" w:sz="20" w:space="6" w:color="1E5631"/>
+          <w:left w:val="single" w:sz="18" w:space="4" w:color="1E4620"/>
         </w:pBdr>
-      </w:pPr>
-      <w:r>
-        <w:rPr>
-          <w:sz w:val="20"/>
+        <w:shd w:val="clear" w:fill="F2F5FA"/>
+      </w:pPr>
+      <w:r>
+        <w:rPr>
+          <w:b w:val="0"/>
         </w:rPr>
         <w:t>如果发愿成为出家人那会更好。因为身在俗家有很多事务，出家是专业的修行人。所以问题在于你想要做一个专业的修行人，还是业馀的修行人？在家人即使能投入再多的时间修行，但还是业馀的。为什么呢？好像我们在缅甸，除了托钵、清洁环境，每半个月的诵戒之外，其馀的时间用来做什么？用来禅修！帕奥禅林的比库没有其他的事务，除了托钵、吃饭、睡觉，完成戒律的义务之外，其他的时间都用来禅修，所以是专业。这样我们在时间上、身心上、精力上几乎都投入禅修。正因如此，要证悟初果、证悟涅槃就有很强的助缘、充足的条件。对于在家的生活是怎么样的，不用我说，你们比我更清楚！</w:t>
       </w:r>
@@ -2761,39 +2756,36 @@
       <w:r>
         <w:rPr>
           <w:b/>
-          <w:sz w:val="21"/>
         </w:rPr>
         <w:t>五、问33：证得初果要成就四不坏净，破疑结怎么理解？</w:t>
       </w:r>
     </w:p>
     <w:p>
       <w:pPr>
-        <w:spacing w:before="40" w:after="80"/>
-        <w:ind w:left="283"/>
-        <w:shd w:val="clear" w:color="auto" w:fill="EDF6EF"/>
+        <w:ind w:left="170"/>
         <w:pBdr>
-          <w:left w:val="single" w:sz="20" w:space="6" w:color="1E5631"/>
+          <w:left w:val="single" w:sz="18" w:space="4" w:color="1E4620"/>
         </w:pBdr>
-      </w:pPr>
-      <w:r>
-        <w:rPr>
-          <w:sz w:val="20"/>
+        <w:shd w:val="clear" w:fill="F2F5FA"/>
+      </w:pPr>
+      <w:r>
+        <w:rPr>
+          <w:b w:val="0"/>
         </w:rPr>
         <w:t>答：真正一个人证果了，他的信必定具足，所以他不是相信自己能够证果，而是他确信自己已经证果，这个叫做信。一个没有证得初果的人，我们甚至不能够说他的信已经立于不坏，唯有一个证得初果的人才能说他的信已经绝对不能动摇了。尚未证果的人，他今生可能是个很虔诚的佛教徒，但他的下一生未必，所以他的信不能够住于不动，这是第一点。</w:t>
       </w:r>
     </w:p>
     <w:p>
       <w:pPr>
-        <w:spacing w:before="40" w:after="80"/>
-        <w:ind w:left="283"/>
-        <w:shd w:val="clear" w:color="auto" w:fill="EDF6EF"/>
+        <w:ind w:left="170"/>
         <w:pBdr>
-          <w:left w:val="single" w:sz="20" w:space="6" w:color="1E5631"/>
+          <w:left w:val="single" w:sz="18" w:space="4" w:color="1E4620"/>
         </w:pBdr>
-      </w:pPr>
-      <w:r>
-        <w:rPr>
-          <w:sz w:val="20"/>
+        <w:shd w:val="clear" w:fill="F2F5FA"/>
+      </w:pPr>
+      <w:r>
+        <w:rPr>
+          <w:b w:val="0"/>
         </w:rPr>
         <w:t>第二点，在《金刚经》里面有以筏喻修行的说法，筏喻是什么意思呢？我们要过河，或者我们要渡过大江我们要坐船，有一个愚痴的人，他认为，反正我们这个船最终都要抛弃的，他在江中就把船毁了，结果他会怎么样？死掉！筏相当于佛法，我们的修行。我们在修行过程应当依照佛陀的教法，一旦一个人已经断尽烦恼了，他就不用再去执著于法，这个叫“法尚应舍，何况非法”。而不是说：我们还在生死轮回当中，就把法丢掉。所以要知道佛陀说法的对象，是那些已经断尽烦恼的圣者，是那些已经了知“生已尽，梵行已立，应作已作，再无后有”的阿拉汉，是对那些人说的。对于充满烦恼的生死凡夫，叫他去抛弃法，那他只能够在生死苦海里面继续流转、沉迷。</w:t>
       </w:r>
@@ -2802,119 +2794,111 @@
       <w:r>
         <w:rPr>
           <w:b/>
-          <w:sz w:val="21"/>
         </w:rPr>
         <w:t>六、问152：一个人要如何才能保证不退人身，一直都修行？（缘摄受智·小须陀洹）</w:t>
       </w:r>
     </w:p>
     <w:p>
       <w:pPr>
-        <w:spacing w:before="40" w:after="80"/>
-        <w:ind w:left="283"/>
-        <w:shd w:val="clear" w:color="auto" w:fill="EDF6EF"/>
+        <w:ind w:left="170"/>
         <w:pBdr>
-          <w:left w:val="single" w:sz="20" w:space="6" w:color="1E5631"/>
+          <w:left w:val="single" w:sz="18" w:space="4" w:color="1E4620"/>
         </w:pBdr>
-      </w:pPr>
-      <w:r>
-        <w:rPr>
-          <w:sz w:val="20"/>
+        <w:shd w:val="clear" w:fill="F2F5FA"/>
+      </w:pPr>
+      <w:r>
+        <w:rPr>
+          <w:b w:val="0"/>
         </w:rPr>
         <w:t>答：如果在禅修的过程中，禅修者完成了十六种观智的第二个观智——缘摄受智，那么他在下一生，就不会失去人身。</w:t>
       </w:r>
     </w:p>
     <w:p>
       <w:pPr>
-        <w:spacing w:before="40" w:after="80"/>
-        <w:ind w:left="283"/>
-        <w:shd w:val="clear" w:color="auto" w:fill="EDF6EF"/>
+        <w:ind w:left="170"/>
         <w:pBdr>
-          <w:left w:val="single" w:sz="20" w:space="6" w:color="1E5631"/>
+          <w:left w:val="single" w:sz="18" w:space="4" w:color="1E4620"/>
         </w:pBdr>
-      </w:pPr>
-      <w:r>
-        <w:rPr>
-          <w:sz w:val="20"/>
+        <w:shd w:val="clear" w:fill="F2F5FA"/>
+      </w:pPr>
+      <w:r>
+        <w:rPr>
+          <w:b w:val="0"/>
         </w:rPr>
         <w:t>当一位禅修者修名色限定智的时候，他已经能够照见所谓的人、我、众生、男人、女人，其实并没有一个所谓的“我”，并没有所谓的灵魂，所谓实质的东西，它只是一堆在不断生灭的名色法而已。他通过辨识名色法的相、味、现起、足处，证得名色限定智，这是第一个观智。</w:t>
       </w:r>
     </w:p>
     <w:p>
       <w:pPr>
-        <w:spacing w:before="40" w:after="80"/>
-        <w:ind w:left="283"/>
-        <w:shd w:val="clear" w:color="auto" w:fill="EDF6EF"/>
+        <w:ind w:left="170"/>
         <w:pBdr>
-          <w:left w:val="single" w:sz="20" w:space="6" w:color="1E5631"/>
+          <w:left w:val="single" w:sz="18" w:space="4" w:color="1E4620"/>
         </w:pBdr>
-      </w:pPr>
-      <w:r>
-        <w:rPr>
-          <w:sz w:val="20"/>
+        <w:shd w:val="clear" w:fill="F2F5FA"/>
+      </w:pPr>
+      <w:r>
+        <w:rPr>
+          <w:b w:val="0"/>
         </w:rPr>
         <w:t>第二种观智是在名色限定智的基础上，再去查名色的因。我们现在说到的这一堆五蕴、这一堆身心、名色法，只是一堆果报五蕴。之所以是果报，那必定会有因，那因是什么呢？因，就是我们前世造的业。</w:t>
       </w:r>
     </w:p>
     <w:p>
       <w:pPr>
-        <w:spacing w:before="40" w:after="80"/>
-        <w:ind w:left="283"/>
-        <w:shd w:val="clear" w:color="auto" w:fill="EDF6EF"/>
+        <w:ind w:left="170"/>
         <w:pBdr>
-          <w:left w:val="single" w:sz="20" w:space="6" w:color="1E5631"/>
+          <w:left w:val="single" w:sz="18" w:space="4" w:color="1E4620"/>
         </w:pBdr>
-      </w:pPr>
-      <w:r>
-        <w:rPr>
-          <w:sz w:val="20"/>
+        <w:shd w:val="clear" w:fill="F2F5FA"/>
+      </w:pPr>
+      <w:r>
+        <w:rPr>
+          <w:b w:val="0"/>
         </w:rPr>
         <w:t>没有业不会有果报，我们造了业，因缘成熟就会受果报。我们可以通过找因、缘起的方法，去查找我们过去造的什么业令我们现在投生为人。因为大家现在都是人,能够投生为人必定属于善的果报,善的果报是由善业造成的。我们过去生造的善业在前世临终的时候成熟,所以我们能够投生为人。过去生我们造了什么业呢?你是不是曾经到了寺庙里面,见了出家人很欢喜,所以今生可以成为出家人?是不是你当时布施,或者为出家人做了什么善事,在临终时你忆起这些善业或者你的善业成熟,所以你今生投生为人才能出家?这些都要靠你如实地去知见。我们可以突破今生和过去世之间的环节,去找去世的因。当你找到了过去因和今生果报的关系,你要去分辨过去因和现在果之间的因果关系,然后你再去找更前世的因,第二世、第三世,有时并不一定是我们过去生造的业今生成为人,也有可能是过去很久之前造的。我们就这样追查,大概追查几世之后,然后再继续追查后世。</w:t>
       </w:r>
     </w:p>
     <w:p>
       <w:pPr>
-        <w:spacing w:before="40" w:after="80"/>
-        <w:ind w:left="283"/>
-        <w:shd w:val="clear" w:color="auto" w:fill="EDF6EF"/>
+        <w:ind w:left="170"/>
         <w:pBdr>
-          <w:left w:val="single" w:sz="20" w:space="6" w:color="1E5631"/>
+          <w:left w:val="single" w:sz="18" w:space="4" w:color="1E4620"/>
         </w:pBdr>
-      </w:pPr>
-      <w:r>
-        <w:rPr>
-          <w:sz w:val="20"/>
+        <w:shd w:val="clear" w:fill="F2F5FA"/>
+      </w:pPr>
+      <w:r>
+        <w:rPr>
+          <w:b w:val="0"/>
         </w:rPr>
         <w:t>总之，我们就是要连接过去世、今生和未来世，这三世的因果关系，过去世你有烦恼会造业，由于烦恼的支助，这种业成熟而带来了果报。如果今生我们不如理作意的话，我们会生起烦恼，烦恼又再去造业，这种业如果在我们临终成熟，又会带来下一世的结生，然后下一世就继续这样轮回下去。</w:t>
       </w:r>
     </w:p>
     <w:p>
       <w:pPr>
-        <w:spacing w:before="40" w:after="80"/>
-        <w:ind w:left="283"/>
-        <w:shd w:val="clear" w:color="auto" w:fill="EDF6EF"/>
+        <w:ind w:left="170"/>
         <w:pBdr>
-          <w:left w:val="single" w:sz="20" w:space="6" w:color="1E5631"/>
+          <w:left w:val="single" w:sz="18" w:space="4" w:color="1E4620"/>
         </w:pBdr>
-      </w:pPr>
-      <w:r>
-        <w:rPr>
-          <w:sz w:val="20"/>
+        <w:shd w:val="clear" w:fill="F2F5FA"/>
+      </w:pPr>
+      <w:r>
+        <w:rPr>
+          <w:b w:val="0"/>
         </w:rPr>
         <w:t>当一位禅修者已经把握了三世的因缘、缘起的关系，他就证得了缘摄受智，也就是已经获得度疑清净。他就不会再有这样的怀疑，比如我是否有过去世，我从哪里来，我是否有未来世等等。</w:t>
       </w:r>
     </w:p>
     <w:p>
       <w:pPr>
-        <w:spacing w:before="40" w:after="80"/>
-        <w:ind w:left="283"/>
-        <w:shd w:val="clear" w:color="auto" w:fill="EDF6EF"/>
+        <w:ind w:left="170"/>
         <w:pBdr>
-          <w:left w:val="single" w:sz="20" w:space="6" w:color="1E5631"/>
+          <w:left w:val="single" w:sz="18" w:space="4" w:color="1E4620"/>
         </w:pBdr>
-      </w:pPr>
-      <w:r>
-        <w:rPr>
-          <w:sz w:val="20"/>
+        <w:shd w:val="clear" w:fill="F2F5FA"/>
+      </w:pPr>
+      <w:r>
+        <w:rPr>
+          <w:b w:val="0"/>
         </w:rPr>
         <w:t>如果一个人已经证得名色限定智与缘摄受智，在这个阶段由于他暂时镇伏了邪见，就是执著于有我、有灵魂、有本体的这些邪见，而且他也已经暂时地去除了对三世、对因果法则的疑，这个时候他叫做小须陀洹，也就是小初果圣者。他还不是真正的，但他在下一生，已经不会失去人身。</w:t>
       </w:r>
@@ -2923,583 +2907,515 @@
       <w:r>
         <w:rPr>
           <w:b/>
-          <w:sz w:val="21"/>
         </w:rPr>
         <w:t>七、问61：所引导者与慧解脱</w:t>
       </w:r>
     </w:p>
     <w:p>
       <w:pPr>
-        <w:spacing w:before="40" w:after="80"/>
-        <w:ind w:left="283"/>
-        <w:shd w:val="clear" w:color="auto" w:fill="EDF6EF"/>
+        <w:ind w:left="170"/>
         <w:pBdr>
-          <w:left w:val="single" w:sz="20" w:space="6" w:color="1E5631"/>
+          <w:left w:val="single" w:sz="18" w:space="4" w:color="1E4620"/>
         </w:pBdr>
-      </w:pPr>
-      <w:r>
-        <w:rPr>
-          <w:sz w:val="20"/>
+        <w:shd w:val="clear" w:fill="F2F5FA"/>
+      </w:pPr>
+      <w:r>
+        <w:rPr>
+          <w:b w:val="0"/>
         </w:rPr>
         <w:t>答：在听闻佛法的人当中可以分为四类：第一类是略开知者，第二类是广演知者，第三类是所引导者，第四类是文句为最者。</w:t>
       </w:r>
     </w:p>
     <w:p>
       <w:pPr>
-        <w:spacing w:before="40" w:after="80"/>
-        <w:ind w:left="283"/>
-        <w:shd w:val="clear" w:color="auto" w:fill="EDF6EF"/>
+        <w:ind w:left="170"/>
         <w:pBdr>
-          <w:left w:val="single" w:sz="20" w:space="6" w:color="1E5631"/>
+          <w:left w:val="single" w:sz="18" w:space="4" w:color="1E4620"/>
         </w:pBdr>
-      </w:pPr>
-      <w:r>
-        <w:rPr>
-          <w:sz w:val="20"/>
+        <w:shd w:val="clear" w:fill="F2F5FA"/>
+      </w:pPr>
+      <w:r>
+        <w:rPr>
+          <w:b w:val="0"/>
         </w:rPr>
         <w:t>第一类人略开知者就是：他只是透过听闻佛陀说简短开示，乃至只是一首四句的偈诵，就能证悟圣道圣果，这称为略开知者。</w:t>
       </w:r>
     </w:p>
     <w:p>
       <w:pPr>
-        <w:spacing w:before="40" w:after="80"/>
-        <w:ind w:left="283"/>
-        <w:shd w:val="clear" w:color="auto" w:fill="EDF6EF"/>
+        <w:ind w:left="170"/>
         <w:pBdr>
-          <w:left w:val="single" w:sz="20" w:space="6" w:color="1E5631"/>
+          <w:left w:val="single" w:sz="18" w:space="4" w:color="1E4620"/>
         </w:pBdr>
-      </w:pPr>
-      <w:r>
-        <w:rPr>
-          <w:sz w:val="20"/>
+        <w:shd w:val="clear" w:fill="F2F5FA"/>
+      </w:pPr>
+      <w:r>
+        <w:rPr>
+          <w:b w:val="0"/>
         </w:rPr>
         <w:t>第二类广演知者就是：这一类人必须听闻佛陀所讲的详尽开示，才能证悟。例如我们在经典里面看到，当佛陀说完一篇经之后，当时的听众证悟圣道圣果，这称为广演知者。</w:t>
       </w:r>
     </w:p>
     <w:p>
       <w:pPr>
-        <w:spacing w:before="40" w:after="80"/>
-        <w:ind w:left="283"/>
-        <w:shd w:val="clear" w:color="auto" w:fill="EDF6EF"/>
+        <w:ind w:left="170"/>
         <w:pBdr>
-          <w:left w:val="single" w:sz="20" w:space="6" w:color="1E5631"/>
+          <w:left w:val="single" w:sz="18" w:space="4" w:color="1E4620"/>
         </w:pBdr>
-      </w:pPr>
-      <w:r>
-        <w:rPr>
-          <w:sz w:val="20"/>
+        <w:shd w:val="clear" w:fill="F2F5FA"/>
+      </w:pPr>
+      <w:r>
+        <w:rPr>
+          <w:b w:val="0"/>
         </w:rPr>
         <w:t>第三类所引导者就是：这一类人他不能只是透过听闻，还必须要有人引导他很有系统地修行止观，才能够证悟。</w:t>
       </w:r>
     </w:p>
     <w:p>
       <w:pPr>
-        <w:spacing w:before="40" w:after="80"/>
-        <w:ind w:left="283"/>
-        <w:shd w:val="clear" w:color="auto" w:fill="EDF6EF"/>
+        <w:ind w:left="170"/>
         <w:pBdr>
-          <w:left w:val="single" w:sz="20" w:space="6" w:color="1E5631"/>
+          <w:left w:val="single" w:sz="18" w:space="4" w:color="1E4620"/>
         </w:pBdr>
-      </w:pPr>
-      <w:r>
-        <w:rPr>
-          <w:sz w:val="20"/>
+        <w:shd w:val="clear" w:fill="F2F5FA"/>
+      </w:pPr>
+      <w:r>
+        <w:rPr>
+          <w:b w:val="0"/>
         </w:rPr>
         <w:t>第四类是文句为最者。这类人不可能在今生证悟圣道圣果，即使再精进也不行。但是，他今生的精进可以使他在下辈子，或者说在未来的轮回当中证悟涅槃。</w:t>
       </w:r>
     </w:p>
     <w:p>
       <w:pPr>
-        <w:spacing w:before="40" w:after="80"/>
-        <w:ind w:left="283"/>
-        <w:shd w:val="clear" w:color="auto" w:fill="EDF6EF"/>
+        <w:ind w:left="170"/>
         <w:pBdr>
-          <w:left w:val="single" w:sz="20" w:space="6" w:color="1E5631"/>
+          <w:left w:val="single" w:sz="18" w:space="4" w:color="1E4620"/>
         </w:pBdr>
-      </w:pPr>
-      <w:r>
-        <w:rPr>
-          <w:sz w:val="20"/>
+        <w:shd w:val="clear" w:fill="F2F5FA"/>
+      </w:pPr>
+      <w:r>
+        <w:rPr>
+          <w:b w:val="0"/>
         </w:rPr>
         <w:t>现在这个时代已经不可能有前面两种人，也就是不可能再有透过听闻就可以证悟圣道圣果了。现在的人想要证悟圣道圣果、要现证涅槃，必须要很有系统地、很有次第地修行，修行戒定慧，修行止观。</w:t>
       </w:r>
     </w:p>
     <w:p>
       <w:pPr>
-        <w:spacing w:before="40" w:after="80"/>
-        <w:ind w:left="283"/>
-        <w:shd w:val="clear" w:color="auto" w:fill="EDF6EF"/>
+        <w:ind w:left="170"/>
         <w:pBdr>
-          <w:left w:val="single" w:sz="20" w:space="6" w:color="1E5631"/>
+          <w:left w:val="single" w:sz="18" w:space="4" w:color="1E4620"/>
         </w:pBdr>
-      </w:pPr>
-      <w:r>
-        <w:rPr>
-          <w:sz w:val="20"/>
+        <w:shd w:val="clear" w:fill="F2F5FA"/>
+      </w:pPr>
+      <w:r>
+        <w:rPr>
+          <w:b w:val="0"/>
         </w:rPr>
         <w:t>而对于慧解脱来说，有些人认为慧解脱是不用修定的，这个是错误的，可以很肯定是错误的。</w:t>
       </w:r>
     </w:p>
     <w:p>
       <w:pPr>
-        <w:spacing w:before="40" w:after="80"/>
-        <w:ind w:left="283"/>
-        <w:shd w:val="clear" w:color="auto" w:fill="EDF6EF"/>
+        <w:ind w:left="170"/>
         <w:pBdr>
-          <w:left w:val="single" w:sz="20" w:space="6" w:color="1E5631"/>
+          <w:left w:val="single" w:sz="18" w:space="4" w:color="1E4620"/>
         </w:pBdr>
-      </w:pPr>
-      <w:r>
-        <w:rPr>
-          <w:sz w:val="20"/>
+        <w:shd w:val="clear" w:fill="F2F5FA"/>
+      </w:pPr>
+      <w:r>
+        <w:rPr>
+          <w:b w:val="0"/>
         </w:rPr>
         <w:t>“慧解脱”的巴利语是 paññävimutti。有五种慧解脱者：第一种是没有证得禅那的修行者，这种人称为纯观行者(suddhavipassanāyānika)，或者称为乾观行者(sukkhavipassaka)；第二类是证得了初禅的禅修者；第三类是证得第二禅的；第四类是证得第三禅的；第五类是证得第四禅的。也就是经典里面是这样定义“慧解脱”的：只要还没有能力证得无色界定，而证悟涅槃的修行人称为“慧解脱”。因此就有五种：一种就是一个人培养定力达到近行定之后，再转修观的，这一类人由于他的观智没有得到禅那的滋润，所以称为乾观行者；还有就是后面的四类，即分别证得色界的初、二、三、四禅，再转修观的。只要他还没有能力证得无色界定，这种人在证阿拉汉的时候都称为“慧解脱”。</w:t>
       </w:r>
     </w:p>
     <w:p>
       <w:pPr>
-        <w:spacing w:before="40" w:after="80"/>
-        <w:ind w:left="283"/>
-        <w:shd w:val="clear" w:color="auto" w:fill="EDF6EF"/>
+        <w:ind w:left="170"/>
         <w:pBdr>
-          <w:left w:val="single" w:sz="20" w:space="6" w:color="1E5631"/>
+          <w:left w:val="single" w:sz="18" w:space="4" w:color="1E4620"/>
         </w:pBdr>
+        <w:shd w:val="clear" w:fill="F2F5FA"/>
       </w:pPr>
       <w:r>
         <w:rPr>
           <w:b/>
-          <w:sz w:val="20"/>
         </w:rPr>
         <w:t>说明</w:t>
       </w:r>
       <w:r>
         <w:rPr>
-          <w:sz w:val="20"/>
+          <w:b w:val="0"/>
         </w:rPr>
         <w:t>：上引七问均为《4 佛法问答 - 禅修 确认稿==.pdf》中原文</w:t>
       </w:r>
       <w:r>
         <w:rPr>
           <w:b/>
-          <w:sz w:val="20"/>
         </w:rPr>
         <w:t>逐字照录</w:t>
       </w:r>
       <w:r>
         <w:rPr>
-          <w:sz w:val="20"/>
-        </w:rPr>
-        <w:t>，未作改写；文中括号、巴利语拼写、异体字均保持原貌。`[generated, not original text]`</w:t>
+          <w:b w:val="0"/>
+        </w:rPr>
+        <w:t>，未作改写；文中括号、巴利语拼写、异体字均保持原貌。[generated, not original text]</w:t>
       </w:r>
     </w:p>
     <w:p>
       <w:r>
         <w:rPr>
           <w:b/>
-          <w:sz w:val="21"/>
         </w:rPr>
         <w:t>材料③</w:t>
       </w:r>
       <w:r>
         <w:rPr>
-          <w:sz w:val="21"/>
+          <w:b w:val="0"/>
         </w:rPr>
         <w:t>《上座部佛教與止觀》（pdf，现证圣果为目标·戒定慧次第）</w:t>
       </w:r>
     </w:p>
     <w:p>
       <w:pPr>
-        <w:ind w:left="340"/>
-      </w:pPr>
-      <w:r>
-        <w:rPr>
-          <w:color w:val="1E5631"/>
-          <w:sz w:val="21"/>
-        </w:rPr>
-        <w:t xml:space="preserve">• </w:t>
-      </w:r>
-      <w:r>
-        <w:rPr>
-          <w:sz w:val="21"/>
+        <w:pStyle w:val="ListBullet"/>
+      </w:pPr>
+      <w:r>
+        <w:rPr>
+          <w:b w:val="0"/>
         </w:rPr>
         <w:t>文件类型：pdf（讲记·上座部佛教概况）</w:t>
       </w:r>
     </w:p>
     <w:p>
       <w:pPr>
-        <w:ind w:left="340"/>
-      </w:pPr>
-      <w:r>
-        <w:rPr>
-          <w:color w:val="1E5631"/>
-          <w:sz w:val="21"/>
-        </w:rPr>
-        <w:t xml:space="preserve">• </w:t>
-      </w:r>
-      <w:r>
-        <w:rPr>
-          <w:sz w:val="21"/>
+        <w:pStyle w:val="ListBullet"/>
+      </w:pPr>
+      <w:r>
+        <w:rPr>
+          <w:b w:val="0"/>
         </w:rPr>
         <w:t>知识库出处：古源尊者开示及上座部佛教资料</w:t>
       </w:r>
     </w:p>
     <w:p>
       <w:pPr>
-        <w:ind w:left="340"/>
-      </w:pPr>
-      <w:r>
-        <w:rPr>
-          <w:color w:val="1E5631"/>
-          <w:sz w:val="21"/>
-        </w:rPr>
-        <w:t xml:space="preserve">• </w:t>
-      </w:r>
-      <w:r>
-        <w:rPr>
-          <w:sz w:val="21"/>
-        </w:rPr>
-        <w:t>media_id：`pdf_d0dd1c0cd17209afe241ece24bf6b7b4_dfa4934c37d0c1e4839e94cc44d061377439961422831605`</w:t>
+        <w:pStyle w:val="ListBullet"/>
+      </w:pPr>
+      <w:r>
+        <w:rPr>
+          <w:b w:val="0"/>
+        </w:rPr>
+        <w:t>media_id：pdf_d0dd1c0cd17209afe241ece24bf6b7b4_dfa4934c37d0c1e4839e94cc44d061377439961422831605</w:t>
       </w:r>
     </w:p>
     <w:p>
       <w:pPr>
-        <w:ind w:left="340"/>
-      </w:pPr>
-      <w:r>
-        <w:rPr>
-          <w:color w:val="1E5631"/>
-          <w:sz w:val="21"/>
-        </w:rPr>
-        <w:t xml:space="preserve">• </w:t>
-      </w:r>
-      <w:r>
-        <w:rPr>
-          <w:sz w:val="21"/>
+        <w:pStyle w:val="ListBullet"/>
+      </w:pPr>
+      <w:r>
+        <w:rPr>
+          <w:b w:val="0"/>
         </w:rPr>
         <w:t>打开方式：ima知识库搜索「上座部佛教與止觀」</w:t>
       </w:r>
     </w:p>
     <w:p>
       <w:pPr>
-        <w:ind w:left="340"/>
-      </w:pPr>
-      <w:r>
-        <w:rPr>
-          <w:color w:val="1E5631"/>
-          <w:sz w:val="21"/>
-        </w:rPr>
-        <w:t xml:space="preserve">• </w:t>
-      </w:r>
-      <w:r>
-        <w:rPr>
-          <w:sz w:val="21"/>
+        <w:pStyle w:val="ListBullet"/>
+      </w:pPr>
+      <w:r>
+        <w:rPr>
+          <w:b w:val="0"/>
         </w:rPr>
         <w:t>说明：</w:t>
       </w:r>
       <w:r>
         <w:rPr>
           <w:b/>
-          <w:sz w:val="21"/>
         </w:rPr>
         <w:t>本系列跨周件</w:t>
       </w:r>
       <w:r>
         <w:rPr>
-          <w:sz w:val="21"/>
+          <w:b w:val="0"/>
         </w:rPr>
         <w:t xml:space="preserve">（W1/W3/W4/W8 共用，按章节拆分）。本讲 W1 取「上座部佛教概况 · 4 以现证圣果为禅修目标」与「上座部佛教之特点 · 3 以戒定慧为禅修次第」两节；W8 取「八圣道／止观次第」章节。本 id </w:t>
       </w:r>
       <w:r>
         <w:rPr>
           <w:b/>
-          <w:sz w:val="21"/>
         </w:rPr>
         <w:t>未见于</w:t>
       </w:r>
       <w:r>
         <w:rPr>
-          <w:sz w:val="21"/>
-        </w:rPr>
-        <w:t>《_禁用清单_读书会01-19已用media_id.txt》（完整 id `grep -F` 0 命中）。知识库提取返回带 `[generated, not original text]` 标注，照常使用并保留该标注。</w:t>
+          <w:b w:val="0"/>
+        </w:rPr>
+        <w:t>《_禁用清单_读书会01-19已用media_id.txt》（完整 id grep -F 0 命中）。知识库提取返回带 [generated, not original text] 标注，照常使用并保留该标注。</w:t>
       </w:r>
     </w:p>
     <w:p>
       <w:r>
         <w:rPr>
           <w:b/>
-          <w:sz w:val="21"/>
         </w:rPr>
         <w:t>一、以现证圣果为禅修目标（上座部佛教概况 · 4）</w:t>
       </w:r>
     </w:p>
     <w:p>
       <w:pPr>
-        <w:spacing w:before="40" w:after="80"/>
-        <w:ind w:left="283"/>
-        <w:shd w:val="clear" w:color="auto" w:fill="EDF6EF"/>
+        <w:ind w:left="170"/>
         <w:pBdr>
-          <w:left w:val="single" w:sz="20" w:space="6" w:color="1E5631"/>
+          <w:left w:val="single" w:sz="18" w:space="4" w:color="1E4620"/>
         </w:pBdr>
-      </w:pPr>
-      <w:r>
-        <w:rPr>
-          <w:sz w:val="20"/>
+        <w:shd w:val="clear" w:fill="F2F5FA"/>
+      </w:pPr>
+      <w:r>
+        <w:rPr>
+          <w:b w:val="0"/>
         </w:rPr>
         <w:t>虽然佛陀的教法可以依其流变而分为正法、像法与末法三个时期，但这主要还是指在印度本土的历史发展情形。根据上座部佛教，现在仍然属于正法时期，现在仍然能够通过实践导师之教而断除烦恼、证悟涅槃，甚至还能证悟「三明阿拉汉」(tevijjā arahata)$^{14}$。如果认为现在已经是不能再证悟道果的时期之观点，被认为是造成「法障」(Dhammaantarāyika)的邪见。只要三藏圣典仍然存在于世间，只要佛弟子们仍然能够真正地实践佛陀的教法，正法时期就会继续存在！</w:t>
       </w:r>
     </w:p>
     <w:p>
       <w:pPr>
-        <w:spacing w:before="40" w:after="80"/>
-        <w:ind w:left="283"/>
-        <w:shd w:val="clear" w:color="auto" w:fill="EDF6EF"/>
+        <w:ind w:left="170"/>
         <w:pBdr>
-          <w:left w:val="single" w:sz="20" w:space="6" w:color="1E5631"/>
+          <w:left w:val="single" w:sz="18" w:space="4" w:color="1E4620"/>
         </w:pBdr>
-      </w:pPr>
-      <w:r>
-        <w:rPr>
-          <w:sz w:val="20"/>
+        <w:shd w:val="clear" w:fill="F2F5FA"/>
+      </w:pPr>
+      <w:r>
+        <w:rPr>
+          <w:b w:val="0"/>
         </w:rPr>
         <w:t>在《大般涅槃经》中世尊就很明确地说过：</w:t>
       </w:r>
     </w:p>
     <w:p>
       <w:pPr>
-        <w:spacing w:before="40" w:after="80"/>
-        <w:ind w:left="283"/>
-        <w:shd w:val="clear" w:color="auto" w:fill="EDF6EF"/>
+        <w:ind w:left="170"/>
         <w:pBdr>
-          <w:left w:val="single" w:sz="20" w:space="6" w:color="1E5631"/>
+          <w:left w:val="single" w:sz="18" w:space="4" w:color="1E4620"/>
         </w:pBdr>
-      </w:pPr>
-      <w:r>
-        <w:rPr>
-          <w:sz w:val="20"/>
+        <w:shd w:val="clear" w:fill="F2F5FA"/>
+      </w:pPr>
+      <w:r>
+        <w:rPr>
+          <w:b w:val="0"/>
         </w:rPr>
         <w:t>“Ime ca, Subhadda, bhikkhū sammā vihareyyuņ, asuño loko arahantehi assā’ti.”</w:t>
       </w:r>
     </w:p>
     <w:p>
       <w:pPr>
-        <w:spacing w:before="40" w:after="80"/>
-        <w:ind w:left="283"/>
-        <w:shd w:val="clear" w:color="auto" w:fill="EDF6EF"/>
+        <w:ind w:left="170"/>
         <w:pBdr>
-          <w:left w:val="single" w:sz="20" w:space="6" w:color="1E5631"/>
+          <w:left w:val="single" w:sz="18" w:space="4" w:color="1E4620"/>
         </w:pBdr>
-      </w:pPr>
-      <w:r>
-        <w:rPr>
-          <w:sz w:val="20"/>
+        <w:shd w:val="clear" w:fill="F2F5FA"/>
+      </w:pPr>
+      <w:r>
+        <w:rPr>
+          <w:b w:val="0"/>
         </w:rPr>
         <w:t>「苏跋达，于此，只要比库们正确地安住，则世间将不空缺阿拉汉！」</w:t>
       </w:r>
     </w:p>
     <w:p>
       <w:pPr>
-        <w:spacing w:before="40" w:after="80"/>
-        <w:ind w:left="283"/>
-        <w:shd w:val="clear" w:color="auto" w:fill="EDF6EF"/>
+        <w:ind w:left="170"/>
         <w:pBdr>
-          <w:left w:val="single" w:sz="20" w:space="6" w:color="1E5631"/>
+          <w:left w:val="single" w:sz="18" w:space="4" w:color="1E4620"/>
         </w:pBdr>
-      </w:pPr>
-      <w:r>
-        <w:rPr>
-          <w:sz w:val="20"/>
+        <w:shd w:val="clear" w:fill="F2F5FA"/>
+      </w:pPr>
+      <w:r>
+        <w:rPr>
+          <w:b w:val="0"/>
         </w:rPr>
         <w:t>依据业果法则，造作善业能造成善趣的结生，并招感乐之果报；造作不善业能导致投生于恶趣，并带来苦果。只要导致生死流转的烦恼还没有被根除，就还会继续造业，并将随著所造作的善业或不善业继续投生、继续轮回。</w:t>
       </w:r>
     </w:p>
     <w:p>
       <w:pPr>
-        <w:spacing w:before="40" w:after="80"/>
-        <w:ind w:left="283"/>
-        <w:shd w:val="clear" w:color="auto" w:fill="EDF6EF"/>
+        <w:ind w:left="170"/>
         <w:pBdr>
-          <w:left w:val="single" w:sz="20" w:space="6" w:color="1E5631"/>
+          <w:left w:val="single" w:sz="18" w:space="4" w:color="1E4620"/>
         </w:pBdr>
-      </w:pPr>
-      <w:r>
-        <w:rPr>
-          <w:sz w:val="20"/>
+        <w:shd w:val="clear" w:fill="F2F5FA"/>
+      </w:pPr>
+      <w:r>
+        <w:rPr>
+          <w:b w:val="0"/>
         </w:rPr>
         <w:t>如果想要解脱痛苦、止息轮回就必须修行。修行的方法包括布施、持戒、修习止观等。然而，唯有修行观慧直至证悟圣道果，才能断除烦恼、出离生死轮回。为什么呢？因为布施、持戒等虽然属于善业，但是却不能断除烦恼，只能造成投生到人界或欲界天趣。如果禅修者修习定而达到禅那，而且能够将禅那维持到临死那一刻，他将能够投生于梵天界。所有这一切，都是依照业果法则而发生的。能够达到禅那并维持到死亡时刻固然很好，但是禅那只能够镇伏烦恼，仍然不能拔除烦恼之根。至于其他的善业，则是更加的不保险。大多数的情况是：尽管布施、持戒等善业能够导致投生到善趣，然而，由于临死时的不如理作意，恶业也可能会超越善业，而造成投生到恶趣。</w:t>
       </w:r>
     </w:p>
     <w:p>
       <w:pPr>
-        <w:spacing w:before="40" w:after="80"/>
-        <w:ind w:left="283"/>
-        <w:shd w:val="clear" w:color="auto" w:fill="EDF6EF"/>
+        <w:ind w:left="170"/>
         <w:pBdr>
-          <w:left w:val="single" w:sz="20" w:space="6" w:color="1E5631"/>
+          <w:left w:val="single" w:sz="18" w:space="4" w:color="1E4620"/>
         </w:pBdr>
-      </w:pPr>
-      <w:r>
-        <w:rPr>
-          <w:sz w:val="20"/>
+        <w:shd w:val="clear" w:fill="F2F5FA"/>
+      </w:pPr>
+      <w:r>
+        <w:rPr>
+          <w:b w:val="0"/>
         </w:rPr>
         <w:t>根据上座部佛教，佛陀出现于世间的目的乃是为了令众生解脱痛苦、止息轮回、导向寂止——涅槃。佛陀说：</w:t>
       </w:r>
     </w:p>
     <w:p>
       <w:pPr>
-        <w:spacing w:before="40" w:after="80"/>
-        <w:ind w:left="283"/>
-        <w:shd w:val="clear" w:color="auto" w:fill="EDF6EF"/>
+        <w:ind w:left="170"/>
         <w:pBdr>
-          <w:left w:val="single" w:sz="20" w:space="6" w:color="1E5631"/>
+          <w:left w:val="single" w:sz="18" w:space="4" w:color="1E4620"/>
         </w:pBdr>
-      </w:pPr>
-      <w:r>
-        <w:rPr>
-          <w:sz w:val="20"/>
+        <w:shd w:val="clear" w:fill="F2F5FA"/>
+      </w:pPr>
+      <w:r>
+        <w:rPr>
+          <w:b w:val="0"/>
         </w:rPr>
         <w:t>“Seyyathāpi, bhikkhave, mahāsamuddo ekaraso loņaraso. Evameva kho, bhikkhave, ayam dhammavinayo ekaraso vimuttiraso.”</w:t>
       </w:r>
     </w:p>
     <w:p>
       <w:pPr>
-        <w:spacing w:before="40" w:after="80"/>
-        <w:ind w:left="283"/>
-        <w:shd w:val="clear" w:color="auto" w:fill="EDF6EF"/>
+        <w:ind w:left="170"/>
         <w:pBdr>
-          <w:left w:val="single" w:sz="20" w:space="6" w:color="1E5631"/>
+          <w:left w:val="single" w:sz="18" w:space="4" w:color="1E4620"/>
         </w:pBdr>
-      </w:pPr>
-      <w:r>
-        <w:rPr>
-          <w:sz w:val="20"/>
+        <w:shd w:val="clear" w:fill="F2F5FA"/>
+      </w:pPr>
+      <w:r>
+        <w:rPr>
+          <w:b w:val="0"/>
         </w:rPr>
         <w:t>「诸比库，犹如大海唯有一味，即咸味；正是如此，诸比库，此法、律唯有一味，即解脱味$^{15}$。」（《律藏·遮止说戒篇》《増支部·第8集·伍波萨他经》《自说·伍波萨他经》）</w:t>
       </w:r>
     </w:p>
     <w:p>
       <w:pPr>
-        <w:spacing w:before="40" w:after="80"/>
-        <w:ind w:left="283"/>
-        <w:shd w:val="clear" w:color="auto" w:fill="EDF6EF"/>
+        <w:ind w:left="170"/>
         <w:pBdr>
-          <w:left w:val="single" w:sz="20" w:space="6" w:color="1E5631"/>
+          <w:left w:val="single" w:sz="18" w:space="4" w:color="1E4620"/>
         </w:pBdr>
-      </w:pPr>
-      <w:r>
-        <w:rPr>
-          <w:sz w:val="20"/>
+        <w:shd w:val="clear" w:fill="F2F5FA"/>
+      </w:pPr>
+      <w:r>
+        <w:rPr>
+          <w:b w:val="0"/>
         </w:rPr>
         <w:t>佛陀也曾经明确地教导大弟子伍巴离 (Upāli, 优婆离) 尊者说：</w:t>
       </w:r>
     </w:p>
     <w:p>
       <w:pPr>
-        <w:spacing w:before="40" w:after="80"/>
-        <w:ind w:left="283"/>
-        <w:shd w:val="clear" w:color="auto" w:fill="EDF6EF"/>
+        <w:ind w:left="170"/>
         <w:pBdr>
-          <w:left w:val="single" w:sz="20" w:space="6" w:color="1E5631"/>
+          <w:left w:val="single" w:sz="18" w:space="4" w:color="1E4620"/>
         </w:pBdr>
-      </w:pPr>
-      <w:r>
-        <w:rPr>
-          <w:sz w:val="20"/>
+        <w:shd w:val="clear" w:fill="F2F5FA"/>
+      </w:pPr>
+      <w:r>
+        <w:rPr>
+          <w:b w:val="0"/>
         </w:rPr>
         <w:t>「伍巴离，对于某些法，如果你知道：『这些法并非导向完全厌离、离欲、灭尽、寂止、胜智、正觉、涅槃。』伍巴离，你就可以肯定地受持：『这是非法，这是非律，这不是导师的言教。』」</w:t>
       </w:r>
     </w:p>
     <w:p>
       <w:pPr>
-        <w:spacing w:before="40" w:after="80"/>
-        <w:ind w:left="283"/>
-        <w:shd w:val="clear" w:color="auto" w:fill="EDF6EF"/>
+        <w:ind w:left="170"/>
         <w:pBdr>
-          <w:left w:val="single" w:sz="20" w:space="6" w:color="1E5631"/>
+          <w:left w:val="single" w:sz="18" w:space="4" w:color="1E4620"/>
         </w:pBdr>
-      </w:pPr>
-      <w:r>
-        <w:rPr>
-          <w:sz w:val="20"/>
+        <w:shd w:val="clear" w:fill="F2F5FA"/>
+      </w:pPr>
+      <w:r>
+        <w:rPr>
+          <w:b w:val="0"/>
         </w:rPr>
         <w:t>伍巴离，对于某些法，如果你知道：『这些法导向完全厌离、离欲、灭尽、寂止、胜智、正觉、涅槃。』伍巴离，你就可以肯定地受持：『这是法，这是律，这是导师的言教。』』（《増支部·第七集·导师言教经》）</w:t>
       </w:r>
     </w:p>
     <w:p>
       <w:pPr>
-        <w:spacing w:before="40" w:after="80"/>
-        <w:ind w:left="283"/>
-        <w:shd w:val="clear" w:color="auto" w:fill="EDF6EF"/>
+        <w:ind w:left="170"/>
         <w:pBdr>
-          <w:left w:val="single" w:sz="20" w:space="6" w:color="1E5631"/>
+          <w:left w:val="single" w:sz="18" w:space="4" w:color="1E4620"/>
         </w:pBdr>
-      </w:pPr>
-      <w:r>
-        <w:rPr>
-          <w:sz w:val="20"/>
+        <w:shd w:val="clear" w:fill="F2F5FA"/>
+      </w:pPr>
+      <w:r>
+        <w:rPr>
+          <w:b w:val="0"/>
         </w:rPr>
         <w:t>因此，我们可以清楚地明白，佛陀教法的特点是导向解脱，导向寂止，导向正觉。同样，作为佛陀的弟子，我们就必须依循佛陀的教导，精进修行，以期达到断除烦恼、解脱生死、止息轮回、导向寂灭——涅槃。</w:t>
       </w:r>
     </w:p>
     <w:p>
       <w:pPr>
-        <w:spacing w:before="40" w:after="80"/>
-        <w:ind w:left="283"/>
-        <w:shd w:val="clear" w:color="auto" w:fill="EDF6EF"/>
+        <w:ind w:left="170"/>
         <w:pBdr>
-          <w:left w:val="single" w:sz="20" w:space="6" w:color="1E5631"/>
+          <w:left w:val="single" w:sz="18" w:space="4" w:color="1E4620"/>
         </w:pBdr>
-      </w:pPr>
-      <w:r>
-        <w:rPr>
-          <w:sz w:val="20"/>
+        <w:shd w:val="clear" w:fill="F2F5FA"/>
+      </w:pPr>
+      <w:r>
+        <w:rPr>
+          <w:b w:val="0"/>
         </w:rPr>
         <w:t>对于禅修者来说，他最低限度必须在今生今世证悟初果（入流果），如此才可以说是拿到了解脱生死轮回的保险。初果圣者不会再退转回凡夫的境界，而只会不断前进；而且，无论他们投生至何处，都不会再堕落到恶趣，而只会不断地投生至更高的生命界，直到彻底止息生死、证趣无余依涅槃。</w:t>
       </w:r>
     </w:p>
     <w:p>
       <w:pPr>
-        <w:spacing w:before="40" w:after="80"/>
-        <w:ind w:left="283"/>
-        <w:shd w:val="clear" w:color="auto" w:fill="EDF6EF"/>
+        <w:ind w:left="170"/>
         <w:pBdr>
-          <w:left w:val="single" w:sz="20" w:space="6" w:color="1E5631"/>
+          <w:left w:val="single" w:sz="18" w:space="4" w:color="1E4620"/>
         </w:pBdr>
-      </w:pPr>
-      <w:r>
-        <w:rPr>
-          <w:sz w:val="20"/>
+        <w:shd w:val="clear" w:fill="F2F5FA"/>
+      </w:pPr>
+      <w:r>
+        <w:rPr>
+          <w:b w:val="0"/>
         </w:rPr>
         <w:t>佛陀的教法是以人为本的。所谓「人身难得，佛法难闻」，就是要求我们应当好好地珍惜来之不易的人身，珍惜生命，精进地修持万劫难闻的殊胜佛法，乃至断除烦恼、现证涅槃。佛法绝非「等死」的教导，解脱也不会在死亡的那一刻自动实现。如果出家、修行只是为了等死，那只会浪费生命、糟蹋人身，辜负佛陀的慈悲教导。</w:t>
       </w:r>
     </w:p>
     <w:p>
       <w:pPr>
-        <w:spacing w:before="40" w:after="80"/>
-        <w:ind w:left="283"/>
-        <w:shd w:val="clear" w:color="auto" w:fill="EDF6EF"/>
+        <w:ind w:left="170"/>
         <w:pBdr>
-          <w:left w:val="single" w:sz="20" w:space="6" w:color="1E5631"/>
+          <w:left w:val="single" w:sz="18" w:space="4" w:color="1E4620"/>
         </w:pBdr>
-      </w:pPr>
-      <w:r>
-        <w:rPr>
-          <w:sz w:val="20"/>
+        <w:shd w:val="clear" w:fill="F2F5FA"/>
+      </w:pPr>
+      <w:r>
+        <w:rPr>
+          <w:b w:val="0"/>
         </w:rPr>
         <w:t>正因为上座部佛教遵照佛陀以及当时声闻圣弟子们所教导的正法、律修学与禅修，以期在今生今世现证寂静涅槃为主要奋门目标，所以上座部佛教在传统上是以所谓的「声闻乘佛教」或「解脱道」$^{16}$为主流的。</w:t>
       </w:r>
     </w:p>
     <w:p>
       <w:pPr>
-        <w:spacing w:before="40" w:after="80"/>
-        <w:ind w:left="283"/>
-        <w:shd w:val="clear" w:color="auto" w:fill="EDF6EF"/>
+        <w:ind w:left="170"/>
         <w:pBdr>
-          <w:left w:val="single" w:sz="20" w:space="6" w:color="1E5631"/>
+          <w:left w:val="single" w:sz="18" w:space="4" w:color="1E4620"/>
         </w:pBdr>
-      </w:pPr>
-      <w:r>
-        <w:rPr>
-          <w:sz w:val="20"/>
+        <w:shd w:val="clear" w:fill="F2F5FA"/>
+      </w:pPr>
+      <w:r>
+        <w:rPr>
+          <w:b w:val="0"/>
         </w:rPr>
         <w:t>「声闻」，巴利语sāvaka的直译，意为「弟子」，即亲自听闻佛陀音声言教的弟子，或者说是佛陀的亲传弟子。在严格意义上，只有那些已经证悟道果的圣弟子，即四双八辈圣者才有资格称为声闻弟子。不过，在广义上的「声闻弟子」，也可以泛指一切遵照世尊所教导的正法、律修行乃至证果的弟子，这就包括实践佛陀教法的一切圣凡弟子。</w:t>
       </w:r>
@@ -3508,230 +3424,211 @@
       <w:r>
         <w:rPr>
           <w:b/>
-          <w:sz w:val="21"/>
         </w:rPr>
         <w:t>二、以戒定慧为禅修次第（上座部佛教之特点 · 3）</w:t>
       </w:r>
     </w:p>
     <w:p>
       <w:pPr>
-        <w:spacing w:before="40" w:after="80"/>
-        <w:ind w:left="283"/>
-        <w:shd w:val="clear" w:color="auto" w:fill="EDF6EF"/>
+        <w:ind w:left="170"/>
         <w:pBdr>
-          <w:left w:val="single" w:sz="20" w:space="6" w:color="1E5631"/>
+          <w:left w:val="single" w:sz="18" w:space="4" w:color="1E4620"/>
         </w:pBdr>
-      </w:pPr>
-      <w:r>
-        <w:rPr>
-          <w:sz w:val="20"/>
+        <w:shd w:val="clear" w:fill="F2F5FA"/>
+      </w:pPr>
+      <w:r>
+        <w:rPr>
+          <w:b w:val="0"/>
         </w:rPr>
         <w:t>佛陀认为，包括祭祀、祈祷、火供、念咒等的仪式，以及断食、烧身、自残一类的苦行，皆属于「戒禁取」，并不能断除烦恼，也不能解脱生死。因此，佛陀在世时，僧团并不注重仪式，也没有诸如唱诵、念咒之类的修行方法。最接近于仪式的行为，也许应该是比库僧团所举行的甘马了。然而，凡是学过律者都知道甘马并不是仪式，它只是僧团内部的一种民主表决会议。上座部佛教的修行特色是传承佛法、守护戒律、保持正念、修习禅定以及培育观智。当然，在现今南传上座部教区内，也有诸如祝圣水、祝护符、系圣线之类的仪式，但那只是佛教在流传过程中受到古婆罗门教残余风俗、当地民间信仰及鬼神崇拜等因素影响的产物，并不属于严格意义的上座部佛教。</w:t>
       </w:r>
     </w:p>
     <w:p>
       <w:pPr>
-        <w:spacing w:before="40" w:after="80"/>
-        <w:ind w:left="283"/>
-        <w:shd w:val="clear" w:color="auto" w:fill="EDF6EF"/>
+        <w:ind w:left="170"/>
         <w:pBdr>
-          <w:left w:val="single" w:sz="20" w:space="6" w:color="1E5631"/>
+          <w:left w:val="single" w:sz="18" w:space="4" w:color="1E4620"/>
         </w:pBdr>
-      </w:pPr>
-      <w:r>
-        <w:rPr>
-          <w:sz w:val="20"/>
+        <w:shd w:val="clear" w:fill="F2F5FA"/>
+      </w:pPr>
+      <w:r>
+        <w:rPr>
+          <w:b w:val="0"/>
         </w:rPr>
         <w:t>根据上座部佛教，要成为一名比库首先应当尊重戒律。正因如此,在上座部佛教国家,至今依然能够看到按照佛陀当年所制定的行为规范过著刹除须发、三衣一钵、托钵乞食、半月诵戒、雨季安居、不持金钱等等如法如律生活的比库僧团,使我们仍然能够亲切地感受到最接近于两千六百年前佛陀在世时佛教僧团简单朴素的修行生活。这种特异的文化现象和历史现象,的确令我们感慨万千。</w:t>
       </w:r>
     </w:p>
     <w:p>
       <w:pPr>
-        <w:spacing w:before="40" w:after="80"/>
-        <w:ind w:left="283"/>
-        <w:shd w:val="clear" w:color="auto" w:fill="EDF6EF"/>
+        <w:ind w:left="170"/>
         <w:pBdr>
-          <w:left w:val="single" w:sz="20" w:space="6" w:color="1E5631"/>
+          <w:left w:val="single" w:sz="18" w:space="4" w:color="1E4620"/>
         </w:pBdr>
-      </w:pPr>
-      <w:r>
-        <w:rPr>
-          <w:sz w:val="20"/>
+        <w:shd w:val="clear" w:fill="F2F5FA"/>
+      </w:pPr>
+      <w:r>
+        <w:rPr>
+          <w:b w:val="0"/>
         </w:rPr>
         <w:t>于此举一个上座部佛教僧人守护戒律的例子：在缅甸东固王朝末期，缅甸僧团内部因为穿著袈裟的问题引起一场激烈的争论。1708年，敦那村(Tunna)有个名叫谷那阿毗朗咖拉(Guṇābhilaṇkara)的长老规定沙马内拉在进入村落时可以偏袒右肩，被称为「偏袒派」(Ekaṇšika)。部分比库指出僧人在进入村落时必须披覆双肩，这派僧人称为「披覆派」(Pārupana)。两派相持不下，争论持续了二十四年，国王礼请四位博学长老进行调解也得不到解决。贡榜王朝建立之后，这场争论又闹到阿劳普耶王(Alaung Paya, 西元1752~1760年在位)那里。国王支持偏袒派，命令僧人必须偏袒右肩披著袈裟。有饱学长老年尼王音(Munindaghosa)等两位上座不从王命，对佛发誓：宁舍身命，护持佛陀戒法，尽形寿不舍弃。结果遭国王驱逐出境。1783年，钵多普耶王(Bodawpaya, 西元1782~1819年)在位时，披覆派又引经据典，驳斥偏袒派并获得胜利。钵多普耶王下诏全国：比库一律不得偏袒右肩入聚落。这场前后相持了七十五年之久的「著衣之争」终于宣告结束。</w:t>
       </w:r>
     </w:p>
     <w:p>
       <w:pPr>
-        <w:spacing w:before="40" w:after="80"/>
-        <w:ind w:left="283"/>
-        <w:shd w:val="clear" w:color="auto" w:fill="EDF6EF"/>
+        <w:ind w:left="170"/>
         <w:pBdr>
-          <w:left w:val="single" w:sz="20" w:space="6" w:color="1E5631"/>
+          <w:left w:val="single" w:sz="18" w:space="4" w:color="1E4620"/>
         </w:pBdr>
-      </w:pPr>
-      <w:r>
-        <w:rPr>
-          <w:sz w:val="20"/>
+        <w:shd w:val="clear" w:fill="F2F5FA"/>
+      </w:pPr>
+      <w:r>
+        <w:rPr>
+          <w:b w:val="0"/>
         </w:rPr>
         <w:t>根据比库学处的众学法(sekhiyā dhamma): 僧人在进入俗人住区时必须披覆整齐,即通披袈裟,以示威仪庄严;而在礼敬佛陀和上座比库时,则必须偏袒右肩,以表恭敬尊重。从「著衣之争」一例可以看出南传上座部僧人注重戒律的严谨作风。</w:t>
       </w:r>
     </w:p>
     <w:p>
       <w:pPr>
-        <w:spacing w:before="40" w:after="80"/>
-        <w:ind w:left="283"/>
-        <w:shd w:val="clear" w:color="auto" w:fill="EDF6EF"/>
+        <w:ind w:left="170"/>
         <w:pBdr>
-          <w:left w:val="single" w:sz="20" w:space="6" w:color="1E5631"/>
+          <w:left w:val="single" w:sz="18" w:space="4" w:color="1E4620"/>
         </w:pBdr>
-      </w:pPr>
-      <w:r>
-        <w:rPr>
-          <w:sz w:val="20"/>
+        <w:shd w:val="clear" w:fill="F2F5FA"/>
+      </w:pPr>
+      <w:r>
+        <w:rPr>
+          <w:b w:val="0"/>
         </w:rPr>
         <w:t>正如佛陀在提及持戒时经常如此教导说:‘Sampannasīlā, bhikkhave, viharatha sampannapāṭimokkhā, pāṭimokkhasaṃvarasaṃvutā viharatha, ācāragocarasampannā, aṇumattesu vajjesubhayadassāvī, samādāya sikkhatisikkhāpadesu.’</w:t>
       </w:r>
     </w:p>
     <w:p>
       <w:pPr>
-        <w:spacing w:before="40" w:after="80"/>
-        <w:ind w:left="283"/>
-        <w:shd w:val="clear" w:color="auto" w:fill="EDF6EF"/>
+        <w:ind w:left="170"/>
         <w:pBdr>
-          <w:left w:val="single" w:sz="20" w:space="6" w:color="1E5631"/>
+          <w:left w:val="single" w:sz="18" w:space="4" w:color="1E4620"/>
         </w:pBdr>
-      </w:pPr>
-      <w:r>
-        <w:rPr>
-          <w:sz w:val="20"/>
+        <w:shd w:val="clear" w:fill="F2F5FA"/>
+      </w:pPr>
+      <w:r>
+        <w:rPr>
+          <w:b w:val="0"/>
         </w:rPr>
         <w:t>「诸比库，应当具足戒与具足巴帝摩卡而住！应以巴帝摩卡律仪防护而住，正行与行处具足，于微细的罪过也见到危险。受持学习于诸学处！」</w:t>
       </w:r>
     </w:p>
     <w:p>
       <w:pPr>
-        <w:spacing w:before="40" w:after="80"/>
-        <w:ind w:left="283"/>
-        <w:shd w:val="clear" w:color="auto" w:fill="EDF6EF"/>
+        <w:ind w:left="170"/>
         <w:pBdr>
-          <w:left w:val="single" w:sz="20" w:space="6" w:color="1E5631"/>
+          <w:left w:val="single" w:sz="18" w:space="4" w:color="1E4620"/>
         </w:pBdr>
-      </w:pPr>
-      <w:r>
-        <w:rPr>
-          <w:sz w:val="20"/>
+        <w:shd w:val="clear" w:fill="F2F5FA"/>
+      </w:pPr>
+      <w:r>
+        <w:rPr>
+          <w:b w:val="0"/>
         </w:rPr>
         <w:t>在律藏的义注《普端严》(Samantapāsādikā)中也说: "Vinayo nāma Buddhasāsanassa āyu, Vinaye thite Sāsanaṃ thitam hoti."</w:t>
       </w:r>
     </w:p>
     <w:p>
       <w:pPr>
-        <w:spacing w:before="40" w:after="80"/>
-        <w:ind w:left="283"/>
-        <w:shd w:val="clear" w:color="auto" w:fill="EDF6EF"/>
+        <w:ind w:left="170"/>
         <w:pBdr>
-          <w:left w:val="single" w:sz="20" w:space="6" w:color="1E5631"/>
+          <w:left w:val="single" w:sz="18" w:space="4" w:color="1E4620"/>
         </w:pBdr>
-      </w:pPr>
-      <w:r>
-        <w:rPr>
-          <w:sz w:val="20"/>
+        <w:shd w:val="clear" w:fill="F2F5FA"/>
+      </w:pPr>
+      <w:r>
+        <w:rPr>
+          <w:b w:val="0"/>
         </w:rPr>
         <w:t>「律为佛教之寿命，律住立时教乃住。」</w:t>
       </w:r>
     </w:p>
     <w:p>
       <w:pPr>
-        <w:spacing w:before="40" w:after="80"/>
-        <w:ind w:left="283"/>
-        <w:shd w:val="clear" w:color="auto" w:fill="EDF6EF"/>
+        <w:ind w:left="170"/>
         <w:pBdr>
-          <w:left w:val="single" w:sz="20" w:space="6" w:color="1E5631"/>
+          <w:left w:val="single" w:sz="18" w:space="4" w:color="1E4620"/>
         </w:pBdr>
-      </w:pPr>
-      <w:r>
-        <w:rPr>
-          <w:sz w:val="20"/>
+        <w:shd w:val="clear" w:fill="F2F5FA"/>
+      </w:pPr>
+      <w:r>
+        <w:rPr>
+          <w:b w:val="0"/>
         </w:rPr>
         <w:t>在现代物质文明高度发达的今天，南传上座部比库们仍然过著托钵乞食、不非时食、半月诵戒、雨季安居、行自恣法、作咖提那衣等简单朴素的原始佛教乞食制生活，这不正是他们视戒律如生命的修学态度之结果吗？</w:t>
       </w:r>
     </w:p>
     <w:p>
       <w:pPr>
-        <w:spacing w:before="40" w:after="80"/>
-        <w:ind w:left="283"/>
-        <w:shd w:val="clear" w:color="auto" w:fill="EDF6EF"/>
+        <w:ind w:left="170"/>
         <w:pBdr>
-          <w:left w:val="single" w:sz="20" w:space="6" w:color="1E5631"/>
+          <w:left w:val="single" w:sz="18" w:space="4" w:color="1E4620"/>
         </w:pBdr>
-      </w:pPr>
-      <w:r>
-        <w:rPr>
-          <w:sz w:val="20"/>
+        <w:shd w:val="clear" w:fill="F2F5FA"/>
+      </w:pPr>
+      <w:r>
+        <w:rPr>
+          <w:b w:val="0"/>
         </w:rPr>
         <w:t>然而，上座部佛教的修行特色并不仅仅在于严持戒律，持戒严谨只是上座部佛教的表相而已。上座部佛教至今仍传承著一套完整系统的止观禅修次第，禅修者能够依据止观禅修，亦即在戒清净的基础上修习禅定，培育定力之后再修习观慧，乃至断除烦恼，解脱生死，现证涅槃。关于这一点，我们将在下一部分再行讨论。</w:t>
       </w:r>
     </w:p>
     <w:p>
       <w:pPr>
-        <w:spacing w:before="40" w:after="80"/>
-        <w:ind w:left="283"/>
-        <w:shd w:val="clear" w:color="auto" w:fill="EDF6EF"/>
+        <w:ind w:left="170"/>
         <w:pBdr>
-          <w:left w:val="single" w:sz="20" w:space="6" w:color="1E5631"/>
+          <w:left w:val="single" w:sz="18" w:space="4" w:color="1E4620"/>
         </w:pBdr>
+        <w:shd w:val="clear" w:fill="F2F5FA"/>
       </w:pPr>
       <w:r>
         <w:rPr>
           <w:b/>
-          <w:sz w:val="20"/>
         </w:rPr>
         <w:t>说明</w:t>
       </w:r>
       <w:r>
         <w:rPr>
-          <w:sz w:val="20"/>
+          <w:b w:val="0"/>
         </w:rPr>
         <w:t>：上引两节为《上座部佛教與止觀.pdf》中原文</w:t>
       </w:r>
       <w:r>
         <w:rPr>
           <w:b/>
-          <w:sz w:val="20"/>
         </w:rPr>
         <w:t>逐字照录</w:t>
       </w:r>
       <w:r>
         <w:rPr>
-          <w:sz w:val="20"/>
+          <w:b w:val="0"/>
         </w:rPr>
         <w:t>；原文「以现证圣果为禅修目标」之后紧接第5小节「以说法利生来化导有情」，本周</w:t>
       </w:r>
       <w:r>
         <w:rPr>
           <w:b/>
-          <w:sz w:val="20"/>
         </w:rPr>
         <w:t>未照录</w:t>
       </w:r>
       <w:r>
         <w:rPr>
-          <w:sz w:val="20"/>
-        </w:rPr>
-        <w:t>其余小节。原文个别用字及残缺脚注序号均照录未改；PDF 中图表页无法提取处如实注明缺口。`[generated, not original text]`</w:t>
+          <w:b w:val="0"/>
+        </w:rPr>
+        <w:t>其余小节。原文个别用字及残缺脚注序号均照录未改；PDF 中图表页无法提取处如实注明缺口。[generated, not original text]</w:t>
       </w:r>
     </w:p>
     <w:p>
-      <w:pPr>
-        <w:spacing w:before="160" w:after="80"/>
-      </w:pPr>
-      <w:r>
-        <w:rPr>
-          <w:rFonts w:ascii="Microsoft YaHei" w:hAnsi="Microsoft YaHei" w:eastAsia="Microsoft YaHei"/>
+      <w:r>
+        <w:rPr>
           <w:b/>
-          <w:color w:val="1E5631"/>
-          <w:sz w:val="28"/>
+          <w:color w:val="1E4620"/>
+          <w:sz w:val="26"/>
         </w:rPr>
         <w:t>💬 第一轮分享</w:t>
       </w:r>
@@ -3740,93 +3637,69 @@
       <w:r>
         <w:rPr>
           <w:b/>
-          <w:sz w:val="21"/>
         </w:rPr>
         <w:t>分享规则（主持人先说一遍）</w:t>
       </w:r>
       <w:r>
         <w:rPr>
-          <w:sz w:val="21"/>
+          <w:b w:val="0"/>
         </w:rPr>
         <w:t>：</w:t>
       </w:r>
     </w:p>
     <w:p>
       <w:pPr>
-        <w:ind w:left="340"/>
-      </w:pPr>
-      <w:r>
-        <w:rPr>
-          <w:color w:val="1E5631"/>
-          <w:sz w:val="21"/>
-        </w:rPr>
-        <w:t xml:space="preserve">• </w:t>
-      </w:r>
-      <w:r>
-        <w:rPr>
-          <w:sz w:val="21"/>
+        <w:pStyle w:val="ListBullet"/>
+      </w:pPr>
+      <w:r>
+        <w:rPr>
+          <w:b w:val="0"/>
         </w:rPr>
         <w:t xml:space="preserve">每人 </w:t>
       </w:r>
       <w:r>
         <w:rPr>
           <w:b/>
-          <w:sz w:val="21"/>
         </w:rPr>
         <w:t>1.5–2 分钟</w:t>
       </w:r>
       <w:r>
         <w:rPr>
-          <w:sz w:val="21"/>
+          <w:b w:val="0"/>
         </w:rPr>
         <w:t>，一次只答一个问题，说自己的经验，不讲别人的对错；</w:t>
       </w:r>
     </w:p>
     <w:p>
       <w:pPr>
-        <w:ind w:left="340"/>
-      </w:pPr>
-      <w:r>
-        <w:rPr>
-          <w:color w:val="1E5631"/>
-          <w:sz w:val="21"/>
-        </w:rPr>
-        <w:t xml:space="preserve">• </w:t>
-      </w:r>
-      <w:r>
-        <w:rPr>
-          <w:sz w:val="21"/>
+        <w:pStyle w:val="ListBullet"/>
+      </w:pPr>
+      <w:r>
+        <w:rPr>
+          <w:b w:val="0"/>
         </w:rPr>
         <w:t>说「我跳过」完全没问题；听到别人的经验，只回应「谢谢」，不做评判、不给建议；</w:t>
       </w:r>
     </w:p>
     <w:p>
       <w:pPr>
-        <w:ind w:left="340"/>
-      </w:pPr>
-      <w:r>
-        <w:rPr>
-          <w:color w:val="1E5631"/>
-          <w:sz w:val="21"/>
-        </w:rPr>
-        <w:t xml:space="preserve">• </w:t>
-      </w:r>
-      <w:r>
-        <w:rPr>
-          <w:sz w:val="21"/>
+        <w:pStyle w:val="ListBullet"/>
+      </w:pPr>
+      <w:r>
+        <w:rPr>
+          <w:b w:val="0"/>
         </w:rPr>
         <w:t>主持人负责计时与串场，不点评内容的「高下」；</w:t>
       </w:r>
       <w:r>
         <w:rPr>
           <w:b/>
-          <w:sz w:val="21"/>
         </w:rPr>
         <w:t>不追问「你证到哪一果」</w:t>
       </w:r>
       <w:r>
         <w:rPr>
-          <w:sz w:val="21"/>
+          <w:b w:val="0"/>
         </w:rPr>
         <w:t>。</w:t>
       </w:r>
@@ -3835,151 +3708,118 @@
       <w:r>
         <w:rPr>
           <w:b/>
-          <w:sz w:val="21"/>
         </w:rPr>
         <w:t>起手问题（三选一，先举手的先说）</w:t>
       </w:r>
       <w:r>
         <w:rPr>
-          <w:sz w:val="21"/>
+          <w:b w:val="0"/>
         </w:rPr>
         <w:t>：</w:t>
       </w:r>
     </w:p>
     <w:p>
       <w:pPr>
-        <w:ind w:left="340"/>
+        <w:pStyle w:val="ListNumber"/>
       </w:pPr>
       <w:r>
         <w:rPr>
           <w:b/>
-          <w:sz w:val="21"/>
-        </w:rPr>
-        <w:t xml:space="preserve">1. </w:t>
+        </w:rPr>
+        <w:t>「圣者」这两个字，在你过去的印象里是什么？</w:t>
+      </w:r>
+      <w:r>
+        <w:rPr>
+          <w:b w:val="0"/>
+        </w:rPr>
+        <w:t xml:space="preserve"> 是传说中的高人？某种遥不可及的境界？还是别的什么？（请用一两句话说你</w:t>
       </w:r>
       <w:r>
         <w:rPr>
           <w:b/>
-          <w:sz w:val="21"/>
-        </w:rPr>
-        <w:t>「圣者」这两个字，在你过去的印象里是什么？</w:t>
-      </w:r>
-      <w:r>
-        <w:rPr>
-          <w:sz w:val="21"/>
-        </w:rPr>
-        <w:t xml:space="preserve"> 是传说中的高人？某种遥不可及的境界？还是别的什么？（请用一两句话说你</w:t>
-      </w:r>
-      <w:r>
-        <w:rPr>
-          <w:b/>
-          <w:sz w:val="21"/>
         </w:rPr>
         <w:t>原本</w:t>
       </w:r>
       <w:r>
         <w:rPr>
-          <w:sz w:val="21"/>
+          <w:b w:val="0"/>
         </w:rPr>
         <w:t>的理解。）</w:t>
       </w:r>
     </w:p>
     <w:p>
       <w:pPr>
-        <w:ind w:left="340"/>
+        <w:pStyle w:val="ListNumber"/>
       </w:pPr>
       <w:r>
         <w:rPr>
           <w:b/>
-          <w:sz w:val="21"/>
-        </w:rPr>
-        <w:t xml:space="preserve">2. </w:t>
-      </w:r>
-      <w:r>
-        <w:rPr>
-          <w:b/>
-          <w:sz w:val="21"/>
         </w:rPr>
         <w:t>听到「十结」——欲贪、瞋恚、慢、见、疑……你最先在自己身上认出的，是哪一「结」？</w:t>
       </w:r>
       <w:r>
         <w:rPr>
-          <w:sz w:val="21"/>
+          <w:b w:val="0"/>
         </w:rPr>
         <w:t xml:space="preserve"> 只说你自己的，不评价任何人。</w:t>
       </w:r>
     </w:p>
     <w:p>
       <w:pPr>
-        <w:ind w:left="340"/>
+        <w:pStyle w:val="ListNumber"/>
       </w:pPr>
       <w:r>
         <w:rPr>
           <w:b/>
-          <w:sz w:val="21"/>
-        </w:rPr>
-        <w:t xml:space="preserve">3. </w:t>
-      </w:r>
-      <w:r>
-        <w:rPr>
-          <w:b/>
-          <w:sz w:val="21"/>
         </w:rPr>
         <w:t>这一次系列，你最想弄清四圣者里的哪一处？</w:t>
       </w:r>
       <w:r>
         <w:rPr>
-          <w:sz w:val="21"/>
+          <w:b w:val="0"/>
         </w:rPr>
         <w:t xml:space="preserve"> 是「初果到底断了什么」，是「从凡夫到圣者那一步怎么发生」，还是「我这一生有没有可能」？说说你此刻的疑问。</w:t>
       </w:r>
     </w:p>
     <w:p>
       <w:pPr>
-        <w:spacing w:before="40" w:after="80"/>
-        <w:ind w:left="283"/>
-        <w:shd w:val="clear" w:color="auto" w:fill="EDF6EF"/>
+        <w:ind w:left="170"/>
         <w:pBdr>
-          <w:left w:val="single" w:sz="20" w:space="6" w:color="1E5631"/>
+          <w:left w:val="single" w:sz="18" w:space="4" w:color="1E4620"/>
         </w:pBdr>
-      </w:pPr>
-      <w:r>
-        <w:rPr>
-          <w:sz w:val="20"/>
+        <w:shd w:val="clear" w:fill="F2F5FA"/>
+      </w:pPr>
+      <w:r>
+        <w:rPr>
+          <w:b w:val="0"/>
         </w:rPr>
         <w:t>主持人提示：第一轮是「破冰＋摸底」，</w:t>
       </w:r>
       <w:r>
         <w:rPr>
           <w:b/>
-          <w:sz w:val="20"/>
         </w:rPr>
         <w:t>不追求深度</w:t>
       </w:r>
       <w:r>
         <w:rPr>
-          <w:sz w:val="20"/>
+          <w:b w:val="0"/>
         </w:rPr>
         <w:t>。特别注意：若有人急着说「我怀疑某某证果了」或「我已经证了初果」，请温和地把话题带回「你此刻的心怎样」，并重申——</w:t>
       </w:r>
       <w:r>
         <w:rPr>
           <w:b/>
-          <w:sz w:val="20"/>
         </w:rPr>
         <w:t>我们不评比进度，也不轻断他人证量。</w:t>
       </w:r>
     </w:p>
     <w:p>
-      <w:pPr>
-        <w:spacing w:before="160" w:after="80"/>
-      </w:pPr>
-      <w:r>
-        <w:rPr>
-          <w:rFonts w:ascii="Microsoft YaHei" w:hAnsi="Microsoft YaHei" w:eastAsia="Microsoft YaHei"/>
+      <w:r>
+        <w:rPr>
           <w:b/>
-          <w:color w:val="1E5631"/>
-          <w:sz w:val="28"/>
+          <w:color w:val="1E4620"/>
+          <w:sz w:val="26"/>
         </w:rPr>
         <w:t>🎯 主题讨论</w:t>
       </w:r>
@@ -3988,52 +3828,48 @@
       <w:r>
         <w:rPr>
           <w:b/>
-          <w:sz w:val="21"/>
         </w:rPr>
         <w:t>引导问题一（由浅入深·第1层）：四圣者，是「四种不同的人」还是「同一条路上的四个里程点」？</w:t>
       </w:r>
     </w:p>
     <w:p>
       <w:pPr>
-        <w:spacing w:before="40" w:after="80"/>
-        <w:ind w:left="283"/>
-        <w:shd w:val="clear" w:color="auto" w:fill="EDF6EF"/>
+        <w:ind w:left="170"/>
         <w:pBdr>
-          <w:left w:val="single" w:sz="20" w:space="6" w:color="1E5631"/>
+          <w:left w:val="single" w:sz="18" w:space="4" w:color="1E4620"/>
         </w:pBdr>
-      </w:pPr>
-      <w:r>
-        <w:rPr>
-          <w:sz w:val="20"/>
+        <w:shd w:val="clear" w:fill="F2F5FA"/>
+      </w:pPr>
+      <w:r>
+        <w:rPr>
+          <w:b w:val="0"/>
         </w:rPr>
         <w:t>提示：先请大家谈谈最初的印象（四种等级／四种光环），再一起读材料①的「四道智层次总览」，把「入流断三结／一来减弱贪瞋／不来断欲贪瞋恚／阿拉汉断五上分结」摆出来。请讨论：如果差别只在「断掉了多少烦恼」，那么「果位」这个说法，给你的是方向感，还是压力？</w:t>
       </w:r>
     </w:p>
     <w:p>
       <w:pPr>
-        <w:spacing w:before="40" w:after="80"/>
-        <w:ind w:left="283"/>
-        <w:shd w:val="clear" w:color="auto" w:fill="EDF6EF"/>
+        <w:ind w:left="170"/>
         <w:pBdr>
-          <w:left w:val="single" w:sz="20" w:space="6" w:color="1E5631"/>
+          <w:left w:val="single" w:sz="18" w:space="4" w:color="1E4620"/>
         </w:pBdr>
-      </w:pPr>
-      <w:r>
-        <w:rPr>
-          <w:sz w:val="20"/>
+        <w:shd w:val="clear" w:fill="F2F5FA"/>
+      </w:pPr>
+      <w:r>
+        <w:rPr>
+          <w:b w:val="0"/>
         </w:rPr>
         <w:t>落点：让大家看见——</w:t>
       </w:r>
       <w:r>
         <w:rPr>
           <w:b/>
-          <w:sz w:val="20"/>
         </w:rPr>
         <w:t>四圣者是同一条路上断结深浅不同，不是四种互不相干的身份</w:t>
       </w:r>
       <w:r>
         <w:rPr>
-          <w:sz w:val="20"/>
+          <w:b w:val="0"/>
         </w:rPr>
         <w:t>。</w:t>
       </w:r>
@@ -4042,78 +3878,72 @@
       <w:r>
         <w:rPr>
           <w:b/>
-          <w:sz w:val="21"/>
         </w:rPr>
         <w:t>引导问题二（第2层）：十结是怎样被「层层断掉」的？为什么阿拉汉道能断尽一切？</w:t>
       </w:r>
     </w:p>
     <w:p>
       <w:pPr>
-        <w:spacing w:before="40" w:after="80"/>
-        <w:ind w:left="283"/>
-        <w:shd w:val="clear" w:color="auto" w:fill="EDF6EF"/>
+        <w:ind w:left="170"/>
         <w:pBdr>
-          <w:left w:val="single" w:sz="20" w:space="6" w:color="1E5631"/>
+          <w:left w:val="single" w:sz="18" w:space="4" w:color="1E4620"/>
         </w:pBdr>
-      </w:pPr>
-      <w:r>
-        <w:rPr>
-          <w:sz w:val="20"/>
+        <w:shd w:val="clear" w:fill="F2F5FA"/>
+      </w:pPr>
+      <w:r>
+        <w:rPr>
+          <w:b w:val="0"/>
         </w:rPr>
         <w:t>提示：带大家回到材料①的十结——欲贪、色贪、无色贪、瞋恚、慢、见、戒禁取、疑、掉举、无明。请讨论：为什么最粗的三结（有身见、戒禁取、疑）在</w:t>
       </w:r>
       <w:r>
         <w:rPr>
           <w:b/>
-          <w:sz w:val="20"/>
         </w:rPr>
         <w:t>入流道</w:t>
       </w:r>
       <w:r>
         <w:rPr>
-          <w:sz w:val="20"/>
+          <w:b w:val="0"/>
         </w:rPr>
         <w:t>先断？为什么「色贪、无色贪、我慢、掉举、无明」这五上分结最细、要留到</w:t>
       </w:r>
       <w:r>
         <w:rPr>
           <w:b/>
-          <w:sz w:val="20"/>
         </w:rPr>
         <w:t>阿拉汉道</w:t>
       </w:r>
       <w:r>
         <w:rPr>
-          <w:sz w:val="20"/>
+          <w:b w:val="0"/>
         </w:rPr>
         <w:t>才彻底铲除？用「剪绳子」的比喻大家各自会怎么补充？</w:t>
       </w:r>
     </w:p>
     <w:p>
       <w:pPr>
-        <w:spacing w:before="40" w:after="80"/>
-        <w:ind w:left="283"/>
-        <w:shd w:val="clear" w:color="auto" w:fill="EDF6EF"/>
+        <w:ind w:left="170"/>
         <w:pBdr>
-          <w:left w:val="single" w:sz="20" w:space="6" w:color="1E5631"/>
+          <w:left w:val="single" w:sz="18" w:space="4" w:color="1E4620"/>
         </w:pBdr>
-      </w:pPr>
-      <w:r>
-        <w:rPr>
-          <w:sz w:val="20"/>
+        <w:shd w:val="clear" w:fill="F2F5FA"/>
+      </w:pPr>
+      <w:r>
+        <w:rPr>
+          <w:b w:val="0"/>
         </w:rPr>
         <w:t>落点：</w:t>
       </w:r>
       <w:r>
         <w:rPr>
           <w:b/>
-          <w:sz w:val="20"/>
         </w:rPr>
         <w:t>断结有次第，是因为烦恼有粗细</w:t>
       </w:r>
       <w:r>
         <w:rPr>
-          <w:sz w:val="20"/>
+          <w:b w:val="0"/>
         </w:rPr>
         <w:t>；次第的背后，是对治不同深浅烦恼的需要，不是规定，而是道理。</w:t>
       </w:r>
@@ -4122,88 +3952,81 @@
       <w:r>
         <w:rPr>
           <w:b/>
-          <w:sz w:val="21"/>
         </w:rPr>
         <w:t>引导问题三（第3层·指向实修）：「从凡夫到圣者」的那一步，我在当下能做什么？</w:t>
       </w:r>
     </w:p>
     <w:p>
       <w:pPr>
-        <w:spacing w:before="40" w:after="80"/>
-        <w:ind w:left="283"/>
-        <w:shd w:val="clear" w:color="auto" w:fill="EDF6EF"/>
+        <w:ind w:left="170"/>
         <w:pBdr>
-          <w:left w:val="single" w:sz="20" w:space="6" w:color="1E5631"/>
+          <w:left w:val="single" w:sz="18" w:space="4" w:color="1E4620"/>
         </w:pBdr>
-      </w:pPr>
-      <w:r>
-        <w:rPr>
-          <w:sz w:val="20"/>
+        <w:shd w:val="clear" w:fill="F2F5FA"/>
+      </w:pPr>
+      <w:r>
+        <w:rPr>
+          <w:b w:val="0"/>
         </w:rPr>
         <w:t>提示：材料①说，那一刻叫「更改种姓心」——超越凡夫种姓、达到圣者种姓。请先各自读一遍材料②问5「巴拉密」与问7「在家人也能证前三果」，再讨论：既然「只要目标正确、方法正确，没有任何精进会白费」，那么</w:t>
       </w:r>
       <w:r>
         <w:rPr>
           <w:b/>
-          <w:sz w:val="20"/>
         </w:rPr>
         <w:t>今天的我</w:t>
       </w:r>
       <w:r>
         <w:rPr>
-          <w:sz w:val="20"/>
+          <w:b w:val="0"/>
         </w:rPr>
         <w:t>可以在哪些具体的小事上，朝着那个方向走一步？（守一条戒、每天挤半小时禅修、依师依传承、发愿将善业回向涅槃……）</w:t>
       </w:r>
     </w:p>
     <w:p>
       <w:pPr>
-        <w:spacing w:before="40" w:after="80"/>
-        <w:ind w:left="283"/>
-        <w:shd w:val="clear" w:color="auto" w:fill="EDF6EF"/>
+        <w:ind w:left="170"/>
         <w:pBdr>
-          <w:left w:val="single" w:sz="20" w:space="6" w:color="1E5631"/>
+          <w:left w:val="single" w:sz="18" w:space="4" w:color="1E4620"/>
         </w:pBdr>
-      </w:pPr>
-      <w:r>
-        <w:rPr>
-          <w:sz w:val="20"/>
+        <w:shd w:val="clear" w:fill="F2F5FA"/>
+      </w:pPr>
+      <w:r>
+        <w:rPr>
+          <w:b w:val="0"/>
         </w:rPr>
         <w:t>落点：</w:t>
       </w:r>
       <w:r>
         <w:rPr>
           <w:b/>
-          <w:sz w:val="20"/>
         </w:rPr>
         <w:t>方向清楚，脚步就可以从当下开始</w:t>
       </w:r>
       <w:r>
         <w:rPr>
-          <w:sz w:val="20"/>
+          <w:b w:val="0"/>
         </w:rPr>
         <w:t>。守住一个小戒、回来一次呼吸、发一个朝向涅槃的愿——都是在为自己攒路费。</w:t>
       </w:r>
     </w:p>
     <w:p>
       <w:pPr>
-        <w:spacing w:before="40" w:after="80"/>
-        <w:ind w:left="283"/>
-        <w:shd w:val="clear" w:color="auto" w:fill="EDF6EF"/>
+        <w:ind w:left="170"/>
         <w:pBdr>
-          <w:left w:val="single" w:sz="20" w:space="6" w:color="1E5631"/>
+          <w:left w:val="single" w:sz="18" w:space="4" w:color="1E4620"/>
         </w:pBdr>
-      </w:pPr>
-      <w:r>
-        <w:rPr>
-          <w:sz w:val="20"/>
+        <w:shd w:val="clear" w:fill="F2F5FA"/>
+      </w:pPr>
+      <w:r>
+        <w:rPr>
+          <w:b w:val="0"/>
         </w:rPr>
         <w:t>主持人收束一句（照读即可）：请带着材料③那句「犹如大海唯有一味，即咸味……此法、律唯有一味，即解脱味」离场——</w:t>
       </w:r>
       <w:r>
         <w:rPr>
           <w:b/>
-          <w:sz w:val="20"/>
         </w:rPr>
         <w:t>这条路只有一味，就是解脱；而我们每个人，都在路上。</w:t>
       </w:r>
@@ -4212,668 +4035,653 @@
       <w:r>
         <w:rPr>
           <w:b/>
-          <w:sz w:val="21"/>
         </w:rPr>
         <w:t>引导问题四（第4层·自由讨论·时间富余时用）：「初果是保险」这句话，让你安心，还是让你焦虑？</w:t>
       </w:r>
     </w:p>
     <w:p>
       <w:pPr>
-        <w:spacing w:before="40" w:after="80"/>
-        <w:ind w:left="283"/>
-        <w:shd w:val="clear" w:color="auto" w:fill="EDF6EF"/>
+        <w:ind w:left="170"/>
         <w:pBdr>
-          <w:left w:val="single" w:sz="20" w:space="6" w:color="1E5631"/>
+          <w:left w:val="single" w:sz="18" w:space="4" w:color="1E4620"/>
         </w:pBdr>
-      </w:pPr>
-      <w:r>
-        <w:rPr>
-          <w:sz w:val="20"/>
+        <w:shd w:val="clear" w:fill="F2F5FA"/>
+      </w:pPr>
+      <w:r>
+        <w:rPr>
+          <w:b w:val="0"/>
         </w:rPr>
         <w:t>提示：请每个人说一句真心话——听到「最低限度必须在今生证初果」，你的第一反应是「太好了，有方向」，还是「我大概做不到」？两种反应都很正常。主持人不评判，只请大家把这份感受说出来，然后一起回到那句话——</w:t>
       </w:r>
       <w:r>
         <w:rPr>
           <w:b/>
-          <w:sz w:val="20"/>
         </w:rPr>
         <w:t>了解圣者，是认识一条路，不是给自己打分</w:t>
       </w:r>
       <w:r>
         <w:rPr>
-          <w:sz w:val="20"/>
+          <w:b w:val="0"/>
         </w:rPr>
         <w:t>。</w:t>
       </w:r>
     </w:p>
     <w:p>
       <w:pPr>
-        <w:spacing w:before="40" w:after="80"/>
-        <w:ind w:left="283"/>
-        <w:shd w:val="clear" w:color="auto" w:fill="EDF6EF"/>
+        <w:ind w:left="170"/>
         <w:pBdr>
-          <w:left w:val="single" w:sz="20" w:space="6" w:color="1E5631"/>
+          <w:left w:val="single" w:sz="18" w:space="4" w:color="1E4620"/>
         </w:pBdr>
-      </w:pPr>
-      <w:r>
-        <w:rPr>
-          <w:sz w:val="20"/>
+        <w:shd w:val="clear" w:fill="F2F5FA"/>
+      </w:pPr>
+      <w:r>
+        <w:rPr>
+          <w:b w:val="0"/>
         </w:rPr>
         <w:t>落点：让「目标」带来方向感，而不是负担；若不放心，可把问题四作为课后作业的引子。</w:t>
       </w:r>
     </w:p>
     <w:p>
       <w:pPr>
-        <w:spacing w:before="40" w:after="80"/>
-        <w:ind w:left="283"/>
-        <w:shd w:val="clear" w:color="auto" w:fill="EDF6EF"/>
+        <w:ind w:left="170"/>
         <w:pBdr>
-          <w:left w:val="single" w:sz="20" w:space="6" w:color="1E5631"/>
+          <w:left w:val="single" w:sz="18" w:space="4" w:color="1E4620"/>
         </w:pBdr>
+        <w:shd w:val="clear" w:fill="F2F5FA"/>
       </w:pPr>
       <w:r>
         <w:rPr>
           <w:b/>
-          <w:sz w:val="20"/>
         </w:rPr>
         <w:t>分层追问</w:t>
       </w:r>
       <w:r>
         <w:rPr>
-          <w:sz w:val="20"/>
-        </w:rPr>
-        <w:t>（可视时间取用，由浅入深）： - 【现象】四圣者差在哪里、又共同在哪里——你心里的第一个答案是什么？ - 【影响】如果以为圣者是一步登天，这样的想法会对日常用功带来什么影响？ - 【应对】这周你愿意先从哪一条「结」上，观察自己身上有没有它的影子？</w:t>
+          <w:b w:val="0"/>
+        </w:rPr>
+        <w:t>（可视时间取用，由浅入深）：</w:t>
       </w:r>
     </w:p>
     <w:p>
       <w:pPr>
-        <w:spacing w:before="160" w:after="80"/>
-      </w:pPr>
-      <w:r>
-        <w:rPr>
-          <w:rFonts w:ascii="Microsoft YaHei" w:hAnsi="Microsoft YaHei" w:eastAsia="Microsoft YaHei"/>
-          <w:b/>
-          <w:color w:val="1E5631"/>
-          <w:sz w:val="28"/>
-        </w:rPr>
-        <w:t>🧘 禅修练习</w:t>
+        <w:ind w:left="170"/>
+        <w:pBdr>
+          <w:left w:val="single" w:sz="18" w:space="4" w:color="1E4620"/>
+        </w:pBdr>
+        <w:shd w:val="clear" w:fill="F2F5FA"/>
+      </w:pPr>
+      <w:r>
+        <w:rPr>
+          <w:b w:val="0"/>
+        </w:rPr>
+        <w:t>- 【现象】四圣者差在哪里、又共同在哪里——你心里的第一个答案是什么？</w:t>
       </w:r>
     </w:p>
     <w:p>
       <w:pPr>
-        <w:spacing w:before="40" w:after="80"/>
-        <w:ind w:left="283"/>
-        <w:shd w:val="clear" w:color="auto" w:fill="EDF6EF"/>
+        <w:ind w:left="170"/>
         <w:pBdr>
-          <w:left w:val="single" w:sz="20" w:space="6" w:color="1E5631"/>
+          <w:left w:val="single" w:sz="18" w:space="4" w:color="1E4620"/>
         </w:pBdr>
-      </w:pPr>
-      <w:r>
-        <w:rPr>
-          <w:sz w:val="20"/>
-        </w:rPr>
-        <w:t xml:space="preserve">⚠️ </w:t>
-      </w:r>
-      <w:r>
-        <w:rPr>
-          <w:b/>
-          <w:sz w:val="20"/>
-        </w:rPr>
-        <w:t>禅修禁忌提示</w:t>
-      </w:r>
-      <w:r>
-        <w:rPr>
-          <w:sz w:val="20"/>
-        </w:rPr>
-        <w:t>：若你正处在严重抑郁、焦虑、创伤后应激，或精神类疾病的发作／用药期，或正经历强烈的情绪危机，请先咨询医生或心理师，再决定是否练习；练习中若出现明显不适（如心悸、胸闷、情绪失控），请立即停止，睁开眼睛，把注意力放回呼吸与身体，必要时离场休息。</w:t>
+        <w:shd w:val="clear" w:fill="F2F5FA"/>
+      </w:pPr>
+      <w:r>
+        <w:rPr>
+          <w:b w:val="0"/>
+        </w:rPr>
+        <w:t>- 【影响】如果以为圣者是一步登天，这样的想法会对日常用功带来什么影响？</w:t>
       </w:r>
     </w:p>
     <w:p>
       <w:pPr>
-        <w:spacing w:before="40" w:after="80"/>
-        <w:ind w:left="283"/>
-        <w:shd w:val="clear" w:color="auto" w:fill="EDF6EF"/>
+        <w:ind w:left="170"/>
         <w:pBdr>
-          <w:left w:val="single" w:sz="20" w:space="6" w:color="1E5631"/>
+          <w:left w:val="single" w:sz="18" w:space="4" w:color="1E4620"/>
         </w:pBdr>
-      </w:pPr>
-      <w:r>
-        <w:rPr>
-          <w:b/>
-          <w:sz w:val="20"/>
-        </w:rPr>
-        <w:t>主持人引导词（照读即可）——「十结随观·四下呼吸」</w:t>
+        <w:shd w:val="clear" w:fill="F2F5FA"/>
+      </w:pPr>
+      <w:r>
+        <w:rPr>
+          <w:b w:val="0"/>
+        </w:rPr>
+        <w:t>- 【应对】这周你愿意先从哪一条「结」上，观察自己身上有没有它的影子？</w:t>
       </w:r>
     </w:p>
     <w:p>
-      <w:pPr>
-        <w:spacing w:before="40" w:after="80"/>
-        <w:ind w:left="283"/>
-        <w:shd w:val="clear" w:color="auto" w:fill="EDF6EF"/>
-        <w:pBdr>
-          <w:left w:val="single" w:sz="20" w:space="6" w:color="1E5631"/>
-        </w:pBdr>
-      </w:pPr>
-      <w:r>
-        <w:rPr>
-          <w:sz w:val="20"/>
-        </w:rPr>
-        <w:t>请把身体坐正，手轻轻放在膝盖上，眼睛可以闭上或半睁。我们做一段很简单的练习：</w:t>
-      </w:r>
       <w:r>
         <w:rPr>
           <w:b/>
-          <w:sz w:val="20"/>
-        </w:rPr>
-        <w:t>用四个呼吸，走一遍「烦恼被一层层看清」的过程。</w:t>
-      </w:r>
-      <w:r>
-        <w:rPr>
-          <w:sz w:val="20"/>
-        </w:rPr>
-        <w:t xml:space="preserve"> 不必去对治，只是轻轻地看见。</w:t>
+          <w:color w:val="1E4620"/>
+          <w:sz w:val="26"/>
+        </w:rPr>
+        <w:t>🧘 禅修练习</w:t>
       </w:r>
     </w:p>
     <w:p>
       <w:pPr>
-        <w:spacing w:before="40" w:after="80"/>
-        <w:ind w:left="283"/>
-        <w:shd w:val="clear" w:color="auto" w:fill="EDF6EF"/>
+        <w:ind w:left="170"/>
         <w:pBdr>
-          <w:left w:val="single" w:sz="20" w:space="6" w:color="1E5631"/>
+          <w:left w:val="single" w:sz="18" w:space="4" w:color="1E4620"/>
         </w:pBdr>
-      </w:pPr>
+        <w:shd w:val="clear" w:fill="F2F5FA"/>
+      </w:pPr>
+      <w:r>
+        <w:rPr>
+          <w:b w:val="0"/>
+        </w:rPr>
+        <w:t xml:space="preserve">⚠️ </w:t>
+      </w:r>
       <w:r>
         <w:rPr>
           <w:b/>
-          <w:sz w:val="20"/>
-        </w:rPr>
-        <w:t>第一口气——最粗的「结」。</w:t>
-      </w:r>
-      <w:r>
-        <w:rPr>
-          <w:sz w:val="20"/>
-        </w:rPr>
-        <w:t xml:space="preserve"> 深深地吸气……缓缓地呼气。请在心里问自己一句：</w:t>
-      </w:r>
-      <w:r>
-        <w:rPr>
-          <w:b/>
-          <w:sz w:val="20"/>
-        </w:rPr>
-        <w:t>「此刻，我身上最明显的一股拉扯，是什么？」</w:t>
-      </w:r>
-      <w:r>
-        <w:rPr>
-          <w:sz w:val="20"/>
-        </w:rPr>
-        <w:t xml:space="preserve"> 是想要什么？是恼了谁？还是舍不得什么？……只是看见，不批评自己。</w:t>
+        </w:rPr>
+        <w:t>禅修禁忌提示</w:t>
+      </w:r>
+      <w:r>
+        <w:rPr>
+          <w:b w:val="0"/>
+        </w:rPr>
+        <w:t>：若你正处在严重抑郁、焦虑、创伤后应激，或精神类疾病的发作／用药期，或正经历强烈的情绪危机，请先咨询医生或心理师，再决定是否练习；练习中若出现明显不适（如心悸、胸闷、情绪失控），请立即停止，睁开眼睛，把注意力放回呼吸与身体，必要时离场休息。</w:t>
       </w:r>
     </w:p>
     <w:p>
       <w:pPr>
-        <w:spacing w:before="40" w:after="80"/>
-        <w:ind w:left="283"/>
-        <w:shd w:val="clear" w:color="auto" w:fill="EDF6EF"/>
+        <w:ind w:left="170"/>
         <w:pBdr>
-          <w:left w:val="single" w:sz="20" w:space="6" w:color="1E5631"/>
+          <w:left w:val="single" w:sz="18" w:space="4" w:color="1E4620"/>
         </w:pBdr>
-      </w:pPr>
-      <w:r>
-        <w:rPr>
-          <w:sz w:val="20"/>
-        </w:rPr>
-        <w:t>（停 20 秒）</w:t>
+        <w:shd w:val="clear" w:fill="F2F5FA"/>
+      </w:pPr>
+      <w:r>
+        <w:rPr>
+          <w:b/>
+        </w:rPr>
+        <w:t>主持人引导词（照读即可）——「十结随观·四下呼吸」</w:t>
       </w:r>
     </w:p>
     <w:p>
       <w:pPr>
-        <w:spacing w:before="40" w:after="80"/>
-        <w:ind w:left="283"/>
-        <w:shd w:val="clear" w:color="auto" w:fill="EDF6EF"/>
+        <w:ind w:left="170"/>
         <w:pBdr>
-          <w:left w:val="single" w:sz="20" w:space="6" w:color="1E5631"/>
+          <w:left w:val="single" w:sz="18" w:space="4" w:color="1E4620"/>
         </w:pBdr>
-      </w:pPr>
+        <w:shd w:val="clear" w:fill="F2F5FA"/>
+      </w:pPr>
+      <w:r>
+        <w:rPr>
+          <w:b w:val="0"/>
+        </w:rPr>
+        <w:t>请把身体坐正，手轻轻放在膝盖上，眼睛可以闭上或半睁。我们做一段很简单的练习：</w:t>
+      </w:r>
       <w:r>
         <w:rPr>
           <w:b/>
-          <w:sz w:val="20"/>
-        </w:rPr>
-        <w:t>第二口气——看见它「会变」。</w:t>
-      </w:r>
-      <w:r>
-        <w:rPr>
-          <w:sz w:val="20"/>
-        </w:rPr>
-        <w:t xml:space="preserve"> 再来一次吸气……呼气。把注意力轻轻放在那股拉扯上，看它是不是也在动、也在变、也在松。</w:t>
-      </w:r>
-      <w:r>
-        <w:rPr>
-          <w:b/>
-          <w:sz w:val="20"/>
-        </w:rPr>
-        <w:t>它并不是「我」，它只是一阵会生会灭的风。</w:t>
-      </w:r>
-      <w:r>
-        <w:rPr>
-          <w:sz w:val="20"/>
-        </w:rPr>
-        <w:t xml:space="preserve"> 能这样看见，就是慧的开始。</w:t>
+        </w:rPr>
+        <w:t>用四个呼吸，走一遍「烦恼被一层层看清」的过程。</w:t>
+      </w:r>
+      <w:r>
+        <w:rPr>
+          <w:b w:val="0"/>
+        </w:rPr>
+        <w:t xml:space="preserve"> 不必去对治，只是轻轻地看见。</w:t>
       </w:r>
     </w:p>
     <w:p>
       <w:pPr>
-        <w:spacing w:before="40" w:after="80"/>
-        <w:ind w:left="283"/>
-        <w:shd w:val="clear" w:color="auto" w:fill="EDF6EF"/>
+        <w:ind w:left="170"/>
         <w:pBdr>
-          <w:left w:val="single" w:sz="20" w:space="6" w:color="1E5631"/>
+          <w:left w:val="single" w:sz="18" w:space="4" w:color="1E4620"/>
         </w:pBdr>
-      </w:pPr>
-      <w:r>
-        <w:rPr>
-          <w:sz w:val="20"/>
-        </w:rPr>
-        <w:t>（停 30 秒）</w:t>
+        <w:shd w:val="clear" w:fill="F2F5FA"/>
+      </w:pPr>
+      <w:r>
+        <w:rPr>
+          <w:b/>
+        </w:rPr>
+        <w:t>第一口气——最粗的「结」。</w:t>
+      </w:r>
+      <w:r>
+        <w:rPr>
+          <w:b w:val="0"/>
+        </w:rPr>
+        <w:t xml:space="preserve"> 深深地吸气……缓缓地呼气。请在心里问自己一句：</w:t>
+      </w:r>
+      <w:r>
+        <w:rPr>
+          <w:b/>
+        </w:rPr>
+        <w:t>「此刻，我身上最明显的一股拉扯，是什么？」</w:t>
+      </w:r>
+      <w:r>
+        <w:rPr>
+          <w:b w:val="0"/>
+        </w:rPr>
+        <w:t xml:space="preserve"> 是想要什么？是恼了谁？还是舍不得什么？……只是看见，不批评自己。</w:t>
       </w:r>
     </w:p>
     <w:p>
       <w:pPr>
-        <w:spacing w:before="40" w:after="80"/>
-        <w:ind w:left="283"/>
-        <w:shd w:val="clear" w:color="auto" w:fill="EDF6EF"/>
+        <w:ind w:left="170"/>
         <w:pBdr>
-          <w:left w:val="single" w:sz="20" w:space="6" w:color="1E5631"/>
+          <w:left w:val="single" w:sz="18" w:space="4" w:color="1E4620"/>
         </w:pBdr>
-      </w:pPr>
-      <w:r>
-        <w:rPr>
-          <w:b/>
-          <w:sz w:val="20"/>
-        </w:rPr>
-        <w:t>第三口气——方向。</w:t>
-      </w:r>
-      <w:r>
-        <w:rPr>
-          <w:sz w:val="20"/>
-        </w:rPr>
-        <w:t xml:space="preserve"> 吸气……呼气。请在心里立一句：</w:t>
-      </w:r>
-      <w:r>
-        <w:rPr>
-          <w:b/>
-          <w:sz w:val="20"/>
-        </w:rPr>
-        <w:t>「愿我朝解脱的方向，走一步。」</w:t>
-      </w:r>
-      <w:r>
-        <w:rPr>
-          <w:sz w:val="20"/>
-        </w:rPr>
-        <w:t xml:space="preserve"> 不必是很大的一步——今天少说一句伤人的话、多坐十分钟、发一个善愿回向涅槃，都算。</w:t>
+        <w:shd w:val="clear" w:fill="F2F5FA"/>
+      </w:pPr>
+      <w:r>
+        <w:rPr>
+          <w:b w:val="0"/>
+        </w:rPr>
+        <w:t>（停 20 秒）</w:t>
       </w:r>
     </w:p>
     <w:p>
       <w:pPr>
-        <w:spacing w:before="40" w:after="80"/>
-        <w:ind w:left="283"/>
-        <w:shd w:val="clear" w:color="auto" w:fill="EDF6EF"/>
+        <w:ind w:left="170"/>
         <w:pBdr>
-          <w:left w:val="single" w:sz="20" w:space="6" w:color="1E5631"/>
+          <w:left w:val="single" w:sz="18" w:space="4" w:color="1E4620"/>
         </w:pBdr>
-      </w:pPr>
-      <w:r>
-        <w:rPr>
-          <w:sz w:val="20"/>
-        </w:rPr>
-        <w:t>（停 30 秒）</w:t>
+        <w:shd w:val="clear" w:fill="F2F5FA"/>
+      </w:pPr>
+      <w:r>
+        <w:rPr>
+          <w:b/>
+        </w:rPr>
+        <w:t>第二口气——看见它「会变」。</w:t>
+      </w:r>
+      <w:r>
+        <w:rPr>
+          <w:b w:val="0"/>
+        </w:rPr>
+        <w:t xml:space="preserve"> 再来一次吸气……呼气。把注意力轻轻放在那股拉扯上，看它是不是也在动、也在变、也在松。</w:t>
+      </w:r>
+      <w:r>
+        <w:rPr>
+          <w:b/>
+        </w:rPr>
+        <w:t>它并不是「我」，它只是一阵会生会灭的风。</w:t>
+      </w:r>
+      <w:r>
+        <w:rPr>
+          <w:b w:val="0"/>
+        </w:rPr>
+        <w:t xml:space="preserve"> 能这样看见，就是慧的开始。</w:t>
       </w:r>
     </w:p>
     <w:p>
       <w:pPr>
-        <w:spacing w:before="40" w:after="80"/>
-        <w:ind w:left="283"/>
-        <w:shd w:val="clear" w:color="auto" w:fill="EDF6EF"/>
+        <w:ind w:left="170"/>
         <w:pBdr>
-          <w:left w:val="single" w:sz="20" w:space="6" w:color="1E5631"/>
+          <w:left w:val="single" w:sz="18" w:space="4" w:color="1E4620"/>
         </w:pBdr>
-      </w:pPr>
-      <w:r>
-        <w:rPr>
-          <w:b/>
-          <w:sz w:val="20"/>
-        </w:rPr>
-        <w:t>第四口气——共同的终点。</w:t>
-      </w:r>
-      <w:r>
-        <w:rPr>
-          <w:sz w:val="20"/>
-        </w:rPr>
-        <w:t xml:space="preserve"> 吸气……呼气。请想一下：</w:t>
-      </w:r>
-      <w:r>
-        <w:rPr>
-          <w:b/>
-          <w:sz w:val="20"/>
-        </w:rPr>
-        <w:t>入流、一来、不来、阿拉汉，走的都是同一条路，终点都是涅槃。</w:t>
-      </w:r>
-      <w:r>
-        <w:rPr>
-          <w:sz w:val="20"/>
-        </w:rPr>
-        <w:t xml:space="preserve"> 此刻坐在这里的我们，也在这条路上。愿你我都走得安稳。</w:t>
-      </w:r>
-      <w:r>
-        <w:rPr>
-          <w:b/>
-          <w:sz w:val="20"/>
-        </w:rPr>
-        <w:t>方向已定，一步一步；不比较，不评判，只问当下。</w:t>
+        <w:shd w:val="clear" w:fill="F2F5FA"/>
+      </w:pPr>
+      <w:r>
+        <w:rPr>
+          <w:b w:val="0"/>
+        </w:rPr>
+        <w:t>（停 30 秒）</w:t>
       </w:r>
     </w:p>
     <w:p>
       <w:pPr>
-        <w:spacing w:before="40" w:after="80"/>
-        <w:ind w:left="283"/>
-        <w:shd w:val="clear" w:color="auto" w:fill="EDF6EF"/>
+        <w:ind w:left="170"/>
         <w:pBdr>
-          <w:left w:val="single" w:sz="20" w:space="6" w:color="1E5631"/>
+          <w:left w:val="single" w:sz="18" w:space="4" w:color="1E4620"/>
         </w:pBdr>
-      </w:pPr>
-      <w:r>
-        <w:rPr>
-          <w:sz w:val="20"/>
-        </w:rPr>
-        <w:t>（静默约 2 分钟）</w:t>
+        <w:shd w:val="clear" w:fill="F2F5FA"/>
+      </w:pPr>
+      <w:r>
+        <w:rPr>
+          <w:b/>
+        </w:rPr>
+        <w:t>第三口气——方向。</w:t>
+      </w:r>
+      <w:r>
+        <w:rPr>
+          <w:b w:val="0"/>
+        </w:rPr>
+        <w:t xml:space="preserve"> 吸气……呼气。请在心里立一句：</w:t>
+      </w:r>
+      <w:r>
+        <w:rPr>
+          <w:b/>
+        </w:rPr>
+        <w:t>「愿我朝解脱的方向，走一步。」</w:t>
+      </w:r>
+      <w:r>
+        <w:rPr>
+          <w:b w:val="0"/>
+        </w:rPr>
+        <w:t xml:space="preserve"> 不必是很大的一步——今天少说一句伤人的话、多坐十分钟、发一个善愿回向涅槃，都算。</w:t>
       </w:r>
     </w:p>
     <w:p>
       <w:pPr>
-        <w:spacing w:before="40" w:after="80"/>
-        <w:ind w:left="283"/>
-        <w:shd w:val="clear" w:color="auto" w:fill="EDF6EF"/>
+        <w:ind w:left="170"/>
         <w:pBdr>
-          <w:left w:val="single" w:sz="20" w:space="6" w:color="1E5631"/>
+          <w:left w:val="single" w:sz="18" w:space="4" w:color="1E4620"/>
         </w:pBdr>
-      </w:pPr>
-      <w:r>
-        <w:rPr>
-          <w:sz w:val="20"/>
-        </w:rPr>
-        <w:t>……请慢慢把注意力带回身体，感受双脚、双手、坐垫的接触。睁开眼时，带着这份清楚，回到当下。愿这一段时间的用功，成为这条长路上的一步。</w:t>
+        <w:shd w:val="clear" w:fill="F2F5FA"/>
+      </w:pPr>
+      <w:r>
+        <w:rPr>
+          <w:b w:val="0"/>
+        </w:rPr>
+        <w:t>（停 30 秒）</w:t>
       </w:r>
     </w:p>
     <w:p>
+      <w:pPr>
+        <w:ind w:left="170"/>
+        <w:pBdr>
+          <w:left w:val="single" w:sz="18" w:space="4" w:color="1E4620"/>
+        </w:pBdr>
+        <w:shd w:val="clear" w:fill="F2F5FA"/>
+      </w:pPr>
       <w:r>
         <w:rPr>
           <w:b/>
-          <w:sz w:val="21"/>
-        </w:rPr>
-        <w:t>练习 B：看只是一看（约 5 min，时间富余时用）</w:t>
+        </w:rPr>
+        <w:t>第四口气——共同的终点。</w:t>
+      </w:r>
+      <w:r>
+        <w:rPr>
+          <w:b w:val="0"/>
+        </w:rPr>
+        <w:t xml:space="preserve"> 吸气……呼气。请想一下：</w:t>
+      </w:r>
+      <w:r>
+        <w:rPr>
+          <w:b/>
+        </w:rPr>
+        <w:t>入流、一来、不来、阿拉汉，走的都是同一条路，终点都是涅槃。</w:t>
+      </w:r>
+      <w:r>
+        <w:rPr>
+          <w:b w:val="0"/>
+        </w:rPr>
+        <w:t xml:space="preserve"> 此刻坐在这里的我们，也在这条路上。愿你我都走得安稳。</w:t>
+      </w:r>
+      <w:r>
+        <w:rPr>
+          <w:b/>
+        </w:rPr>
+        <w:t>方向已定，一步一步；不比较，不评判，只问当下。</w:t>
       </w:r>
     </w:p>
     <w:p>
       <w:pPr>
-        <w:spacing w:before="40" w:after="80"/>
-        <w:ind w:left="283"/>
-        <w:shd w:val="clear" w:color="auto" w:fill="EDF6EF"/>
+        <w:ind w:left="170"/>
         <w:pBdr>
-          <w:left w:val="single" w:sz="20" w:space="6" w:color="1E5631"/>
+          <w:left w:val="single" w:sz="18" w:space="4" w:color="1E4620"/>
         </w:pBdr>
-      </w:pPr>
-      <w:r>
-        <w:rPr>
-          <w:sz w:val="20"/>
-        </w:rPr>
-        <w:t>请把注意力放到眼前最明显的一个感受上——声音也好，触觉也好。当它生起，只是</w:t>
-      </w:r>
-      <w:r>
-        <w:rPr>
-          <w:b/>
-          <w:sz w:val="20"/>
-        </w:rPr>
-        <w:t>知道</w:t>
-      </w:r>
-      <w:r>
-        <w:rPr>
-          <w:sz w:val="20"/>
-        </w:rPr>
-        <w:t>；当它变化，只是</w:t>
-      </w:r>
-      <w:r>
-        <w:rPr>
-          <w:b/>
-          <w:sz w:val="20"/>
-        </w:rPr>
-        <w:t>知道</w:t>
-      </w:r>
-      <w:r>
-        <w:rPr>
-          <w:sz w:val="20"/>
-        </w:rPr>
-        <w:t>。不把它认作「我的」。看，只是看；听，只是听。……就这样，安住在「知道」本身。这一份「知道」，就是从凡夫走向圣者的起点。</w:t>
+        <w:shd w:val="clear" w:fill="F2F5FA"/>
+      </w:pPr>
+      <w:r>
+        <w:rPr>
+          <w:b w:val="0"/>
+        </w:rPr>
+        <w:t>（静默约 2 分钟）</w:t>
       </w:r>
     </w:p>
     <w:p>
       <w:pPr>
-        <w:spacing w:before="160" w:after="80"/>
-      </w:pPr>
-      <w:r>
-        <w:rPr>
-          <w:rFonts w:ascii="Microsoft YaHei" w:hAnsi="Microsoft YaHei" w:eastAsia="Microsoft YaHei"/>
-          <w:b/>
-          <w:color w:val="1E5631"/>
-          <w:sz w:val="28"/>
-        </w:rPr>
-        <w:t>📚 扩展内容包（时间富余时使用）</w:t>
+        <w:ind w:left="170"/>
+        <w:pBdr>
+          <w:left w:val="single" w:sz="18" w:space="4" w:color="1E4620"/>
+        </w:pBdr>
+        <w:shd w:val="clear" w:fill="F2F5FA"/>
+      </w:pPr>
+      <w:r>
+        <w:rPr>
+          <w:b w:val="0"/>
+        </w:rPr>
+        <w:t>……请慢慢把注意力带回身体，感受双脚、双手、坐垫的接触。睁开眼时，带着这份清楚，回到当下。愿这一段时间的用功，成为这条长路上的一步。</w:t>
       </w:r>
     </w:p>
     <w:p>
       <w:r>
         <w:rPr>
           <w:b/>
-          <w:sz w:val="21"/>
-        </w:rPr>
-        <w:t>扩展话题一：小须陀洹与「不退人身」（材料②问152）</w:t>
+        </w:rPr>
+        <w:t>练习 B：看只是一看（约 5 min，时间富余时用）</w:t>
       </w:r>
     </w:p>
     <w:p>
-      <w:r>
-        <w:rPr>
-          <w:sz w:val="21"/>
-        </w:rPr>
-        <w:t>材料②说：完成十六观智的第二个观智——</w:t>
+      <w:pPr>
+        <w:ind w:left="170"/>
+        <w:pBdr>
+          <w:left w:val="single" w:sz="18" w:space="4" w:color="1E4620"/>
+        </w:pBdr>
+        <w:shd w:val="clear" w:fill="F2F5FA"/>
+      </w:pPr>
+      <w:r>
+        <w:rPr>
+          <w:b w:val="0"/>
+        </w:rPr>
+        <w:t>请把注意力放到眼前最明显的一个感受上——声音也好，触觉也好。当它生起，只是</w:t>
       </w:r>
       <w:r>
         <w:rPr>
           <w:b/>
-          <w:sz w:val="21"/>
-        </w:rPr>
-        <w:t>缘摄受智</w:t>
-      </w:r>
-      <w:r>
-        <w:rPr>
-          <w:sz w:val="21"/>
-        </w:rPr>
-        <w:t>，下一生就不会失去人身；此时暂伏邪见、暂除对三世因果的疑，称为</w:t>
+        </w:rPr>
+        <w:t>知道</w:t>
+      </w:r>
+      <w:r>
+        <w:rPr>
+          <w:b w:val="0"/>
+        </w:rPr>
+        <w:t>；当它变化，只是</w:t>
       </w:r>
       <w:r>
         <w:rPr>
           <w:b/>
-          <w:sz w:val="21"/>
-        </w:rPr>
-        <w:t>「小须陀洹」</w:t>
-      </w:r>
-      <w:r>
-        <w:rPr>
-          <w:sz w:val="21"/>
-        </w:rPr>
-        <w:t>。请讨论：这个「柔软保证」对你意味着什么？它与真正初果（断三结、不堕恶趣）差别在哪？——</w:t>
-      </w:r>
-      <w:r>
-        <w:rPr>
-          <w:b/>
-          <w:sz w:val="21"/>
-        </w:rPr>
-        <w:t>一个是「暂时安全」，一个是「方向不可逆」</w:t>
-      </w:r>
-      <w:r>
-        <w:rPr>
-          <w:sz w:val="21"/>
-        </w:rPr>
-        <w:t>；两者都说明这条路的每一步都算数。（涉十六观智逐一详析，</w:t>
-      </w:r>
-      <w:r>
-        <w:rPr>
-          <w:b/>
-          <w:sz w:val="21"/>
-        </w:rPr>
-        <w:t>详见读书会20 W5/W6</w:t>
-      </w:r>
-      <w:r>
-        <w:rPr>
-          <w:sz w:val="21"/>
-        </w:rPr>
-        <w:t>。）</w:t>
+        </w:rPr>
+        <w:t>知道</w:t>
+      </w:r>
+      <w:r>
+        <w:rPr>
+          <w:b w:val="0"/>
+        </w:rPr>
+        <w:t>。不把它认作「我的」。看，只是看；听，只是听。……就这样，安住在「知道」本身。这一份「知道」，就是从凡夫走向圣者的起点。</w:t>
       </w:r>
     </w:p>
     <w:p>
       <w:r>
         <w:rPr>
           <w:b/>
-          <w:sz w:val="21"/>
-        </w:rPr>
-        <w:t>扩展话题二：所引导者与慧解脱（材料②问61）——把「我怎么走」讲清楚</w:t>
+          <w:color w:val="1E4620"/>
+          <w:sz w:val="26"/>
+        </w:rPr>
+        <w:t>📚 扩展内容包（时间富余时使用）</w:t>
       </w:r>
     </w:p>
     <w:p>
       <w:r>
         <w:rPr>
-          <w:sz w:val="21"/>
-        </w:rPr>
-        <w:t>材料②把听法者分为四类：略开知者、广演知者、</w:t>
-      </w:r>
-      <w:r>
-        <w:rPr>
           <w:b/>
-          <w:sz w:val="21"/>
-        </w:rPr>
-        <w:t>所引导者</w:t>
-      </w:r>
-      <w:r>
-        <w:rPr>
-          <w:sz w:val="21"/>
-        </w:rPr>
-        <w:t>、文句为最者，并说</w:t>
-      </w:r>
-      <w:r>
-        <w:rPr>
-          <w:b/>
-          <w:sz w:val="21"/>
-        </w:rPr>
-        <w:t>现在这个时代已经不可能再有前两种</w:t>
-      </w:r>
-      <w:r>
-        <w:rPr>
-          <w:sz w:val="21"/>
-        </w:rPr>
-        <w:t>，想要证悟必须「很有系统地、很有次第地修行戒定慧、修行止观」。请讨论：既然我们大多是「所引导者」，那么「依师、依传承、有次第」这三件事，为什么不是束缚，而是</w:t>
-      </w:r>
-      <w:r>
-        <w:rPr>
-          <w:b/>
-          <w:sz w:val="21"/>
-        </w:rPr>
-        <w:t>保护</w:t>
-      </w:r>
-      <w:r>
-        <w:rPr>
-          <w:sz w:val="21"/>
-        </w:rPr>
-        <w:t>？（并纠正一个常见错误：</w:t>
-      </w:r>
-      <w:r>
-        <w:rPr>
-          <w:b/>
-          <w:sz w:val="21"/>
-        </w:rPr>
-        <w:t>慧解脱不是「不用修定」</w:t>
-      </w:r>
-      <w:r>
-        <w:rPr>
-          <w:sz w:val="21"/>
-        </w:rPr>
-        <w:t>。）</w:t>
+        </w:rPr>
+        <w:t>扩展话题一：小须陀洹与「不退人身」（材料②问152）</w:t>
       </w:r>
     </w:p>
     <w:p>
       <w:r>
         <w:rPr>
+          <w:b w:val="0"/>
+        </w:rPr>
+        <w:t>材料②说：完成十六观智的第二个观智——</w:t>
+      </w:r>
+      <w:r>
+        <w:rPr>
           <w:b/>
-          <w:sz w:val="21"/>
-        </w:rPr>
-        <w:t>扩展话题三：以说法利生来化导有情（材料③第5小节·背景，不照录）</w:t>
+        </w:rPr>
+        <w:t>缘摄受智</w:t>
+      </w:r>
+      <w:r>
+        <w:rPr>
+          <w:b w:val="0"/>
+        </w:rPr>
+        <w:t>，下一生就不会失去人身；此时暂伏邪见、暂除对三世因果的疑，称为</w:t>
+      </w:r>
+      <w:r>
+        <w:rPr>
+          <w:b/>
+        </w:rPr>
+        <w:t>「小须陀洹」</w:t>
+      </w:r>
+      <w:r>
+        <w:rPr>
+          <w:b w:val="0"/>
+        </w:rPr>
+        <w:t>。请讨论：这个「柔软保证」对你意味着什么？它与真正初果（断三结、不堕恶趣）差别在哪？——</w:t>
+      </w:r>
+      <w:r>
+        <w:rPr>
+          <w:b/>
+        </w:rPr>
+        <w:t>一个是「暂时安全」，一个是「方向不可逆」</w:t>
+      </w:r>
+      <w:r>
+        <w:rPr>
+          <w:b w:val="0"/>
+        </w:rPr>
+        <w:t>；两者都说明这条路的每一步都算数。（涉十六观智逐一详析，</w:t>
+      </w:r>
+      <w:r>
+        <w:rPr>
+          <w:b/>
+        </w:rPr>
+        <w:t>详见读书会20 W5/W6</w:t>
+      </w:r>
+      <w:r>
+        <w:rPr>
+          <w:b w:val="0"/>
+        </w:rPr>
+        <w:t>。）</w:t>
       </w:r>
     </w:p>
     <w:p>
       <w:r>
         <w:rPr>
-          <w:sz w:val="21"/>
-        </w:rPr>
-        <w:t>材料③在「以现证圣果为禅修目标」之后，紧接一节「以说法利生来化导有情」，讲南传上座部并非「自了汉」，僧俗互益、弘法利生亦是本分。若时间允许，可口头简述其精神（</w:t>
-      </w:r>
-      <w:r>
-        <w:rPr>
           <w:b/>
-          <w:sz w:val="21"/>
-        </w:rPr>
-        <w:t>未照录原文，详见知识库原文件</w:t>
-      </w:r>
-      <w:r>
-        <w:rPr>
-          <w:sz w:val="21"/>
-        </w:rPr>
-        <w:t>），并提醒：</w:t>
-      </w:r>
-      <w:r>
-        <w:rPr>
-          <w:b/>
-          <w:sz w:val="21"/>
-        </w:rPr>
-        <w:t>「正人先正己」——先把自身的戒定慧修好，才谈得上助人。</w:t>
-      </w:r>
-      <w:r>
-        <w:rPr>
-          <w:sz w:val="21"/>
-        </w:rPr>
-        <w:t>（涉四分律与戒律细节，</w:t>
-      </w:r>
-      <w:r>
-        <w:rPr>
-          <w:b/>
-          <w:sz w:val="21"/>
-        </w:rPr>
-        <w:t>详见读书会04</w:t>
-      </w:r>
-      <w:r>
-        <w:rPr>
-          <w:sz w:val="21"/>
-        </w:rPr>
-        <w:t>。）</w:t>
+        </w:rPr>
+        <w:t>扩展话题二：所引导者与慧解脱（材料②问61）——把「我怎么走」讲清楚</w:t>
       </w:r>
     </w:p>
     <w:p>
-      <w:pPr>
-        <w:spacing w:before="120" w:after="80"/>
-      </w:pPr>
-      <w:r>
-        <w:rPr>
-          <w:rFonts w:ascii="Microsoft YaHei" w:hAnsi="Microsoft YaHei" w:eastAsia="Microsoft YaHei"/>
+      <w:r>
+        <w:rPr>
+          <w:b w:val="0"/>
+        </w:rPr>
+        <w:t>材料②把听法者分为四类：略开知者、广演知者、</w:t>
+      </w:r>
+      <w:r>
+        <w:rPr>
           <w:b/>
-          <w:color w:val="1E5631"/>
-          <w:sz w:val="25"/>
+        </w:rPr>
+        <w:t>所引导者</w:t>
+      </w:r>
+      <w:r>
+        <w:rPr>
+          <w:b w:val="0"/>
+        </w:rPr>
+        <w:t>、文句为最者，并说</w:t>
+      </w:r>
+      <w:r>
+        <w:rPr>
+          <w:b/>
+        </w:rPr>
+        <w:t>现在这个时代已经不可能再有前两种</w:t>
+      </w:r>
+      <w:r>
+        <w:rPr>
+          <w:b w:val="0"/>
+        </w:rPr>
+        <w:t>，想要证悟必须「很有系统地、很有次第地修行戒定慧、修行止观」。请讨论：既然我们大多是「所引导者」，那么「依师、依传承、有次第」这三件事，为什么不是束缚，而是</w:t>
+      </w:r>
+      <w:r>
+        <w:rPr>
+          <w:b/>
+        </w:rPr>
+        <w:t>保护</w:t>
+      </w:r>
+      <w:r>
+        <w:rPr>
+          <w:b w:val="0"/>
+        </w:rPr>
+        <w:t>？（并纠正一个常见错误：</w:t>
+      </w:r>
+      <w:r>
+        <w:rPr>
+          <w:b/>
+        </w:rPr>
+        <w:t>慧解脱不是「不用修定」</w:t>
+      </w:r>
+      <w:r>
+        <w:rPr>
+          <w:b w:val="0"/>
+        </w:rPr>
+        <w:t>。）</w:t>
+      </w:r>
+    </w:p>
+    <w:p>
+      <w:r>
+        <w:rPr>
+          <w:b/>
+        </w:rPr>
+        <w:t>扩展话题三：以说法利生来化导有情（材料③第5小节·背景，不照录）</w:t>
+      </w:r>
+    </w:p>
+    <w:p>
+      <w:r>
+        <w:rPr>
+          <w:b w:val="0"/>
+        </w:rPr>
+        <w:t>材料③在「以现证圣果为禅修目标」之后，紧接一节「以说法利生来化导有情」，讲南传上座部并非「自了汉」，僧俗互益、弘法利生亦是本分。若时间允许，可口头简述其精神（</w:t>
+      </w:r>
+      <w:r>
+        <w:rPr>
+          <w:b/>
+        </w:rPr>
+        <w:t>未照录原文，详见知识库原文件</w:t>
+      </w:r>
+      <w:r>
+        <w:rPr>
+          <w:b w:val="0"/>
+        </w:rPr>
+        <w:t>），并提醒：</w:t>
+      </w:r>
+      <w:r>
+        <w:rPr>
+          <w:b/>
+        </w:rPr>
+        <w:t>「正人先正己」——先把自身的戒定慧修好，才谈得上助人。</w:t>
+      </w:r>
+      <w:r>
+        <w:rPr>
+          <w:b w:val="0"/>
+        </w:rPr>
+        <w:t>（涉四分律与戒律细节，</w:t>
+      </w:r>
+      <w:r>
+        <w:rPr>
+          <w:b/>
+        </w:rPr>
+        <w:t>详见读书会04</w:t>
+      </w:r>
+      <w:r>
+        <w:rPr>
+          <w:b w:val="0"/>
+        </w:rPr>
+        <w:t>。）</w:t>
+      </w:r>
+    </w:p>
+    <w:p>
+      <w:r>
+        <w:rPr>
+          <w:b/>
+          <w:color w:val="1E4620"/>
+          <w:sz w:val="23"/>
         </w:rPr>
         <w:t>📎 本讲材料速览表（media_id 一览，便于核对）</w:t>
       </w:r>
@@ -4882,7 +4690,6 @@
       <w:tblPr>
         <w:tblStyle w:val="TableGrid"/>
         <w:tblW w:type="auto" w:w="0"/>
-        <w:jc w:val="center"/>
         <w:tblLook w:firstColumn="1" w:firstRow="1" w:lastColumn="0" w:lastRow="0" w:noHBand="0" w:noVBand="1" w:val="04A0"/>
       </w:tblPr>
       <w:tblGrid>
@@ -4895,17 +4702,20 @@
         <w:tc>
           <w:tcPr>
             <w:tcW w:type="dxa" w:w="2409"/>
-            <w:shd w:val="clear" w:color="auto" w:fill="1E5631"/>
+            <w:shd w:val="clear" w:fill="1E4620"/>
           </w:tcPr>
           <w:p>
-            <w:pPr>
-              <w:spacing w:after="20"/>
-            </w:pPr>
             <w:r>
               <w:rPr>
-                <w:b/>
                 <w:color w:val="FFFFFF"/>
-                <w:sz w:val="19"/>
+                <w:sz w:val="18"/>
+              </w:rPr>
+            </w:r>
+            <w:r>
+              <w:rPr>
+                <w:b w:val="0"/>
+                <w:color w:val="FFFFFF"/>
+                <w:sz w:val="18"/>
               </w:rPr>
               <w:t>材料</w:t>
             </w:r>
@@ -4914,17 +4724,20 @@
         <w:tc>
           <w:tcPr>
             <w:tcW w:type="dxa" w:w="2409"/>
-            <w:shd w:val="clear" w:color="auto" w:fill="1E5631"/>
+            <w:shd w:val="clear" w:fill="1E4620"/>
           </w:tcPr>
           <w:p>
-            <w:pPr>
-              <w:spacing w:after="20"/>
-            </w:pPr>
             <w:r>
               <w:rPr>
-                <w:b/>
                 <w:color w:val="FFFFFF"/>
-                <w:sz w:val="19"/>
+                <w:sz w:val="18"/>
+              </w:rPr>
+            </w:r>
+            <w:r>
+              <w:rPr>
+                <w:b w:val="0"/>
+                <w:color w:val="FFFFFF"/>
+                <w:sz w:val="18"/>
               </w:rPr>
               <w:t>类型</w:t>
             </w:r>
@@ -4933,17 +4746,20 @@
         <w:tc>
           <w:tcPr>
             <w:tcW w:type="dxa" w:w="2409"/>
-            <w:shd w:val="clear" w:color="auto" w:fill="1E5631"/>
+            <w:shd w:val="clear" w:fill="1E4620"/>
           </w:tcPr>
           <w:p>
-            <w:pPr>
-              <w:spacing w:after="20"/>
-            </w:pPr>
             <w:r>
               <w:rPr>
-                <w:b/>
                 <w:color w:val="FFFFFF"/>
-                <w:sz w:val="19"/>
+                <w:sz w:val="18"/>
+              </w:rPr>
+            </w:r>
+            <w:r>
+              <w:rPr>
+                <w:b w:val="0"/>
+                <w:color w:val="FFFFFF"/>
+                <w:sz w:val="18"/>
               </w:rPr>
               <w:t>主题定位</w:t>
             </w:r>
@@ -4952,17 +4768,20 @@
         <w:tc>
           <w:tcPr>
             <w:tcW w:type="dxa" w:w="2409"/>
-            <w:shd w:val="clear" w:color="auto" w:fill="1E5631"/>
+            <w:shd w:val="clear" w:fill="1E4620"/>
           </w:tcPr>
           <w:p>
-            <w:pPr>
-              <w:spacing w:after="20"/>
-            </w:pPr>
             <w:r>
               <w:rPr>
-                <w:b/>
                 <w:color w:val="FFFFFF"/>
-                <w:sz w:val="19"/>
+                <w:sz w:val="18"/>
+              </w:rPr>
+            </w:r>
+            <w:r>
+              <w:rPr>
+                <w:b w:val="0"/>
+                <w:color w:val="FFFFFF"/>
+                <w:sz w:val="18"/>
               </w:rPr>
               <w:t>media_id</w:t>
             </w:r>
@@ -4975,12 +4794,15 @@
             <w:tcW w:type="dxa" w:w="2409"/>
           </w:tcPr>
           <w:p>
-            <w:pPr>
-              <w:spacing w:after="20"/>
-            </w:pPr>
             <w:r>
               <w:rPr>
-                <w:sz w:val="19"/>
+                <w:sz w:val="18"/>
+              </w:rPr>
+            </w:r>
+            <w:r>
+              <w:rPr>
+                <w:b w:val="0"/>
+                <w:sz w:val="18"/>
               </w:rPr>
               <w:t>材料① 斷煩惱與證道果---玛欣德尊者</w:t>
             </w:r>
@@ -4991,12 +4813,15 @@
             <w:tcW w:type="dxa" w:w="2409"/>
           </w:tcPr>
           <w:p>
-            <w:pPr>
-              <w:spacing w:after="20"/>
-            </w:pPr>
             <w:r>
               <w:rPr>
-                <w:sz w:val="19"/>
+                <w:sz w:val="18"/>
+              </w:rPr>
+            </w:r>
+            <w:r>
+              <w:rPr>
+                <w:b w:val="0"/>
+                <w:sz w:val="18"/>
               </w:rPr>
               <w:t>txt</w:t>
             </w:r>
@@ -5007,12 +4832,15 @@
             <w:tcW w:type="dxa" w:w="2409"/>
           </w:tcPr>
           <w:p>
-            <w:pPr>
-              <w:spacing w:after="20"/>
-            </w:pPr>
             <w:r>
               <w:rPr>
-                <w:sz w:val="19"/>
+                <w:sz w:val="18"/>
+              </w:rPr>
+            </w:r>
+            <w:r>
+              <w:rPr>
+                <w:b w:val="0"/>
+                <w:sz w:val="18"/>
               </w:rPr>
               <w:t>十结总说、四道智层次、四圣者共同点（★核心）</w:t>
             </w:r>
@@ -5023,14 +4851,17 @@
             <w:tcW w:type="dxa" w:w="2409"/>
           </w:tcPr>
           <w:p>
-            <w:pPr>
-              <w:spacing w:after="20"/>
-            </w:pPr>
             <w:r>
               <w:rPr>
-                <w:sz w:val="19"/>
+                <w:sz w:val="18"/>
               </w:rPr>
-              <w:t>`txt_d0dd1c0cd17209afe241ece24bf6b7b4_af0d43c577982b8f4ba3108b07f89f4c7439961422831605`</w:t>
+            </w:r>
+            <w:r>
+              <w:rPr>
+                <w:b w:val="0"/>
+                <w:sz w:val="18"/>
+              </w:rPr>
+              <w:t>txt_d0dd1c0cd17209afe241ece24bf6b7b4_af0d43c577982b8f4ba3108b07f89f4c7439961422831605</w:t>
             </w:r>
           </w:p>
         </w:tc>
@@ -5039,15 +4870,18 @@
         <w:tc>
           <w:tcPr>
             <w:tcW w:type="dxa" w:w="2409"/>
-            <w:shd w:val="clear" w:color="auto" w:fill="F2F2F2"/>
+            <w:shd w:val="clear" w:fill="F2F5FA"/>
           </w:tcPr>
           <w:p>
-            <w:pPr>
-              <w:spacing w:after="20"/>
-            </w:pPr>
             <w:r>
               <w:rPr>
-                <w:sz w:val="19"/>
+                <w:sz w:val="18"/>
+              </w:rPr>
+            </w:r>
+            <w:r>
+              <w:rPr>
+                <w:b w:val="0"/>
+                <w:sz w:val="18"/>
               </w:rPr>
               <w:t>材料② 4 佛法问答 - 禅修 确认稿</w:t>
             </w:r>
@@ -5056,15 +4890,18 @@
         <w:tc>
           <w:tcPr>
             <w:tcW w:type="dxa" w:w="2409"/>
-            <w:shd w:val="clear" w:color="auto" w:fill="F2F2F2"/>
+            <w:shd w:val="clear" w:fill="F2F5FA"/>
           </w:tcPr>
           <w:p>
-            <w:pPr>
-              <w:spacing w:after="20"/>
-            </w:pPr>
             <w:r>
               <w:rPr>
-                <w:sz w:val="19"/>
+                <w:sz w:val="18"/>
+              </w:rPr>
+            </w:r>
+            <w:r>
+              <w:rPr>
+                <w:b w:val="0"/>
+                <w:sz w:val="18"/>
               </w:rPr>
               <w:t>pdf</w:t>
             </w:r>
@@ -5073,15 +4910,18 @@
         <w:tc>
           <w:tcPr>
             <w:tcW w:type="dxa" w:w="2409"/>
-            <w:shd w:val="clear" w:color="auto" w:fill="F2F2F2"/>
+            <w:shd w:val="clear" w:fill="F2F5FA"/>
           </w:tcPr>
           <w:p>
-            <w:pPr>
-              <w:spacing w:after="20"/>
-            </w:pPr>
             <w:r>
               <w:rPr>
-                <w:sz w:val="19"/>
+                <w:sz w:val="18"/>
+              </w:rPr>
+            </w:r>
+            <w:r>
+              <w:rPr>
+                <w:b w:val="0"/>
+                <w:sz w:val="18"/>
               </w:rPr>
               <w:t>从凡夫证初果、依师依传承、小须陀洹、慧解脱</w:t>
             </w:r>
@@ -5090,17 +4930,20 @@
         <w:tc>
           <w:tcPr>
             <w:tcW w:type="dxa" w:w="2409"/>
-            <w:shd w:val="clear" w:color="auto" w:fill="F2F2F2"/>
+            <w:shd w:val="clear" w:fill="F2F5FA"/>
           </w:tcPr>
           <w:p>
-            <w:pPr>
-              <w:spacing w:after="20"/>
-            </w:pPr>
             <w:r>
               <w:rPr>
-                <w:sz w:val="19"/>
+                <w:sz w:val="18"/>
               </w:rPr>
-              <w:t>`pdf_d0dd1c0cd17209afe241ece24bf6b7b4_4acb8f21e4878b64e2b9794510d8bf247439961422831605`</w:t>
+            </w:r>
+            <w:r>
+              <w:rPr>
+                <w:b w:val="0"/>
+                <w:sz w:val="18"/>
+              </w:rPr>
+              <w:t>pdf_d0dd1c0cd17209afe241ece24bf6b7b4_4acb8f21e4878b64e2b9794510d8bf247439961422831605</w:t>
             </w:r>
           </w:p>
         </w:tc>
@@ -5111,12 +4954,15 @@
             <w:tcW w:type="dxa" w:w="2409"/>
           </w:tcPr>
           <w:p>
-            <w:pPr>
-              <w:spacing w:after="20"/>
-            </w:pPr>
             <w:r>
               <w:rPr>
-                <w:sz w:val="19"/>
+                <w:sz w:val="18"/>
+              </w:rPr>
+            </w:r>
+            <w:r>
+              <w:rPr>
+                <w:b w:val="0"/>
+                <w:sz w:val="18"/>
               </w:rPr>
               <w:t>材料③ 上座部佛教與止觀</w:t>
             </w:r>
@@ -5127,12 +4973,15 @@
             <w:tcW w:type="dxa" w:w="2409"/>
           </w:tcPr>
           <w:p>
-            <w:pPr>
-              <w:spacing w:after="20"/>
-            </w:pPr>
             <w:r>
               <w:rPr>
-                <w:sz w:val="19"/>
+                <w:sz w:val="18"/>
+              </w:rPr>
+            </w:r>
+            <w:r>
+              <w:rPr>
+                <w:b w:val="0"/>
+                <w:sz w:val="18"/>
               </w:rPr>
               <w:t>pdf</w:t>
             </w:r>
@@ -5143,12 +4992,15 @@
             <w:tcW w:type="dxa" w:w="2409"/>
           </w:tcPr>
           <w:p>
-            <w:pPr>
-              <w:spacing w:after="20"/>
-            </w:pPr>
             <w:r>
               <w:rPr>
-                <w:sz w:val="19"/>
+                <w:sz w:val="18"/>
+              </w:rPr>
+            </w:r>
+            <w:r>
+              <w:rPr>
+                <w:b w:val="0"/>
+                <w:sz w:val="18"/>
               </w:rPr>
               <w:t>现证圣果为目标、戒定慧次第</w:t>
             </w:r>
@@ -5159,14 +5011,17 @@
             <w:tcW w:type="dxa" w:w="2409"/>
           </w:tcPr>
           <w:p>
-            <w:pPr>
-              <w:spacing w:after="20"/>
-            </w:pPr>
             <w:r>
               <w:rPr>
-                <w:sz w:val="19"/>
+                <w:sz w:val="18"/>
               </w:rPr>
-              <w:t>`pdf_d0dd1c0cd17209afe241ece24bf6b7b4_dfa4934c37d0c1e4839e94cc44d061377439961422831605`</w:t>
+            </w:r>
+            <w:r>
+              <w:rPr>
+                <w:b w:val="0"/>
+                <w:sz w:val="18"/>
+              </w:rPr>
+              <w:t>pdf_d0dd1c0cd17209afe241ece24bf6b7b4_dfa4934c37d0c1e4839e94cc44d061377439961422831605</w:t>
             </w:r>
           </w:p>
         </w:tc>
@@ -5174,122 +5029,109 @@
     </w:tbl>
     <w:p>
       <w:pPr>
-        <w:spacing w:before="40" w:after="80"/>
-        <w:ind w:left="283"/>
-        <w:shd w:val="clear" w:color="auto" w:fill="EDF6EF"/>
+        <w:ind w:left="170"/>
         <w:pBdr>
-          <w:left w:val="single" w:sz="20" w:space="6" w:color="1E5631"/>
+          <w:left w:val="single" w:sz="18" w:space="4" w:color="1E4620"/>
         </w:pBdr>
-      </w:pPr>
-      <w:r>
-        <w:rPr>
-          <w:sz w:val="20"/>
+        <w:shd w:val="clear" w:fill="F2F5FA"/>
+      </w:pPr>
+      <w:r>
+        <w:rPr>
+          <w:b w:val="0"/>
         </w:rPr>
         <w:t>打开方式：ima知识库搜索各材料标题。</w:t>
       </w:r>
     </w:p>
     <w:p>
       <w:pPr>
-        <w:spacing w:before="40" w:after="80"/>
-        <w:ind w:left="283"/>
-        <w:shd w:val="clear" w:color="auto" w:fill="EDF6EF"/>
+        <w:ind w:left="170"/>
         <w:pBdr>
-          <w:left w:val="single" w:sz="20" w:space="6" w:color="1E5631"/>
+          <w:left w:val="single" w:sz="18" w:space="4" w:color="1E4620"/>
         </w:pBdr>
+        <w:shd w:val="clear" w:fill="F2F5FA"/>
       </w:pPr>
       <w:r>
         <w:rPr>
           <w:b/>
-          <w:sz w:val="20"/>
         </w:rPr>
         <w:t>📝 本周作业引导词（照读即可）</w:t>
       </w:r>
     </w:p>
     <w:p>
       <w:pPr>
-        <w:spacing w:before="40" w:after="80"/>
-        <w:ind w:left="283"/>
-        <w:shd w:val="clear" w:color="auto" w:fill="EDF6EF"/>
+        <w:ind w:left="170"/>
         <w:pBdr>
-          <w:left w:val="single" w:sz="20" w:space="6" w:color="1E5631"/>
+          <w:left w:val="single" w:sz="18" w:space="4" w:color="1E4620"/>
         </w:pBdr>
-      </w:pPr>
-      <w:r>
-        <w:rPr>
-          <w:sz w:val="20"/>
+        <w:shd w:val="clear" w:fill="F2F5FA"/>
+      </w:pPr>
+      <w:r>
+        <w:rPr>
+          <w:b w:val="0"/>
         </w:rPr>
         <w:t>最后留一个小小的作业，不重、不评判、不算分：请你用自己的一句话，写下「烦恼 → 面对」的一次诚实观察——</w:t>
       </w:r>
       <w:r>
         <w:rPr>
           <w:b/>
-          <w:sz w:val="20"/>
         </w:rPr>
         <w:t>先认得你身上最明显的那一「结」</w:t>
       </w:r>
       <w:r>
         <w:rPr>
-          <w:sz w:val="20"/>
+          <w:b w:val="0"/>
         </w:rPr>
         <w:t>（是贪、是瞋、是慢、是疑……都好），再写下你准备用</w:t>
       </w:r>
       <w:r>
         <w:rPr>
           <w:b/>
-          <w:sz w:val="20"/>
         </w:rPr>
         <w:t>戒、定、慧的哪一层</w:t>
       </w:r>
       <w:r>
         <w:rPr>
-          <w:sz w:val="20"/>
+          <w:b w:val="0"/>
         </w:rPr>
         <w:t>去面对它。一页纸就好，下次带来；想分享就分享，不想分享就自己留着。</w:t>
       </w:r>
     </w:p>
     <w:p>
       <w:pPr>
-        <w:spacing w:before="40" w:after="80"/>
-        <w:ind w:left="283"/>
-        <w:shd w:val="clear" w:color="auto" w:fill="EDF6EF"/>
+        <w:ind w:left="170"/>
         <w:pBdr>
-          <w:left w:val="single" w:sz="20" w:space="6" w:color="1E5631"/>
+          <w:left w:val="single" w:sz="18" w:space="4" w:color="1E4620"/>
         </w:pBdr>
+        <w:shd w:val="clear" w:fill="F2F5FA"/>
       </w:pPr>
       <w:r>
         <w:rPr>
           <w:b/>
-          <w:sz w:val="20"/>
         </w:rPr>
         <w:t>🫁 应急降压操（有人情绪波动时用，约 1 分钟）</w:t>
       </w:r>
     </w:p>
     <w:p>
       <w:pPr>
-        <w:spacing w:before="40" w:after="80"/>
-        <w:ind w:left="283"/>
-        <w:shd w:val="clear" w:color="auto" w:fill="EDF6EF"/>
+        <w:ind w:left="170"/>
         <w:pBdr>
-          <w:left w:val="single" w:sz="20" w:space="6" w:color="1E5631"/>
+          <w:left w:val="single" w:sz="18" w:space="4" w:color="1E4620"/>
         </w:pBdr>
-      </w:pPr>
-      <w:r>
-        <w:rPr>
-          <w:sz w:val="20"/>
+        <w:shd w:val="clear" w:fill="F2F5FA"/>
+      </w:pPr>
+      <w:r>
+        <w:rPr>
+          <w:b w:val="0"/>
         </w:rPr>
         <w:t>「我们一起做三个深呼吸。吸气……慢慢呼出，呼气比吸气长一点。再来，吸气……呼出。第三次，吸气……呼出。好，感觉一下双脚踩在地上，肩膀松下来。谢谢你把心里的话说出来——这份勇气本身就很珍贵。我们可以继续，也可以休息一下，你随时可以说『我先静一静』。」</w:t>
       </w:r>
     </w:p>
     <w:p>
-      <w:pPr>
-        <w:spacing w:before="160" w:after="80"/>
-      </w:pPr>
-      <w:r>
-        <w:rPr>
-          <w:rFonts w:ascii="Microsoft YaHei" w:hAnsi="Microsoft YaHei" w:eastAsia="Microsoft YaHei"/>
+      <w:r>
+        <w:rPr>
           <w:b/>
-          <w:color w:val="1E5631"/>
-          <w:sz w:val="28"/>
+          <w:color w:val="1E4620"/>
+          <w:sz w:val="26"/>
         </w:rPr>
         <w:t>🔚 收尾与回向</w:t>
       </w:r>
@@ -5297,254 +5139,241 @@
     <w:p>
       <w:r>
         <w:rPr>
-          <w:sz w:val="21"/>
+          <w:b w:val="0"/>
         </w:rPr>
         <w:t>（总结引导＋下周预告＋回向词，照读即可）</w:t>
       </w:r>
     </w:p>
     <w:p>
       <w:pPr>
-        <w:spacing w:before="40" w:after="80"/>
-        <w:ind w:left="283"/>
-        <w:shd w:val="clear" w:color="auto" w:fill="EDF6EF"/>
+        <w:ind w:left="170"/>
         <w:pBdr>
-          <w:left w:val="single" w:sz="20" w:space="6" w:color="1E5631"/>
+          <w:left w:val="single" w:sz="18" w:space="4" w:color="1E4620"/>
         </w:pBdr>
-      </w:pPr>
-      <w:r>
-        <w:rPr>
-          <w:sz w:val="20"/>
+        <w:shd w:val="clear" w:fill="F2F5FA"/>
+      </w:pPr>
+      <w:r>
+        <w:rPr>
+          <w:b w:val="0"/>
         </w:rPr>
         <w:t>各位法友，今天我们一起迈出了这一系列的第一步——「四圣者层次总说」。请记住几句最朴素的话：</w:t>
       </w:r>
     </w:p>
     <w:p>
       <w:pPr>
-        <w:spacing w:before="40" w:after="80"/>
-        <w:ind w:left="283"/>
-        <w:shd w:val="clear" w:color="auto" w:fill="EDF6EF"/>
+        <w:ind w:left="170"/>
         <w:pBdr>
-          <w:left w:val="single" w:sz="20" w:space="6" w:color="1E5631"/>
+          <w:left w:val="single" w:sz="18" w:space="4" w:color="1E4620"/>
         </w:pBdr>
+        <w:shd w:val="clear" w:fill="F2F5FA"/>
       </w:pPr>
       <w:r>
         <w:rPr>
           <w:b/>
-          <w:sz w:val="20"/>
         </w:rPr>
         <w:t>第一</w:t>
       </w:r>
       <w:r>
         <w:rPr>
-          <w:sz w:val="20"/>
+          <w:b w:val="0"/>
         </w:rPr>
         <w:t>，四圣者不是四种天赋，而是同一条路上</w:t>
       </w:r>
       <w:r>
         <w:rPr>
           <w:b/>
-          <w:sz w:val="20"/>
         </w:rPr>
         <w:t>烦恼层层被断</w:t>
       </w:r>
       <w:r>
         <w:rPr>
-          <w:sz w:val="20"/>
+          <w:b w:val="0"/>
         </w:rPr>
         <w:t>的四个里程点：入流断三结，一来减弱贪瞋，不来断欲贪瞋恚，阿拉汉断尽一切。</w:t>
       </w:r>
     </w:p>
     <w:p>
       <w:pPr>
-        <w:spacing w:before="40" w:after="80"/>
-        <w:ind w:left="283"/>
-        <w:shd w:val="clear" w:color="auto" w:fill="EDF6EF"/>
+        <w:ind w:left="170"/>
         <w:pBdr>
-          <w:left w:val="single" w:sz="20" w:space="6" w:color="1E5631"/>
+          <w:left w:val="single" w:sz="18" w:space="4" w:color="1E4620"/>
         </w:pBdr>
+        <w:shd w:val="clear" w:fill="F2F5FA"/>
       </w:pPr>
       <w:r>
         <w:rPr>
           <w:b/>
-          <w:sz w:val="20"/>
         </w:rPr>
         <w:t>第二</w:t>
       </w:r>
       <w:r>
         <w:rPr>
-          <w:sz w:val="20"/>
+          <w:b w:val="0"/>
         </w:rPr>
         <w:t>，从凡夫到圣者的那一步，叫做「更改种姓心」——超越凡夫种姓，达到圣者种姓；从此方向不可逆转。</w:t>
       </w:r>
     </w:p>
     <w:p>
       <w:pPr>
-        <w:spacing w:before="40" w:after="80"/>
-        <w:ind w:left="283"/>
-        <w:shd w:val="clear" w:color="auto" w:fill="EDF6EF"/>
+        <w:ind w:left="170"/>
         <w:pBdr>
-          <w:left w:val="single" w:sz="20" w:space="6" w:color="1E5631"/>
+          <w:left w:val="single" w:sz="18" w:space="4" w:color="1E4620"/>
         </w:pBdr>
+        <w:shd w:val="clear" w:fill="F2F5FA"/>
       </w:pPr>
       <w:r>
         <w:rPr>
           <w:b/>
-          <w:sz w:val="20"/>
         </w:rPr>
         <w:t>第三</w:t>
       </w:r>
       <w:r>
         <w:rPr>
-          <w:sz w:val="20"/>
+          <w:b w:val="0"/>
         </w:rPr>
         <w:t>，四圣者共同的地方，是</w:t>
       </w:r>
       <w:r>
         <w:rPr>
           <w:b/>
-          <w:sz w:val="20"/>
         </w:rPr>
         <w:t>皆断相应之结、皆证圣果、皆趣向涅槃</w:t>
       </w:r>
       <w:r>
         <w:rPr>
-          <w:sz w:val="20"/>
+          <w:b w:val="0"/>
         </w:rPr>
         <w:t>，直到阿拉汉被称为「无学」——所应作皆已成办。</w:t>
       </w:r>
     </w:p>
     <w:p>
       <w:pPr>
-        <w:spacing w:before="40" w:after="80"/>
-        <w:ind w:left="283"/>
-        <w:shd w:val="clear" w:color="auto" w:fill="EDF6EF"/>
+        <w:ind w:left="170"/>
         <w:pBdr>
-          <w:left w:val="single" w:sz="20" w:space="6" w:color="1E5631"/>
+          <w:left w:val="single" w:sz="18" w:space="4" w:color="1E4620"/>
         </w:pBdr>
-      </w:pPr>
-      <w:r>
-        <w:rPr>
-          <w:sz w:val="20"/>
+        <w:shd w:val="clear" w:fill="F2F5FA"/>
+      </w:pPr>
+      <w:r>
+        <w:rPr>
+          <w:b w:val="0"/>
         </w:rPr>
         <w:t>下周，我们接着往前走——</w:t>
       </w:r>
       <w:r>
         <w:rPr>
           <w:b/>
-          <w:sz w:val="20"/>
         </w:rPr>
         <w:t>预流果（须陀洹）：初入圣流</w:t>
       </w:r>
       <w:r>
         <w:rPr>
-          <w:sz w:val="20"/>
+          <w:b w:val="0"/>
         </w:rPr>
         <w:t>。初果到底断了哪三结？「最多七次人天往返」是什么意思？</w:t>
       </w:r>
       <w:r>
         <w:rPr>
           <w:b/>
-          <w:sz w:val="20"/>
         </w:rPr>
         <w:t>三种预流者</w:t>
       </w:r>
       <w:r>
         <w:rPr>
-          <w:sz w:val="20"/>
+          <w:b w:val="0"/>
         </w:rPr>
         <w:t>又分别是谁？请你把今天的一个小发现带回去，也把它带回来。</w:t>
       </w:r>
     </w:p>
     <w:p>
       <w:pPr>
-        <w:spacing w:before="40" w:after="80"/>
-        <w:ind w:left="283"/>
-        <w:shd w:val="clear" w:color="auto" w:fill="EDF6EF"/>
+        <w:ind w:left="170"/>
         <w:pBdr>
-          <w:left w:val="single" w:sz="20" w:space="6" w:color="1E5631"/>
+          <w:left w:val="single" w:sz="18" w:space="4" w:color="1E4620"/>
         </w:pBdr>
-      </w:pPr>
-      <w:r>
-        <w:rPr>
-          <w:sz w:val="20"/>
+        <w:shd w:val="clear" w:fill="F2F5FA"/>
+      </w:pPr>
+      <w:r>
+        <w:rPr>
+          <w:b w:val="0"/>
         </w:rPr>
         <w:t>现在，我们一起回向：</w:t>
       </w:r>
     </w:p>
     <w:p>
       <w:pPr>
-        <w:spacing w:before="40" w:after="80"/>
-        <w:ind w:left="283"/>
-        <w:shd w:val="clear" w:color="auto" w:fill="EDF6EF"/>
+        <w:ind w:left="170"/>
         <w:pBdr>
-          <w:left w:val="single" w:sz="20" w:space="6" w:color="1E5631"/>
+          <w:left w:val="single" w:sz="18" w:space="4" w:color="1E4620"/>
         </w:pBdr>
+        <w:shd w:val="clear" w:fill="F2F5FA"/>
       </w:pPr>
       <w:r>
         <w:rPr>
           <w:b/>
-          <w:sz w:val="20"/>
         </w:rPr>
         <w:t>愿以此功德，普及于一切；</w:t>
-      </w:r>
-      <w:r>
-        <w:rPr>
-          <w:sz w:val="20"/>
-        </w:rPr>
-        <w:t xml:space="preserve"> </w:t>
-      </w:r>
-      <w:r>
-        <w:rPr>
-          <w:b/>
-          <w:sz w:val="20"/>
-        </w:rPr>
-        <w:t>我等与众生，皆共成佛道。</w:t>
-      </w:r>
-      <w:r>
-        <w:rPr>
-          <w:sz w:val="20"/>
-        </w:rPr>
-        <w:t xml:space="preserve"> </w:t>
-      </w:r>
-      <w:r>
-        <w:rPr>
-          <w:b/>
-          <w:sz w:val="20"/>
-        </w:rPr>
-        <w:t>愿一切众生，远离诸苦恼；</w:t>
-      </w:r>
-      <w:r>
-        <w:rPr>
-          <w:sz w:val="20"/>
-        </w:rPr>
-        <w:t xml:space="preserve"> </w:t>
-      </w:r>
-      <w:r>
-        <w:rPr>
-          <w:b/>
-          <w:sz w:val="20"/>
-        </w:rPr>
-        <w:t>愿正法久住，众生得安乐。</w:t>
       </w:r>
     </w:p>
     <w:p>
-      <w:r>
-        <w:rPr>
-          <w:sz w:val="21"/>
-        </w:rPr>
-        <w:t>各位法友，本周我们走进「从凡夫到圣者——道果与涅槃」的第一讲：四圣者层次总说。请带着这样一个问题来听：如果四圣者不是四种遥不可及的光环，而是同一条路上「烦恼层层被断」的四个里程点，那么这条路的起点，此刻是不是就在你的脚下？记得，圣者是路上的里程碑，不是衡量你我的尺子——不比较、不评判、不轻断他人证量，我们只是同行。</w:t>
+      <w:pPr>
+        <w:ind w:left="170"/>
+        <w:pBdr>
+          <w:left w:val="single" w:sz="18" w:space="4" w:color="1E4620"/>
+        </w:pBdr>
+        <w:shd w:val="clear" w:fill="F2F5FA"/>
+      </w:pPr>
+      <w:r>
+        <w:rPr>
+          <w:b/>
+        </w:rPr>
+        <w:t>我等与众生，皆共成佛道。</w:t>
       </w:r>
     </w:p>
     <w:p>
       <w:pPr>
-        <w:spacing w:before="160" w:after="80"/>
-      </w:pPr>
-      <w:r>
-        <w:rPr>
-          <w:rFonts w:ascii="Microsoft YaHei" w:hAnsi="Microsoft YaHei" w:eastAsia="Microsoft YaHei"/>
+        <w:ind w:left="170"/>
+        <w:pBdr>
+          <w:left w:val="single" w:sz="18" w:space="4" w:color="1E4620"/>
+        </w:pBdr>
+        <w:shd w:val="clear" w:fill="F2F5FA"/>
+      </w:pPr>
+      <w:r>
+        <w:rPr>
           <w:b/>
-          <w:color w:val="1E5631"/>
-          <w:sz w:val="28"/>
+        </w:rPr>
+        <w:t>愿一切众生，远离诸苦恼；</w:t>
+      </w:r>
+    </w:p>
+    <w:p>
+      <w:pPr>
+        <w:ind w:left="170"/>
+        <w:pBdr>
+          <w:left w:val="single" w:sz="18" w:space="4" w:color="1E4620"/>
+        </w:pBdr>
+        <w:shd w:val="clear" w:fill="F2F5FA"/>
+      </w:pPr>
+      <w:r>
+        <w:rPr>
+          <w:b/>
+        </w:rPr>
+        <w:t>愿正法久住，众生得安乐。</w:t>
+      </w:r>
+    </w:p>
+    <w:p>
+      <w:r>
+        <w:rPr>
+          <w:b w:val="0"/>
+        </w:rPr>
+        <w:t>各位法友，本周我们走进「从凡夫到圣者——道果与涅槃」的第一讲：四圣者层次总说。请带着这样一个问题来听：如果四圣者不是四种遥不可及的光环，而是同一条路上「烦恼层层被断」的四个里程点，那么这条路的起点，此刻是不是就在你的脚下？记得，圣者是路上的里程碑，不是衡量你我的尺子——不比较、不评判、不轻断他人证量，我们只是同行。</w:t>
+      </w:r>
+    </w:p>
+    <w:p>
+      <w:r>
+        <w:rPr>
+          <w:b/>
+          <w:color w:val="1E4620"/>
+          <w:sz w:val="26"/>
         </w:rPr>
         <w:t>📖 延伸阅读</w:t>
       </w:r>
@@ -5553,7 +5382,6 @@
       <w:tblPr>
         <w:tblStyle w:val="TableGrid"/>
         <w:tblW w:type="auto" w:w="0"/>
-        <w:jc w:val="center"/>
         <w:tblLook w:firstColumn="1" w:firstRow="1" w:lastColumn="0" w:lastRow="0" w:noHBand="0" w:noVBand="1" w:val="04A0"/>
       </w:tblPr>
       <w:tblGrid>
@@ -5566,17 +5394,20 @@
         <w:tc>
           <w:tcPr>
             <w:tcW w:type="dxa" w:w="2409"/>
-            <w:shd w:val="clear" w:color="auto" w:fill="1E5631"/>
+            <w:shd w:val="clear" w:fill="1E4620"/>
           </w:tcPr>
           <w:p>
-            <w:pPr>
-              <w:spacing w:after="20"/>
-            </w:pPr>
             <w:r>
               <w:rPr>
-                <w:b/>
                 <w:color w:val="FFFFFF"/>
-                <w:sz w:val="19"/>
+                <w:sz w:val="18"/>
+              </w:rPr>
+            </w:r>
+            <w:r>
+              <w:rPr>
+                <w:b w:val="0"/>
+                <w:color w:val="FFFFFF"/>
+                <w:sz w:val="18"/>
               </w:rPr>
               <w:t>材料</w:t>
             </w:r>
@@ -5585,17 +5416,20 @@
         <w:tc>
           <w:tcPr>
             <w:tcW w:type="dxa" w:w="2409"/>
-            <w:shd w:val="clear" w:color="auto" w:fill="1E5631"/>
+            <w:shd w:val="clear" w:fill="1E4620"/>
           </w:tcPr>
           <w:p>
-            <w:pPr>
-              <w:spacing w:after="20"/>
-            </w:pPr>
             <w:r>
               <w:rPr>
-                <w:b/>
                 <w:color w:val="FFFFFF"/>
-                <w:sz w:val="19"/>
+                <w:sz w:val="18"/>
+              </w:rPr>
+            </w:r>
+            <w:r>
+              <w:rPr>
+                <w:b w:val="0"/>
+                <w:color w:val="FFFFFF"/>
+                <w:sz w:val="18"/>
               </w:rPr>
               <w:t>出处</w:t>
             </w:r>
@@ -5604,17 +5438,20 @@
         <w:tc>
           <w:tcPr>
             <w:tcW w:type="dxa" w:w="2409"/>
-            <w:shd w:val="clear" w:color="auto" w:fill="1E5631"/>
+            <w:shd w:val="clear" w:fill="1E4620"/>
           </w:tcPr>
           <w:p>
-            <w:pPr>
-              <w:spacing w:after="20"/>
-            </w:pPr>
             <w:r>
               <w:rPr>
-                <w:b/>
                 <w:color w:val="FFFFFF"/>
-                <w:sz w:val="19"/>
+                <w:sz w:val="18"/>
+              </w:rPr>
+            </w:r>
+            <w:r>
+              <w:rPr>
+                <w:b w:val="0"/>
+                <w:color w:val="FFFFFF"/>
+                <w:sz w:val="18"/>
               </w:rPr>
               <w:t>media_id</w:t>
             </w:r>
@@ -5623,17 +5460,20 @@
         <w:tc>
           <w:tcPr>
             <w:tcW w:type="dxa" w:w="2409"/>
-            <w:shd w:val="clear" w:color="auto" w:fill="1E5631"/>
+            <w:shd w:val="clear" w:fill="1E4620"/>
           </w:tcPr>
           <w:p>
-            <w:pPr>
-              <w:spacing w:after="20"/>
-            </w:pPr>
             <w:r>
               <w:rPr>
-                <w:b/>
                 <w:color w:val="FFFFFF"/>
-                <w:sz w:val="19"/>
+                <w:sz w:val="18"/>
+              </w:rPr>
+            </w:r>
+            <w:r>
+              <w:rPr>
+                <w:b w:val="0"/>
+                <w:color w:val="FFFFFF"/>
+                <w:sz w:val="18"/>
               </w:rPr>
               <w:t>说明</w:t>
             </w:r>
@@ -5646,12 +5486,15 @@
             <w:tcW w:type="dxa" w:w="2409"/>
           </w:tcPr>
           <w:p>
-            <w:pPr>
-              <w:spacing w:after="20"/>
-            </w:pPr>
             <w:r>
               <w:rPr>
-                <w:sz w:val="19"/>
+                <w:sz w:val="18"/>
+              </w:rPr>
+            </w:r>
+            <w:r>
+              <w:rPr>
+                <w:b w:val="0"/>
+                <w:sz w:val="18"/>
               </w:rPr>
               <w:t>《斷煩惱與證道果》玛欣德尊者</w:t>
             </w:r>
@@ -5662,12 +5505,15 @@
             <w:tcW w:type="dxa" w:w="2409"/>
           </w:tcPr>
           <w:p>
-            <w:pPr>
-              <w:spacing w:after="20"/>
-            </w:pPr>
             <w:r>
               <w:rPr>
-                <w:sz w:val="19"/>
+                <w:sz w:val="18"/>
+              </w:rPr>
+            </w:r>
+            <w:r>
+              <w:rPr>
+                <w:b w:val="0"/>
+                <w:sz w:val="18"/>
               </w:rPr>
               <w:t>古源尊者开示及上座部佛教资料</w:t>
             </w:r>
@@ -5678,14 +5524,17 @@
             <w:tcW w:type="dxa" w:w="2409"/>
           </w:tcPr>
           <w:p>
-            <w:pPr>
-              <w:spacing w:after="20"/>
-            </w:pPr>
             <w:r>
               <w:rPr>
-                <w:sz w:val="19"/>
+                <w:sz w:val="18"/>
               </w:rPr>
-              <w:t>`txt_d0dd1c0cd17209afe241ece24bf6b7b4_af0d43c577982b8f4ba3108b07f89f4c7439961422831605`</w:t>
+            </w:r>
+            <w:r>
+              <w:rPr>
+                <w:b w:val="0"/>
+                <w:sz w:val="18"/>
+              </w:rPr>
+              <w:t>txt_d0dd1c0cd17209afe241ece24bf6b7b4_af0d43c577982b8f4ba3108b07f89f4c7439961422831605</w:t>
             </w:r>
           </w:p>
         </w:tc>
@@ -5694,12 +5543,15 @@
             <w:tcW w:type="dxa" w:w="2409"/>
           </w:tcPr>
           <w:p>
-            <w:pPr>
-              <w:spacing w:after="20"/>
-            </w:pPr>
             <w:r>
               <w:rPr>
-                <w:sz w:val="19"/>
+                <w:sz w:val="18"/>
+              </w:rPr>
+            </w:r>
+            <w:r>
+              <w:rPr>
+                <w:b w:val="0"/>
+                <w:sz w:val="18"/>
               </w:rPr>
               <w:t>本周核心；十结总说、四道智层次、四圣者共同点（与读书会20 W2/W3/W4 同文件不同章节）</w:t>
             </w:r>
@@ -5710,15 +5562,18 @@
         <w:tc>
           <w:tcPr>
             <w:tcW w:type="dxa" w:w="2409"/>
-            <w:shd w:val="clear" w:color="auto" w:fill="F2F2F2"/>
+            <w:shd w:val="clear" w:fill="F2F5FA"/>
           </w:tcPr>
           <w:p>
-            <w:pPr>
-              <w:spacing w:after="20"/>
-            </w:pPr>
             <w:r>
               <w:rPr>
-                <w:sz w:val="19"/>
+                <w:sz w:val="18"/>
+              </w:rPr>
+            </w:r>
+            <w:r>
+              <w:rPr>
+                <w:b w:val="0"/>
+                <w:sz w:val="18"/>
               </w:rPr>
               <w:t>《4 佛法问答 - 禅修 确认稿》</w:t>
             </w:r>
@@ -5727,15 +5582,18 @@
         <w:tc>
           <w:tcPr>
             <w:tcW w:type="dxa" w:w="2409"/>
-            <w:shd w:val="clear" w:color="auto" w:fill="F2F2F2"/>
+            <w:shd w:val="clear" w:fill="F2F5FA"/>
           </w:tcPr>
           <w:p>
-            <w:pPr>
-              <w:spacing w:after="20"/>
-            </w:pPr>
             <w:r>
               <w:rPr>
-                <w:sz w:val="19"/>
+                <w:sz w:val="18"/>
+              </w:rPr>
+            </w:r>
+            <w:r>
+              <w:rPr>
+                <w:b w:val="0"/>
+                <w:sz w:val="18"/>
               </w:rPr>
               <w:t>古源尊者开示及上座部佛教资料</w:t>
             </w:r>
@@ -5744,32 +5602,38 @@
         <w:tc>
           <w:tcPr>
             <w:tcW w:type="dxa" w:w="2409"/>
-            <w:shd w:val="clear" w:color="auto" w:fill="F2F2F2"/>
+            <w:shd w:val="clear" w:fill="F2F5FA"/>
           </w:tcPr>
           <w:p>
-            <w:pPr>
-              <w:spacing w:after="20"/>
-            </w:pPr>
             <w:r>
               <w:rPr>
-                <w:sz w:val="19"/>
+                <w:sz w:val="18"/>
               </w:rPr>
-              <w:t>`pdf_d0dd1c0cd17209afe241ece24bf6b7b4_4acb8f21e4878b64e2b9794510d8bf247439961422831605`</w:t>
+            </w:r>
+            <w:r>
+              <w:rPr>
+                <w:b w:val="0"/>
+                <w:sz w:val="18"/>
+              </w:rPr>
+              <w:t>pdf_d0dd1c0cd17209afe241ece24bf6b7b4_4acb8f21e4878b64e2b9794510d8bf247439961422831605</w:t>
             </w:r>
           </w:p>
         </w:tc>
         <w:tc>
           <w:tcPr>
             <w:tcW w:type="dxa" w:w="2409"/>
-            <w:shd w:val="clear" w:color="auto" w:fill="F2F2F2"/>
+            <w:shd w:val="clear" w:fill="F2F5FA"/>
           </w:tcPr>
           <w:p>
-            <w:pPr>
-              <w:spacing w:after="20"/>
-            </w:pPr>
             <w:r>
               <w:rPr>
-                <w:sz w:val="19"/>
+                <w:sz w:val="18"/>
+              </w:rPr>
+            </w:r>
+            <w:r>
+              <w:rPr>
+                <w:b w:val="0"/>
+                <w:sz w:val="18"/>
               </w:rPr>
               <w:t>从凡夫证初果、依师依传承、判断标准、小须陀洹、慧解脱</w:t>
             </w:r>
@@ -5782,12 +5646,15 @@
             <w:tcW w:type="dxa" w:w="2409"/>
           </w:tcPr>
           <w:p>
-            <w:pPr>
-              <w:spacing w:after="20"/>
-            </w:pPr>
             <w:r>
               <w:rPr>
-                <w:sz w:val="19"/>
+                <w:sz w:val="18"/>
+              </w:rPr>
+            </w:r>
+            <w:r>
+              <w:rPr>
+                <w:b w:val="0"/>
+                <w:sz w:val="18"/>
               </w:rPr>
               <w:t>《上座部佛教與止觀》</w:t>
             </w:r>
@@ -5798,12 +5665,15 @@
             <w:tcW w:type="dxa" w:w="2409"/>
           </w:tcPr>
           <w:p>
-            <w:pPr>
-              <w:spacing w:after="20"/>
-            </w:pPr>
             <w:r>
               <w:rPr>
-                <w:sz w:val="19"/>
+                <w:sz w:val="18"/>
+              </w:rPr>
+            </w:r>
+            <w:r>
+              <w:rPr>
+                <w:b w:val="0"/>
+                <w:sz w:val="18"/>
               </w:rPr>
               <w:t>古源尊者开示及上座部佛教资料</w:t>
             </w:r>
@@ -5814,14 +5684,17 @@
             <w:tcW w:type="dxa" w:w="2409"/>
           </w:tcPr>
           <w:p>
-            <w:pPr>
-              <w:spacing w:after="20"/>
-            </w:pPr>
             <w:r>
               <w:rPr>
-                <w:sz w:val="19"/>
+                <w:sz w:val="18"/>
               </w:rPr>
-              <w:t>`pdf_d0dd1c0cd17209afe241ece24bf6b7b4_dfa4934c37d0c1e4839e94cc44d061377439961422831605`</w:t>
+            </w:r>
+            <w:r>
+              <w:rPr>
+                <w:b w:val="0"/>
+                <w:sz w:val="18"/>
+              </w:rPr>
+              <w:t>pdf_d0dd1c0cd17209afe241ece24bf6b7b4_dfa4934c37d0c1e4839e94cc44d061377439961422831605</w:t>
             </w:r>
           </w:p>
         </w:tc>
@@ -5830,12 +5703,15 @@
             <w:tcW w:type="dxa" w:w="2409"/>
           </w:tcPr>
           <w:p>
-            <w:pPr>
-              <w:spacing w:after="20"/>
-            </w:pPr>
             <w:r>
               <w:rPr>
-                <w:sz w:val="19"/>
+                <w:sz w:val="18"/>
+              </w:rPr>
+            </w:r>
+            <w:r>
+              <w:rPr>
+                <w:b w:val="0"/>
+                <w:sz w:val="18"/>
               </w:rPr>
               <w:t>以现证圣果为目标、以戒定慧为禅修次第（与读书会20 W3/W4/W8 同文件不同章节）</w:t>
             </w:r>
@@ -5862,7 +5738,11 @@
       <w:pStyle w:val="Footer"/>
       <w:jc w:val="center"/>
     </w:pPr>
-    <w:fldSimple w:instr="PAGE"/>
+    <w:r>
+      <w:fldChar w:fldCharType="begin"/>
+      <w:instrText xml:space="preserve">PAGE</w:instrText>
+      <w:fldChar w:fldCharType="end"/>
+    </w:r>
   </w:p>
 </w:ftr>
 </file>
@@ -5876,10 +5756,10 @@
     </w:pPr>
     <w:r>
       <w:rPr>
-        <w:color w:val="808080"/>
+        <w:color w:val="1E4620"/>
         <w:sz w:val="16"/>
       </w:rPr>
-      <w:t>读书会20·第1周·四圣者层次总说（朗读优化版）</w:t>
+      <w:t>读书会20 · 第1周 · 朗读优化版（8周版） · 学员版</w:t>
     </w:r>
   </w:p>
 </w:hdr>
@@ -6248,11 +6128,8 @@
     <w:name w:val="Normal"/>
     <w:qFormat/>
     <w:rsid w:val="00FC693F"/>
-    <w:pPr>
-      <w:spacing w:line="324" w:lineRule="auto" w:after="60"/>
-    </w:pPr>
     <w:rPr>
-      <w:rFonts w:ascii="Microsoft YaHei" w:hAnsi="Microsoft YaHei" w:eastAsia="Microsoft YaHei"/>
+      <w:rFonts w:ascii="等线" w:hAnsi="等线" w:eastAsia="宋体"/>
       <w:sz w:val="21"/>
     </w:rPr>
   </w:style>
